--- a/Nhom5_Detai01.docx
+++ b/Nhom5_Detai01.docx
@@ -495,6 +495,7 @@
         <w:rPr>
           <w:b/>
           <w:bCs/>
+          <w:highlight w:val="yellow"/>
           <w:lang w:val="en-US"/>
         </w:rPr>
         <w:t>4.1 Tóm tắt: Tóm tắt ý tưởng nội dung báo cáo</w:t>
@@ -573,11 +574,15 @@
     <w:p>
       <w:pPr>
         <w:rPr>
-          <w:lang w:val="en-US"/>
-        </w:rPr>
-      </w:pPr>
-      <w:r>
-        <w:rPr>
+          <w:b/>
+          <w:bCs/>
+          <w:lang w:val="en-US"/>
+        </w:rPr>
+      </w:pPr>
+      <w:r>
+        <w:rPr>
+          <w:b/>
+          <w:bCs/>
           <w:lang w:val="en-US"/>
         </w:rPr>
         <w:t>4.2 Đặt vấn đề</w:t>
@@ -589,15 +594,85 @@
           <w:lang w:val="en-US"/>
         </w:rPr>
       </w:pPr>
-    </w:p>
-    <w:p>
-      <w:pPr>
-        <w:rPr>
-          <w:lang w:val="en-US"/>
-        </w:rPr>
-      </w:pPr>
-      <w:r>
-        <w:rPr>
+      <w:r>
+        <w:rPr>
+          <w:lang w:val="en-US"/>
+        </w:rPr>
+        <w:t>Trước khi tiến hành, hãy xem xét các yếu tố sau:</w:t>
+      </w:r>
+    </w:p>
+    <w:p>
+      <w:pPr>
+        <w:rPr>
+          <w:lang w:val="en-US"/>
+        </w:rPr>
+      </w:pPr>
+      <w:r>
+        <w:rPr>
+          <w:lang w:val="en-US"/>
+        </w:rPr>
+        <w:t>Mục đích: Máy chủ sẽ được sử dụng để làm gì? API, lưu trữ tệp, máy chủ trò chuyện, v.v.?</w:t>
+      </w:r>
+    </w:p>
+    <w:p>
+      <w:pPr>
+        <w:rPr>
+          <w:lang w:val="en-US"/>
+        </w:rPr>
+      </w:pPr>
+      <w:r>
+        <w:rPr>
+          <w:lang w:val="en-US"/>
+        </w:rPr>
+        <w:t>Khả năng mở rộng: Máy chủ có cần xử lý lưu lượng truy cập cao trong tương lai không?</w:t>
+      </w:r>
+    </w:p>
+    <w:p>
+      <w:pPr>
+        <w:rPr>
+          <w:lang w:val="en-US"/>
+        </w:rPr>
+      </w:pPr>
+      <w:r>
+        <w:rPr>
+          <w:lang w:val="en-US"/>
+        </w:rPr>
+        <w:t>Bảo mật: Có yêu cầu hỗ trợ HTTPS, xác thực và giới hạn tốc độ không?</w:t>
+      </w:r>
+    </w:p>
+    <w:p>
+      <w:pPr>
+        <w:rPr>
+          <w:lang w:val="en-US"/>
+        </w:rPr>
+      </w:pPr>
+      <w:r>
+        <w:rPr>
+          <w:lang w:val="en-US"/>
+        </w:rPr>
+        <w:lastRenderedPageBreak/>
+        <w:t>Hiệu suất: Máy chủ có cần cân bằng tải hoặc xử lý bất đồng bộ không?</w:t>
+      </w:r>
+    </w:p>
+    <w:p>
+      <w:pPr>
+        <w:rPr>
+          <w:lang w:val="en-US"/>
+        </w:rPr>
+      </w:pPr>
+    </w:p>
+    <w:p>
+      <w:pPr>
+        <w:rPr>
+          <w:b/>
+          <w:bCs/>
+          <w:lang w:val="en-US"/>
+        </w:rPr>
+      </w:pPr>
+      <w:r>
+        <w:rPr>
+          <w:b/>
+          <w:bCs/>
           <w:lang w:val="en-US"/>
         </w:rPr>
         <w:t>4.2.1 Tóm lược những nghiên cứu trong và ngoài nước liên quan đến đề tài.</w:t>
@@ -660,29 +735,107 @@
       </w:pPr>
       <w:r>
         <w:rPr>
+          <w:highlight w:val="yellow"/>
           <w:lang w:val="en-US"/>
         </w:rPr>
         <w:t xml:space="preserve">4.2.2 Tính </w:t>
       </w:r>
       <w:r>
         <w:rPr>
+          <w:highlight w:val="yellow"/>
           <w:lang w:val="en-US"/>
         </w:rPr>
         <w:t>c</w:t>
       </w:r>
       <w:r>
         <w:rPr>
+          <w:highlight w:val="yellow"/>
           <w:lang w:val="en-US"/>
         </w:rPr>
         <w:t>ấp thiết cần nghiên cứu của đề tải</w:t>
       </w:r>
     </w:p>
     <w:p>
-      <w:pPr>
-        <w:rPr>
-          <w:lang w:val="en-US"/>
-        </w:rPr>
-      </w:pPr>
+      <w:r>
+        <w:rPr>
+          <w:lang w:val="en-US"/>
+        </w:rPr>
+        <w:tab/>
+      </w:r>
+      <w:r>
+        <w:t>Việc triển khai một hệ thống máy chủ HTTP nhỏ là một lĩnh vực nghiên cứu cấp thiết và có ý nghĩa quan trọng vì nhiều lý do thuyết phục:</w:t>
+      </w:r>
+    </w:p>
+    <w:p>
+      <w:r>
+        <w:rPr>
+          <w:lang w:val="en-US"/>
+        </w:rPr>
+        <w:tab/>
+      </w:r>
+      <w:r>
+        <w:t>Thứ nhất, mặc dù công nghệ web đã phát triển mạnh mẽ, nhưng vẫn còn nhu cầu cấp thiết đối với các giải pháp máy chủ HTTP nhẹ, hiệu quả có thể hoạt động với tài nguyên tối thiểu. Nhiều máy chủ hiện nay được thiết kế cho các ứng dụng quy mô doanh nghiệp, tạo ra khoảng trống lớn trong các lựa chọn dành cho hệ thống nhúng, thiết bị IoT và các môi trường có tài nguyên hạn chế.</w:t>
+      </w:r>
+    </w:p>
+    <w:p>
+      <w:r>
+        <w:rPr>
+          <w:lang w:val="en-US"/>
+        </w:rPr>
+        <w:tab/>
+      </w:r>
+      <w:r>
+        <w:t>Ngoài ra, sự phát triển mạnh mẽ của điện toán biên đã làm gia tăng nhu cầu đối với các máy chủ HTTP có thể hoạt động hiệu quả tại mạng biên. Những môi trường này thường gặp phải các hạn chế về băng thông, kết nối gián đoạn và nguồn điện hạn chế, điều mà các kiến trúc máy chủ truyền thống chưa giải quyết triệt để.</w:t>
+      </w:r>
+    </w:p>
+    <w:p>
+      <w:r>
+        <w:rPr>
+          <w:lang w:val="en-US"/>
+        </w:rPr>
+        <w:tab/>
+      </w:r>
+      <w:r>
+        <w:t>Từ góc độ giáo dục, việc phát triển một máy chủ HTTP nhỏ mang lại những hiểu biết quý giá về nguyên tắc mạng, triển khai giao thức và lập trình hệ thống. Những kiến thức này ngày càng trở nên thiết yếu khi các hệ thống phân tán trở nên phổ biến trong nhiều ngành công nghiệp.</w:t>
+      </w:r>
+    </w:p>
+    <w:p>
+      <w:r>
+        <w:rPr>
+          <w:lang w:val="en-US"/>
+        </w:rPr>
+        <w:tab/>
+      </w:r>
+      <w:r>
+        <w:t>Khía cạnh bảo mật cũng nhấn mạnh mức độ cấp thiết của nghiên cứu này. Các máy chủ lớn, phức tạp thường có nhiều lỗ hổng bảo mật do bộ tính năng quá rộng. Một máy chủ HTTP tối giản có thể giúp giảm thiểu bề mặt tấn công trong khi vẫn duy trì các chức năng cốt lõi.</w:t>
+      </w:r>
+    </w:p>
+    <w:p>
+      <w:r>
+        <w:rPr>
+          <w:lang w:val="en-US"/>
+        </w:rPr>
+        <w:tab/>
+      </w:r>
+      <w:r>
+        <w:t>Cuối cùng, cộng đồng mã nguồn mở sẽ hưởng lợi đáng kể từ những đóng góp trong lĩnh vực này, vì các máy chủ đơn giản có thể trở thành nền tảng cho các ứng dụng chuyên biệt và thúc đẩy đổi mới trong những lĩnh vực mà các giải pháp hiện tại đang gặp phải những hạn chế lớn.</w:t>
+      </w:r>
+    </w:p>
+    <w:p>
+      <w:pPr>
+        <w:rPr>
+          <w:lang w:val="en-US"/>
+        </w:rPr>
+      </w:pPr>
+      <w:r>
+        <w:rPr>
+          <w:lang w:val="en-US"/>
+        </w:rPr>
+        <w:tab/>
+      </w:r>
+      <w:r>
+        <w:t>Tóm lại, việc nghiên cứu và triển khai một hệ thống máy chủ HTTP nhỏ giúp giải quyết những thiếu sót trong công nghệ hiện tại, đồng thời mang lại lợi ích đáng kể về mặt giáo dục, bảo mật và ứng dụng thực tiễn trong nhiều lĩnh vực điện toán.</w:t>
+      </w:r>
     </w:p>
     <w:p>
       <w:pPr>
@@ -712,6 +865,7 @@
       </w:pPr>
       <w:r>
         <w:rPr>
+          <w:highlight w:val="yellow"/>
           <w:lang w:val="en-US"/>
         </w:rPr>
         <w:t>4.2.4 Lý do chọn đề tài</w:t>
@@ -723,15 +877,204 @@
           <w:lang w:val="en-US"/>
         </w:rPr>
       </w:pPr>
-    </w:p>
-    <w:p>
-      <w:pPr>
-        <w:rPr>
-          <w:lang w:val="en-US"/>
-        </w:rPr>
-      </w:pPr>
-      <w:r>
-        <w:rPr>
+      <w:r>
+        <w:rPr>
+          <w:lang w:val="en-US"/>
+        </w:rPr>
+        <w:lastRenderedPageBreak/>
+        <w:tab/>
+      </w:r>
+      <w:r>
+        <w:rPr>
+          <w:lang w:val="en-US"/>
+        </w:rPr>
+        <w:t>Quyết định nghiên cứu về việc triển khai một hệ thống máy chủ HTTP nhỏ xuất phát từ nhiều yếu tố thuyết phục:</w:t>
+      </w:r>
+    </w:p>
+    <w:p>
+      <w:pPr>
+        <w:rPr>
+          <w:lang w:val="en-US"/>
+        </w:rPr>
+      </w:pPr>
+      <w:r>
+        <w:rPr>
+          <w:lang w:val="en-US"/>
+        </w:rPr>
+        <w:tab/>
+      </w:r>
+      <w:r>
+        <w:rPr>
+          <w:lang w:val="en-US"/>
+        </w:rPr>
+        <w:t>Tính ứng dụng thực tiễn: Máy chủ HTTP là nền tảng của hạ tầng web hiện đại. Việc phát triển một hệ thống như vậy mang lại trải nghiệm thực tế với các công nghệ cốt lõi của internet, giúp hiểu rõ kiến trúc hệ thống web trong thế giới thực.</w:t>
+      </w:r>
+    </w:p>
+    <w:p>
+      <w:pPr>
+        <w:rPr>
+          <w:lang w:val="en-US"/>
+        </w:rPr>
+      </w:pPr>
+      <w:r>
+        <w:rPr>
+          <w:lang w:val="en-US"/>
+        </w:rPr>
+        <w:tab/>
+      </w:r>
+      <w:r>
+        <w:rPr>
+          <w:lang w:val="en-US"/>
+        </w:rPr>
+        <w:t>Giá trị giáo dục: Chủ đề này đòi hỏi sự hiểu biết sâu sắc về giao thức HTTP, lập trình mạng, mô hình xử lý đồng thời và các nguyên tắc thiết kế hệ thống, tạo ra một trải nghiệm học tập toàn diện kết hợp giữa lý thuyết và thực hành.</w:t>
+      </w:r>
+    </w:p>
+    <w:p>
+      <w:pPr>
+        <w:rPr>
+          <w:lang w:val="en-US"/>
+        </w:rPr>
+      </w:pPr>
+      <w:r>
+        <w:rPr>
+          <w:lang w:val="en-US"/>
+        </w:rPr>
+        <w:tab/>
+      </w:r>
+      <w:r>
+        <w:rPr>
+          <w:lang w:val="en-US"/>
+        </w:rPr>
+        <w:t>Khả năng tùy chỉnh: Việc triển khai một máy chủ HTTP quy mô nhỏ cho phép linh hoạt điều chỉnh và tùy biến để đáp ứng các yêu cầu cụ thể, đặc biệt trong những môi trường có tài nguyên hạn chế mà các giải pháp hiện có khó đáp ứng.</w:t>
+      </w:r>
+    </w:p>
+    <w:p>
+      <w:pPr>
+        <w:rPr>
+          <w:lang w:val="en-US"/>
+        </w:rPr>
+      </w:pPr>
+      <w:r>
+        <w:rPr>
+          <w:lang w:val="en-US"/>
+        </w:rPr>
+        <w:tab/>
+      </w:r>
+      <w:r>
+        <w:rPr>
+          <w:lang w:val="en-US"/>
+        </w:rPr>
+        <w:t>Yêu cầu tài nguyên hợp lý: Dự án có thể được thực hiện với các tài nguyên tính toán ở mức vừa phải nhưng vẫn tạo ra kết quả có ý nghĩa và có thể mở rộng, phù hợp với bối cảnh nghiên cứu học thuật.</w:t>
+      </w:r>
+    </w:p>
+    <w:p>
+      <w:pPr>
+        <w:rPr>
+          <w:lang w:val="en-US"/>
+        </w:rPr>
+      </w:pPr>
+      <w:r>
+        <w:rPr>
+          <w:lang w:val="en-US"/>
+        </w:rPr>
+        <w:tab/>
+      </w:r>
+      <w:r>
+        <w:rPr>
+          <w:lang w:val="en-US"/>
+        </w:rPr>
+        <w:t>Học tập liên ngành: Quá trình triển khai yêu cầu kiến thức từ nhiều lĩnh vực như mạng máy tính, bảo mật, tối ưu hóa hiệu suất và thiết kế phần mềm, giúp nâng cao hiểu biết toàn diện về hệ thống máy tính.</w:t>
+      </w:r>
+    </w:p>
+    <w:p>
+      <w:pPr>
+        <w:rPr>
+          <w:lang w:val="en-US"/>
+        </w:rPr>
+      </w:pPr>
+      <w:r>
+        <w:rPr>
+          <w:lang w:val="en-US"/>
+        </w:rPr>
+        <w:tab/>
+      </w:r>
+      <w:r>
+        <w:rPr>
+          <w:lang w:val="en-US"/>
+        </w:rPr>
+        <w:t>Tiềm năng phát triển: Chủ đề này mở ra nhiều hướng nghiên cứu mở rộng trong tương lai, chẳng hạn như tối ưu hóa hiệu suất, nâng cao bảo mật hoặc hỗ trợ các công nghệ và giao thức web mới.</w:t>
+      </w:r>
+    </w:p>
+    <w:p>
+      <w:pPr>
+        <w:rPr>
+          <w:lang w:val="en-US"/>
+        </w:rPr>
+      </w:pPr>
+      <w:r>
+        <w:rPr>
+          <w:lang w:val="en-US"/>
+        </w:rPr>
+        <w:tab/>
+      </w:r>
+      <w:r>
+        <w:rPr>
+          <w:lang w:val="en-US"/>
+        </w:rPr>
+        <w:t>Tính liên quan đến ngành công nghiệp: Kỹ năng hiểu và triển khai các hệ thống web backend có giá trị cao trong ngành phần mềm, giúp nghiên cứu này có tính ứng dụng trực tiếp đối với sự phát triển nghề nghiệp.</w:t>
+      </w:r>
+    </w:p>
+    <w:p>
+      <w:pPr>
+        <w:rPr>
+          <w:lang w:val="en-US"/>
+        </w:rPr>
+      </w:pPr>
+      <w:r>
+        <w:rPr>
+          <w:lang w:val="en-US"/>
+        </w:rPr>
+        <w:tab/>
+      </w:r>
+      <w:r>
+        <w:rPr>
+          <w:lang w:val="en-US"/>
+        </w:rPr>
+        <w:t>Cải thiện kỹ năng giải quyết vấn đề: Các thách thức kỹ thuật trong việc triển khai máy chủ giúp rèn luyện tư duy phản biện và khả năng giải quyết vấn đề nâng cao, có thể áp dụng cho nhiều lĩnh vực kỹ thuật phức tạp khác.</w:t>
+      </w:r>
+    </w:p>
+    <w:p>
+      <w:pPr>
+        <w:rPr>
+          <w:lang w:val="en-US"/>
+        </w:rPr>
+      </w:pPr>
+      <w:r>
+        <w:rPr>
+          <w:lang w:val="en-US"/>
+        </w:rPr>
+        <w:tab/>
+      </w:r>
+      <w:r>
+        <w:rPr>
+          <w:lang w:val="en-US"/>
+        </w:rPr>
+        <w:t>Đóng góp cho cộng đồng mã nguồn mở: Sản phẩm của nghiên cứu có thể trở thành một giải pháp nhẹ, góp phần vào cộng đồng mã nguồn mở và phục vụ các trường hợp sử dụng cụ thể mà các giải pháp hiện tại còn quá phức tạp.</w:t>
+      </w:r>
+    </w:p>
+    <w:p>
+      <w:pPr>
+        <w:rPr>
+          <w:b/>
+          <w:bCs/>
+          <w:lang w:val="en-US"/>
+        </w:rPr>
+      </w:pPr>
+      <w:r>
+        <w:rPr>
+          <w:b/>
+          <w:bCs/>
+          <w:highlight w:val="yellow"/>
           <w:lang w:val="en-US"/>
         </w:rPr>
         <w:t>4.2.5 Mục tiêu đề tài</w:t>
@@ -740,6 +1083,271 @@
     <w:p>
       <w:pPr>
         <w:rPr>
+          <w:b/>
+          <w:bCs/>
+          <w:lang w:val="en-US"/>
+        </w:rPr>
+      </w:pPr>
+      <w:r>
+        <w:rPr>
+          <w:b/>
+          <w:bCs/>
+          <w:lang w:val="en-US"/>
+        </w:rPr>
+        <w:t>Mục tiêu chung</w:t>
+      </w:r>
+    </w:p>
+    <w:p>
+      <w:pPr>
+        <w:rPr>
+          <w:lang w:val="en-US"/>
+        </w:rPr>
+      </w:pPr>
+      <w:r>
+        <w:rPr>
+          <w:lang w:val="en-US"/>
+        </w:rPr>
+        <w:t>Thiết kế, triển khai và đánh giá một hệ thống máy chủ HTTP nhẹ, cung cấp các chức năng phục vụ web cơ bản, đồng thời duy trì yêu cầu tài nguyên tối thiểu và hiệu suất cao.</w:t>
+      </w:r>
+    </w:p>
+    <w:p>
+      <w:pPr>
+        <w:rPr>
+          <w:b/>
+          <w:bCs/>
+          <w:lang w:val="en-US"/>
+        </w:rPr>
+      </w:pPr>
+      <w:r>
+        <w:rPr>
+          <w:b/>
+          <w:bCs/>
+          <w:lang w:val="en-US"/>
+        </w:rPr>
+        <w:t>Mục tiêu cụ thể</w:t>
+      </w:r>
+    </w:p>
+    <w:p>
+      <w:pPr>
+        <w:rPr>
+          <w:lang w:val="en-US"/>
+        </w:rPr>
+      </w:pPr>
+      <w:r>
+        <w:rPr>
+          <w:b/>
+          <w:bCs/>
+          <w:lang w:val="en-US"/>
+        </w:rPr>
+        <w:t>Thiết kế kiến trúc</w:t>
+      </w:r>
+      <w:r>
+        <w:rPr>
+          <w:lang w:val="en-US"/>
+        </w:rPr>
+        <w:t>: Phát triển một kiến trúc mô-đun và có khả năng mở rộng cho máy chủ HTTP, đảm bảo sự tách biệt rõ ràng giữa các thành phần và tạo điều kiện thuận lợi cho các cải tiến trong tương lai</w:t>
+      </w:r>
+    </w:p>
+    <w:p>
+      <w:pPr>
+        <w:rPr>
+          <w:lang w:val="en-US"/>
+        </w:rPr>
+      </w:pPr>
+      <w:r>
+        <w:rPr>
+          <w:b/>
+          <w:bCs/>
+          <w:lang w:val="en-US"/>
+        </w:rPr>
+        <w:lastRenderedPageBreak/>
+        <w:t>Triển khai giao thức</w:t>
+      </w:r>
+      <w:r>
+        <w:rPr>
+          <w:lang w:val="en-US"/>
+        </w:rPr>
+        <w:t>: Hiện thực các tính năng cốt lõi của giao thức HTTP/1.1, bao gồm phân tích yêu cầu, tạo phản hồi và xử lý các phương thức tiêu chuẩn (GET, POST, PUT, DELETE) theo đúng các tiêu chuẩn RFC.</w:t>
+      </w:r>
+    </w:p>
+    <w:p>
+      <w:pPr>
+        <w:rPr>
+          <w:lang w:val="en-US"/>
+        </w:rPr>
+      </w:pPr>
+      <w:r>
+        <w:rPr>
+          <w:b/>
+          <w:bCs/>
+          <w:lang w:val="en-US"/>
+        </w:rPr>
+        <w:t>Tối ưu hóa hiệu suất</w:t>
+      </w:r>
+      <w:r>
+        <w:rPr>
+          <w:lang w:val="en-US"/>
+        </w:rPr>
+        <w:t>: Tối ưu hóa máy chủ để xử lý các kết nối đồng thời một cách hiệu quả thông qua các mô hình đa luồng hoặc kiến trúc hướng sự kiện, đồng thời giảm thiểu mức tiêu thụ bộ nhớ.</w:t>
+      </w:r>
+    </w:p>
+    <w:p>
+      <w:pPr>
+        <w:rPr>
+          <w:lang w:val="en-US"/>
+        </w:rPr>
+      </w:pPr>
+    </w:p>
+    <w:p>
+      <w:pPr>
+        <w:rPr>
+          <w:lang w:val="en-US"/>
+        </w:rPr>
+      </w:pPr>
+      <w:r>
+        <w:rPr>
+          <w:b/>
+          <w:bCs/>
+          <w:lang w:val="en-US"/>
+        </w:rPr>
+        <w:t>Tích hợp bảo mật</w:t>
+      </w:r>
+      <w:r>
+        <w:rPr>
+          <w:lang w:val="en-US"/>
+        </w:rPr>
+        <w:t>: Kết hợp các tính năng bảo mật cơ bản như kiểm tra đầu vào, làm sạch yêu cầu và bảo vệ chống lại các lỗ hổng web phổ biến.</w:t>
+      </w:r>
+    </w:p>
+    <w:p>
+      <w:pPr>
+        <w:rPr>
+          <w:lang w:val="en-US"/>
+        </w:rPr>
+      </w:pPr>
+      <w:r>
+        <w:rPr>
+          <w:b/>
+          <w:bCs/>
+          <w:lang w:val="en-US"/>
+        </w:rPr>
+        <w:t>Linh hoạt trong cấu hình</w:t>
+      </w:r>
+      <w:r>
+        <w:rPr>
+          <w:lang w:val="en-US"/>
+        </w:rPr>
+        <w:t>: Thiết kế một hệ thống cấu hình cho phép tùy chỉnh dễ dàng các tham số của máy chủ mà không cần chỉnh sửa mã nguồn.</w:t>
+      </w:r>
+    </w:p>
+    <w:p>
+      <w:pPr>
+        <w:rPr>
+          <w:lang w:val="en-US"/>
+        </w:rPr>
+      </w:pPr>
+      <w:r>
+        <w:rPr>
+          <w:b/>
+          <w:bCs/>
+          <w:lang w:val="en-US"/>
+        </w:rPr>
+        <w:t>Phục vụ nội dung tĩnh</w:t>
+      </w:r>
+      <w:r>
+        <w:rPr>
+          <w:lang w:val="en-US"/>
+        </w:rPr>
+        <w:t>: Triển khai các cơ chế hiệu quả để phục vụ nội dung tĩnh, bao gồm chiến lược bộ nhớ đệm phù hợp và xử lý loại nội dung (content type).</w:t>
+      </w:r>
+    </w:p>
+    <w:p>
+      <w:pPr>
+        <w:rPr>
+          <w:lang w:val="en-US"/>
+        </w:rPr>
+      </w:pPr>
+      <w:r>
+        <w:rPr>
+          <w:b/>
+          <w:bCs/>
+          <w:lang w:val="en-US"/>
+        </w:rPr>
+        <w:t>Đánh giá hiệu suất</w:t>
+      </w:r>
+      <w:r>
+        <w:rPr>
+          <w:lang w:val="en-US"/>
+        </w:rPr>
+        <w:t>: Tiến hành kiểm thử hiệu suất và phân tích khả năng chịu tải của máy chủ trong các điều kiện khác nhau nhằm xác định điểm nghẽn và cơ hội tối ưu hóa.</w:t>
+      </w:r>
+    </w:p>
+    <w:p>
+      <w:pPr>
+        <w:rPr>
+          <w:lang w:val="en-US"/>
+        </w:rPr>
+      </w:pPr>
+      <w:r>
+        <w:rPr>
+          <w:b/>
+          <w:bCs/>
+          <w:lang w:val="en-US"/>
+        </w:rPr>
+        <w:t>Phát triển tài liệu hướng dẫn</w:t>
+      </w:r>
+      <w:r>
+        <w:rPr>
+          <w:lang w:val="en-US"/>
+        </w:rPr>
+        <w:t>: Xây dựng tài liệu kỹ thuật chi tiết về kiến trúc, quy trình triển khai và hướng dẫn sử dụng để hỗ trợ việc tiếp cận và phát triển trong tương lai.</w:t>
+      </w:r>
+    </w:p>
+    <w:p>
+      <w:pPr>
+        <w:rPr>
+          <w:lang w:val="en-US"/>
+        </w:rPr>
+      </w:pPr>
+      <w:r>
+        <w:rPr>
+          <w:b/>
+          <w:bCs/>
+          <w:lang w:val="en-US"/>
+        </w:rPr>
+        <w:t>Trình diễn khả năng mở rộng</w:t>
+      </w:r>
+      <w:r>
+        <w:rPr>
+          <w:lang w:val="en-US"/>
+        </w:rPr>
+        <w:t>: Chứng minh tính linh hoạt của máy chủ bằng cách triển khai ít nhất một tính năng nâng cao như hỗ trợ WebSocket, xử lý CGI hoặc khả năng reverse proxy cơ bản.</w:t>
+      </w:r>
+    </w:p>
+    <w:p>
+      <w:pPr>
+        <w:rPr>
+          <w:lang w:val="en-US"/>
+        </w:rPr>
+      </w:pPr>
+    </w:p>
+    <w:p>
+      <w:pPr>
+        <w:rPr>
+          <w:lang w:val="en-US"/>
+        </w:rPr>
+      </w:pPr>
+      <w:r>
+        <w:rPr>
+          <w:highlight w:val="yellow"/>
+          <w:lang w:val="en-US"/>
+        </w:rPr>
+        <w:t>Tính khả thi của đề tài</w:t>
+      </w:r>
+    </w:p>
+    <w:p>
+      <w:pPr>
+        <w:rPr>
           <w:lang w:val="en-US"/>
         </w:rPr>
       </w:pPr>
@@ -800,6 +1408,13 @@
     <w:p>
       <w:pPr>
         <w:rPr>
+          <w:lang w:val="en-US"/>
+        </w:rPr>
+      </w:pPr>
+    </w:p>
+    <w:p>
+      <w:pPr>
+        <w:rPr>
           <w:b/>
           <w:bCs/>
           <w:lang w:val="en-US"/>
@@ -871,6 +1486,7 @@
           <w:bCs/>
           <w:lang w:val="en-US"/>
         </w:rPr>
+        <w:lastRenderedPageBreak/>
         <w:t>2. Chương 2: Phân tích yêu cầu</w:t>
       </w:r>
     </w:p>
@@ -985,160 +1601,313 @@
         <w:rPr>
           <w:lang w:val="en-US"/>
         </w:rPr>
+        <w:t>`</w:t>
+      </w:r>
+      <w:r>
+        <w:rPr>
+          <w:lang w:val="en-US"/>
+        </w:rPr>
+        <w:t>https://documentation.softwareag.com/adabas/wcp632mfr/wtc/wtc_prot.htm</w:t>
+      </w:r>
+    </w:p>
+    <w:p>
+      <w:pPr>
+        <w:rPr>
+          <w:lang w:val="en-US"/>
+        </w:rPr>
+      </w:pPr>
+    </w:p>
+    <w:p>
+      <w:pPr>
+        <w:rPr>
+          <w:lang w:val="en-US"/>
+        </w:rPr>
+      </w:pPr>
+      <w:r>
+        <w:rPr>
+          <w:lang w:val="en-US"/>
+        </w:rPr>
+        <w:t>Cơ bản về TCP/IP layer model</w:t>
+      </w:r>
+    </w:p>
+    <w:p>
+      <w:pPr>
+        <w:rPr>
+          <w:lang w:val="en-US"/>
+        </w:rPr>
+      </w:pPr>
+      <w:r>
+        <w:rPr>
+          <w:lang w:val="en-US"/>
+        </w:rPr>
+        <w:t>`</w:t>
+      </w:r>
+      <w:r>
+        <w:rPr>
+          <w:lang w:val="en-US"/>
+        </w:rPr>
+        <w:t>https://www.geeksforgeeks.org/tcp-ip-model/</w:t>
+      </w:r>
+    </w:p>
+    <w:p>
+      <w:pPr>
+        <w:rPr>
+          <w:lang w:val="en-US"/>
+        </w:rPr>
+      </w:pPr>
+      <w:r>
+        <w:rPr>
+          <w:lang w:val="en-US"/>
+        </w:rPr>
+        <w:t>Các giao thức sẽ triển khai</w:t>
+      </w:r>
+    </w:p>
+    <w:p>
+      <w:pPr>
+        <w:rPr>
+          <w:lang w:val="en-US"/>
+        </w:rPr>
+      </w:pPr>
+      <w:r>
+        <w:rPr>
+          <w:lang w:val="en-US"/>
+        </w:rPr>
+        <w:t>`</w:t>
+      </w:r>
+      <w:r>
+        <w:rPr>
+          <w:lang w:val="en-US"/>
+        </w:rPr>
+        <w:t>HTTP, TCP, TP, Ethernet</w:t>
+      </w:r>
+    </w:p>
+    <w:p>
+      <w:pPr>
+        <w:rPr>
+          <w:lang w:val="en-US"/>
+        </w:rPr>
+      </w:pPr>
+      <w:r>
+        <w:rPr>
+          <w:lang w:val="en-US"/>
+        </w:rPr>
+        <w:t>Các dịch vụ sẽ triển khai</w:t>
+      </w:r>
+    </w:p>
+    <w:p>
+      <w:pPr>
+        <w:rPr>
+          <w:lang w:val="en-US"/>
+        </w:rPr>
+      </w:pPr>
+      <w:r>
+        <w:rPr>
+          <w:lang w:val="en-US"/>
+        </w:rPr>
+        <w:t>`</w:t>
+      </w:r>
+      <w:r>
+        <w:rPr>
+          <w:lang w:val="en-US"/>
+        </w:rPr>
+        <w:t>API service</w:t>
+      </w:r>
+    </w:p>
+    <w:p>
+      <w:pPr>
+        <w:rPr>
+          <w:lang w:val="en-US"/>
+        </w:rPr>
+      </w:pPr>
+      <w:r>
+        <w:rPr>
+          <w:lang w:val="en-US"/>
+        </w:rPr>
+        <w:t>Các thư viện sử dụng trong C</w:t>
+      </w:r>
+    </w:p>
+    <w:p>
+      <w:pPr>
+        <w:rPr>
+          <w:lang w:val="en-US"/>
+        </w:rPr>
+      </w:pPr>
+      <w:r>
+        <w:rPr>
+          <w:lang w:val="en-US"/>
+        </w:rPr>
+        <w:t>(Point-to-Point protocol)</w:t>
+      </w:r>
+    </w:p>
+    <w:p>
+      <w:pPr>
+        <w:rPr>
+          <w:b/>
+          <w:bCs/>
+          <w:lang w:val="en-US"/>
+        </w:rPr>
+      </w:pPr>
+      <w:r>
+        <w:rPr>
+          <w:b/>
+          <w:bCs/>
+          <w:lang w:val="en-US"/>
+        </w:rPr>
+        <w:t>4. Chương 4: Ứng dụng</w:t>
+      </w:r>
+    </w:p>
+    <w:p>
+      <w:pPr>
+        <w:rPr>
+          <w:b/>
+          <w:bCs/>
+          <w:lang w:val="en-US"/>
+        </w:rPr>
+      </w:pPr>
+      <w:r>
+        <w:rPr>
+          <w:b/>
+          <w:bCs/>
+          <w:lang w:val="en-US"/>
+        </w:rPr>
+        <w:t>4.1. Phương pháp kiểm thử</w:t>
+      </w:r>
+    </w:p>
+    <w:p>
+      <w:pPr>
+        <w:rPr>
+          <w:lang w:val="en-US"/>
+        </w:rPr>
+      </w:pPr>
+      <w:r>
+        <w:rPr>
+          <w:lang w:val="en-US"/>
+        </w:rPr>
+        <w:tab/>
+      </w:r>
+      <w:r>
+        <w:t>Trong bài báo cáo này, chúng em sẽ tiến hành xây dựng và kiểm thử trên môi trường Docker. Đây là một giải pháp ảo hóa phù hợp bởi khả năng tối ưu hóa việc sử dụng bộ nhớ. Thay vì chạy một máy ảo hoàn chỉnh, chúng em có thể tạo nên các container chỉ chứa những tính năng cần thiết cho việc kiểm thử, giúp quản lý và sử dụng bộ nhớ hiệu quả hơn.</w:t>
+      </w:r>
+    </w:p>
+    <w:p>
+      <w:pPr>
+        <w:rPr>
+          <w:lang w:val="en-US"/>
+        </w:rPr>
+      </w:pPr>
+      <w:r>
+        <w:rPr>
+          <w:lang w:val="en-US"/>
+        </w:rPr>
+        <w:tab/>
+        <w:t xml:space="preserve">Về lý do chọn Docker thì </w:t>
+      </w:r>
+      <w:r>
+        <w:rPr>
+          <w:lang w:val="en-US"/>
+        </w:rPr>
+        <w:t>Docker có rất nhiều ưu điểm so với máy ảo truyền thống</w:t>
+      </w:r>
+      <w:r>
+        <w:rPr>
+          <w:lang w:val="en-US"/>
+        </w:rPr>
+        <w:t xml:space="preserve"> là Docker cung cấp một cách tiếp cận ảo hóa nhẹ hơn với kiến trúc container chia sẻ kernel của hệ điều hành máy chủ. Việc này tạo ra sự khác biệt về hiệu suất và tài nguyên so với máy ảo truyền thống. Một máy ảo thông thường sẽ yêu cầu (một bản sao đầy đủ của hệ điều hành, bộ nhớ riêng cho hệ điều hành, dung lượng lưu trữ lớn, thời gian khởi động dài. Trong khi đó thì Docker container lại chia sẻ kernel với hệ điều hành chủ, chỉ chứa các thư viện cần thiết, sử dụng ít bộ nhớ và cũng khởi động nhanh.</w:t>
+      </w:r>
+    </w:p>
+    <w:p>
+      <w:r>
+        <w:rPr>
+          <w:lang w:val="en-US"/>
+        </w:rPr>
         <w:lastRenderedPageBreak/>
-        <w:t>`</w:t>
-      </w:r>
-      <w:r>
-        <w:rPr>
-          <w:lang w:val="en-US"/>
-        </w:rPr>
-        <w:t>https://documentation.softwareag.com/adabas/wcp632mfr/wtc/wtc_prot.htm</w:t>
-      </w:r>
-    </w:p>
-    <w:p>
-      <w:pPr>
-        <w:rPr>
-          <w:lang w:val="en-US"/>
-        </w:rPr>
-      </w:pPr>
-    </w:p>
-    <w:p>
-      <w:pPr>
-        <w:rPr>
-          <w:lang w:val="en-US"/>
-        </w:rPr>
-      </w:pPr>
-      <w:r>
-        <w:rPr>
-          <w:lang w:val="en-US"/>
-        </w:rPr>
-        <w:t>Cơ bản về TCP/IP layer model</w:t>
-      </w:r>
-    </w:p>
-    <w:p>
-      <w:pPr>
-        <w:rPr>
-          <w:lang w:val="en-US"/>
-        </w:rPr>
-      </w:pPr>
-      <w:r>
-        <w:rPr>
-          <w:lang w:val="en-US"/>
-        </w:rPr>
-        <w:t>`</w:t>
-      </w:r>
-      <w:r>
-        <w:rPr>
-          <w:lang w:val="en-US"/>
-        </w:rPr>
-        <w:t>https://www.geeksforgeeks.org/tcp-ip-model/</w:t>
-      </w:r>
-    </w:p>
-    <w:p>
-      <w:pPr>
-        <w:rPr>
-          <w:lang w:val="en-US"/>
-        </w:rPr>
-      </w:pPr>
-      <w:r>
-        <w:rPr>
-          <w:lang w:val="en-US"/>
-        </w:rPr>
-        <w:t>Các giao thức sẽ triển khai</w:t>
-      </w:r>
-    </w:p>
-    <w:p>
-      <w:pPr>
-        <w:rPr>
-          <w:lang w:val="en-US"/>
-        </w:rPr>
-      </w:pPr>
-      <w:r>
-        <w:rPr>
-          <w:lang w:val="en-US"/>
-        </w:rPr>
-        <w:t>`</w:t>
-      </w:r>
-      <w:r>
-        <w:rPr>
-          <w:lang w:val="en-US"/>
-        </w:rPr>
-        <w:t>HTTP, TCP, TP, Ethernet</w:t>
-      </w:r>
-    </w:p>
-    <w:p>
-      <w:pPr>
-        <w:rPr>
-          <w:lang w:val="en-US"/>
-        </w:rPr>
-      </w:pPr>
-      <w:r>
-        <w:rPr>
-          <w:lang w:val="en-US"/>
-        </w:rPr>
-        <w:t>Các dịch vụ sẽ triển khai</w:t>
-      </w:r>
-    </w:p>
-    <w:p>
-      <w:pPr>
-        <w:rPr>
-          <w:lang w:val="en-US"/>
-        </w:rPr>
-      </w:pPr>
-      <w:r>
-        <w:rPr>
-          <w:lang w:val="en-US"/>
-        </w:rPr>
-        <w:t>`</w:t>
-      </w:r>
-      <w:r>
-        <w:rPr>
-          <w:lang w:val="en-US"/>
-        </w:rPr>
-        <w:t>API service</w:t>
-      </w:r>
-    </w:p>
-    <w:p>
-      <w:pPr>
-        <w:rPr>
-          <w:lang w:val="en-US"/>
-        </w:rPr>
-      </w:pPr>
-      <w:r>
-        <w:rPr>
-          <w:lang w:val="en-US"/>
-        </w:rPr>
-        <w:t>Các thư viện sử dụng trong C</w:t>
-      </w:r>
-    </w:p>
-    <w:p>
-      <w:pPr>
-        <w:rPr>
-          <w:lang w:val="en-US"/>
-        </w:rPr>
-      </w:pPr>
-      <w:r>
-        <w:rPr>
-          <w:lang w:val="en-US"/>
-        </w:rPr>
-        <w:t>(Point-to-Point protocol)</w:t>
-      </w:r>
-    </w:p>
-    <w:p>
-      <w:pPr>
-        <w:rPr>
-          <w:b/>
-          <w:bCs/>
-          <w:lang w:val="en-US"/>
-        </w:rPr>
-      </w:pPr>
-      <w:r>
-        <w:rPr>
-          <w:b/>
-          <w:bCs/>
-          <w:lang w:val="en-US"/>
-        </w:rPr>
-        <w:t>4. Chương 4: Ứng dụng</w:t>
+        <w:tab/>
+        <w:t>Vì vậy, v</w:t>
+      </w:r>
+      <w:r>
+        <w:t>iệc sử dụng Docker trong môi trường kiểm thử mang lại nhiều lợi ích thiết thực. Thay vì phải cấu hình và duy trì nhiều máy ảo phức tạp, chúng em có thể định nghĩa chính xác môi trường kiểm thử thông qua Dockerfile. Cách tiếp cận này đảm bảo:</w:t>
+      </w:r>
+    </w:p>
+    <w:p>
+      <w:pPr>
+        <w:numPr>
+          <w:ilvl w:val="0"/>
+          <w:numId w:val="7"/>
+        </w:numPr>
+      </w:pPr>
+      <w:r>
+        <w:t>Tính nhất quán: Môi trường kiểm thử luôn giống nhau, bất kể được triển khai ở đâu</w:t>
+      </w:r>
+    </w:p>
+    <w:p>
+      <w:pPr>
+        <w:numPr>
+          <w:ilvl w:val="0"/>
+          <w:numId w:val="7"/>
+        </w:numPr>
+      </w:pPr>
+      <w:r>
+        <w:t>Hiệu quả sử dụng tài nguyên: Kiểm thử nhiều phiên bản cùng lúc mà không gây quá tải hệ thống</w:t>
+      </w:r>
+    </w:p>
+    <w:p>
+      <w:pPr>
+        <w:numPr>
+          <w:ilvl w:val="0"/>
+          <w:numId w:val="7"/>
+        </w:numPr>
+      </w:pPr>
+      <w:r>
+        <w:t>Tốc độ triển khai: Tạo và hủy môi trường kiểm thử nhanh chóng, tối ưu hóa thời gian phát triển</w:t>
+      </w:r>
+    </w:p>
+    <w:p>
+      <w:pPr>
+        <w:numPr>
+          <w:ilvl w:val="0"/>
+          <w:numId w:val="7"/>
+        </w:numPr>
+      </w:pPr>
+      <w:r>
+        <w:t>Khả năng mở rộng: Dễ dàng thêm hoặc sửa đổi các thành phần khi yêu cầu kiểm thử thay đổi</w:t>
+      </w:r>
+    </w:p>
+    <w:p>
+      <w:pPr>
+        <w:rPr>
+          <w:lang w:val="en-US"/>
+        </w:rPr>
+      </w:pPr>
+      <w:r>
+        <w:rPr>
+          <w:lang w:val="en-US"/>
+        </w:rPr>
+        <w:tab/>
+      </w:r>
+      <w:r>
+        <w:rPr>
+          <w:lang w:val="en-US"/>
+        </w:rPr>
+        <w:t xml:space="preserve">Với Docker, chúng em có thể tạo ra các container nhẹ, chỉ chứa đúng những thành phần cần thiết cho trường hợp kiểm thử cụ thể. Ví dụ, một container kiểm thử API có thể chỉ cần các thư viện liên quan đến mạng và xử lý dữ liệu, trong khi một container kiểm thử giao diện người dùng có thể cần các công cụ rendering và automation khác. </w:t>
+      </w:r>
+    </w:p>
+    <w:p>
+      <w:pPr>
+        <w:rPr>
+          <w:lang w:val="en-US"/>
+        </w:rPr>
+      </w:pPr>
+      <w:r>
+        <w:rPr>
+          <w:lang w:val="en-US"/>
+        </w:rPr>
+        <w:tab/>
+      </w:r>
+      <w:r>
+        <w:rPr>
+          <w:lang w:val="en-US"/>
+        </w:rPr>
+        <w:t>Khả năng tùy chỉnh này cho phép chúng em tối ưu hóa việc sử dụng bộ nhớ trong từng trường hợp cụ thể, đồng thời duy trì tính linh hoạt cao trong chiến lược kiểm thử tổng thể. Điều này đặc biệt có giá trị trong môi trường có tài nguyên hạn chế hoặc khi cần thực hiện kiểm thử đồng thời trên nhiều cấu hình khác nhau.</w:t>
       </w:r>
     </w:p>
     <w:p>
@@ -1249,7 +2018,25 @@
         <w:rPr>
           <w:lang w:val="en-US"/>
         </w:rPr>
-        <w:t>và các khắc phục</w:t>
+        <w:t>- V</w:t>
+      </w:r>
+      <w:r>
+        <w:rPr>
+          <w:lang w:val="en-US"/>
+        </w:rPr>
+        <w:t>à các</w:t>
+      </w:r>
+      <w:r>
+        <w:rPr>
+          <w:lang w:val="en-US"/>
+        </w:rPr>
+        <w:t>h</w:t>
+      </w:r>
+      <w:r>
+        <w:rPr>
+          <w:lang w:val="en-US"/>
+        </w:rPr>
+        <w:t xml:space="preserve"> khắc phục</w:t>
       </w:r>
     </w:p>
     <w:p>
@@ -1318,7 +2105,21 @@
             <w:rStyle w:val="Hyperlink"/>
             <w:lang w:val="en-US"/>
           </w:rPr>
-          <w:t>https://doc.rust-lang.org/book/ch20-00-final-project-a-web-server.html</w:t>
+          <w:t>https://doc.rust-lang.org/book/ch20-00-final-project-a-web</w:t>
+        </w:r>
+        <w:r>
+          <w:rPr>
+            <w:rStyle w:val="Hyperlink"/>
+            <w:lang w:val="en-US"/>
+          </w:rPr>
+          <w:t>-</w:t>
+        </w:r>
+        <w:r>
+          <w:rPr>
+            <w:rStyle w:val="Hyperlink"/>
+            <w:lang w:val="en-US"/>
+          </w:rPr>
+          <w:t>server.html</w:t>
         </w:r>
       </w:hyperlink>
       <w:r>
@@ -1370,57 +2171,299 @@
         <w:rPr>
           <w:lang w:val="en-US"/>
         </w:rPr>
-        <w:t>4.1 Basic server handling one client</w:t>
-      </w:r>
-    </w:p>
-    <w:p>
-      <w:pPr>
-        <w:rPr>
-          <w:lang w:val="en-US"/>
-        </w:rPr>
-      </w:pPr>
-      <w:r>
-        <w:t>4.2 Multi-client with threading</w:t>
-      </w:r>
-    </w:p>
-    <w:p>
-      <w:pPr>
-        <w:rPr>
-          <w:lang w:val="en-US"/>
-        </w:rPr>
-      </w:pPr>
-      <w:r>
+        <w:t>4</w:t>
+      </w:r>
+      <w:r>
+        <w:rPr>
+          <w:lang w:val="en-US"/>
+        </w:rPr>
+        <w:t xml:space="preserve">.2. </w:t>
+      </w:r>
+      <w:r>
+        <w:rPr>
+          <w:lang w:val="en-US"/>
+        </w:rPr>
+        <w:t>Basic server handling one client</w:t>
+      </w:r>
+      <w:r>
+        <w:rPr>
+          <w:lang w:val="en-US"/>
+        </w:rPr>
+        <w:t xml:space="preserve"> (Single-Threaded Server)</w:t>
+      </w:r>
+    </w:p>
+    <w:p>
+      <w:pPr>
+        <w:rPr>
+          <w:lang w:val="en-US"/>
+        </w:rPr>
+      </w:pPr>
+      <w:r>
+        <w:rPr>
+          <w:lang w:val="en-US"/>
+        </w:rPr>
+        <w:tab/>
+      </w:r>
+      <w:r>
+        <w:t>Single-Threaded Web Server là một loại máy chủ web hoạt động trên một luồng (single thread) duy nhất để xử lý tất cả các yêu cầu của client. Điều này có nghĩa là</w:t>
+      </w:r>
+      <w:r>
+        <w:rPr>
+          <w:lang w:val="en-US"/>
+        </w:rPr>
+        <w:t xml:space="preserve"> m</w:t>
+      </w:r>
+      <w:r>
+        <w:t>áy chủ chỉ có một luồng xử lý</w:t>
+      </w:r>
+      <w:r>
+        <w:rPr>
+          <w:lang w:val="en-US"/>
+        </w:rPr>
+        <w:t xml:space="preserve">, khi nó </w:t>
+      </w:r>
+      <w:r>
+        <w:t>nhận yêu cầu từ client</w:t>
+      </w:r>
+      <w:r>
+        <w:rPr>
+          <w:lang w:val="en-US"/>
+        </w:rPr>
+        <w:t xml:space="preserve"> nó sẽ tiến hành</w:t>
+      </w:r>
+      <w:r>
+        <w:t xml:space="preserve"> xử lý yêu cầu đó</w:t>
+      </w:r>
+      <w:r>
+        <w:rPr>
+          <w:lang w:val="en-US"/>
+        </w:rPr>
+        <w:t xml:space="preserve"> và </w:t>
+      </w:r>
+      <w:r>
+        <w:t>gửi phản hồi rồi mới tiếp tục xử lý yêu cầu tiếp theo.</w:t>
+      </w:r>
+      <w:r>
+        <w:rPr>
+          <w:lang w:val="en-US"/>
+        </w:rPr>
+        <w:t xml:space="preserve"> Nhưng khi nếu nhận nhiều hơn 1 yêu cầu 1 lúc thì server sẽ k</w:t>
+      </w:r>
+      <w:r>
+        <w:t>hông xử lý song song nhiều request</w:t>
+      </w:r>
+      <w:r>
+        <w:rPr>
+          <w:lang w:val="en-US"/>
+        </w:rPr>
+        <w:t xml:space="preserve">, </w:t>
+      </w:r>
+      <w:r>
+        <w:t>các request phải chờ đợi theo thứ tự.</w:t>
+      </w:r>
+    </w:p>
+    <w:p>
+      <w:pPr>
+        <w:rPr>
+          <w:lang w:val="en-US"/>
+        </w:rPr>
+      </w:pPr>
+      <w:r>
+        <w:rPr>
+          <w:lang w:val="en-US"/>
+        </w:rPr>
+        <w:drawing>
+          <wp:inline distT="0" distB="0" distL="0" distR="0" wp14:anchorId="7B880C08" wp14:editId="629E0827">
+            <wp:extent cx="5943600" cy="4091940"/>
+            <wp:effectExtent l="0" t="0" r="0" b="3810"/>
+            <wp:docPr id="1" name="Picture 1"/>
+            <wp:cNvGraphicFramePr>
+              <a:graphicFrameLocks xmlns:a="http://schemas.openxmlformats.org/drawingml/2006/main" noChangeAspect="1"/>
+            </wp:cNvGraphicFramePr>
+            <a:graphic xmlns:a="http://schemas.openxmlformats.org/drawingml/2006/main">
+              <a:graphicData uri="http://schemas.openxmlformats.org/drawingml/2006/picture">
+                <pic:pic xmlns:pic="http://schemas.openxmlformats.org/drawingml/2006/picture">
+                  <pic:nvPicPr>
+                    <pic:cNvPr id="1" name=""/>
+                    <pic:cNvPicPr/>
+                  </pic:nvPicPr>
+                  <pic:blipFill>
+                    <a:blip r:embed="rId18"/>
+                    <a:stretch>
+                      <a:fillRect/>
+                    </a:stretch>
+                  </pic:blipFill>
+                  <pic:spPr>
+                    <a:xfrm>
+                      <a:off x="0" y="0"/>
+                      <a:ext cx="5943600" cy="4091940"/>
+                    </a:xfrm>
+                    <a:prstGeom prst="rect">
+                      <a:avLst/>
+                    </a:prstGeom>
+                  </pic:spPr>
+                </pic:pic>
+              </a:graphicData>
+            </a:graphic>
+          </wp:inline>
+        </w:drawing>
+      </w:r>
+    </w:p>
+    <w:p>
+      <w:pPr>
+        <w:rPr>
+          <w:lang w:val="en-US"/>
+        </w:rPr>
+      </w:pPr>
+      <w:r>
+        <w:rPr>
+          <w:lang w:val="en-US"/>
+        </w:rPr>
+        <w:tab/>
+      </w:r>
+    </w:p>
+    <w:p>
+      <w:pPr>
+        <w:rPr>
+          <w:lang w:val="en-US"/>
+        </w:rPr>
+      </w:pPr>
+      <w:r>
+        <w:t>4.</w:t>
+      </w:r>
+      <w:r>
+        <w:rPr>
+          <w:lang w:val="en-US"/>
+        </w:rPr>
+        <w:t>3.</w:t>
+      </w:r>
+      <w:r>
+        <w:t xml:space="preserve"> Multi-client with threading</w:t>
+      </w:r>
+    </w:p>
+    <w:p>
+      <w:pPr>
+        <w:rPr>
+          <w:lang w:val="en-US"/>
+        </w:rPr>
+      </w:pPr>
+      <w:r>
+        <w:t>4.</w:t>
+      </w:r>
+      <w:r>
+        <w:rPr>
+          <w:lang w:val="en-US"/>
+        </w:rPr>
+        <w:t>4.</w:t>
+      </w:r>
+      <w:r>
+        <w:t xml:space="preserve"> Handling different resources concurrently</w:t>
+      </w:r>
+    </w:p>
+    <w:p>
+      <w:pPr>
+        <w:rPr>
+          <w:lang w:val="en-US"/>
+        </w:rPr>
+      </w:pPr>
+      <w:r>
+        <w:rPr>
+          <w:lang w:val="en-US"/>
+        </w:rPr>
+        <w:t>4.</w:t>
+      </w:r>
+      <w:r>
+        <w:rPr>
+          <w:lang w:val="en-US"/>
+        </w:rPr>
+        <w:t xml:space="preserve">5. </w:t>
+      </w:r>
+      <w:r>
+        <w:rPr>
+          <w:lang w:val="en-US"/>
+        </w:rPr>
+        <w:t>Implement HTTPS server</w:t>
+      </w:r>
+    </w:p>
+    <w:p>
+      <w:pPr>
+        <w:rPr>
+          <w:lang w:val="en-US"/>
+        </w:rPr>
+      </w:pPr>
+      <w:r>
+        <w:rPr>
+          <w:lang w:val="en-US"/>
+        </w:rPr>
+        <w:t>4.</w:t>
+      </w:r>
+      <w:r>
+        <w:rPr>
+          <w:lang w:val="en-US"/>
+        </w:rPr>
+        <w:t>6.</w:t>
+      </w:r>
+      <w:r>
+        <w:rPr>
+          <w:lang w:val="en-US"/>
+        </w:rPr>
+        <w:t xml:space="preserve"> Implement Request Routing</w:t>
+      </w:r>
+    </w:p>
+    <w:p>
+      <w:pPr>
+        <w:rPr>
+          <w:lang w:val="en-US"/>
+        </w:rPr>
+      </w:pPr>
+      <w:r>
+        <w:t>4.</w:t>
+      </w:r>
+      <w:r>
+        <w:rPr>
+          <w:lang w:val="en-US"/>
+        </w:rPr>
+        <w:t>7.</w:t>
+      </w:r>
+      <w:r>
+        <w:t xml:space="preserve"> Support for Static File Serving</w:t>
+      </w:r>
+    </w:p>
+    <w:p>
+      <w:pPr>
+        <w:rPr>
+          <w:lang w:val="en-US"/>
+        </w:rPr>
+      </w:pPr>
+    </w:p>
+    <w:p>
+      <w:pPr>
+        <w:rPr>
+          <w:b/>
+          <w:bCs/>
+          <w:lang w:val="en-US"/>
+        </w:rPr>
+      </w:pPr>
+      <w:r>
+        <w:rPr>
+          <w:b/>
+          <w:bCs/>
+          <w:lang w:val="en-US"/>
+        </w:rPr>
+        <w:t>Phần 3: Phần kết luận</w:t>
+      </w:r>
+    </w:p>
+    <w:p>
+      <w:pPr>
+        <w:rPr>
+          <w:lang w:val="en-US"/>
+        </w:rPr>
+      </w:pPr>
+      <w:r>
+        <w:rPr>
+          <w:lang w:val="en-US"/>
+        </w:rPr>
         <w:lastRenderedPageBreak/>
-        <w:t>4.3 Handling different resources concurrently</w:t>
-      </w:r>
-    </w:p>
-    <w:p>
-      <w:pPr>
-        <w:rPr>
-          <w:b/>
-          <w:bCs/>
-          <w:lang w:val="en-US"/>
-        </w:rPr>
-      </w:pPr>
-      <w:r>
-        <w:rPr>
-          <w:b/>
-          <w:bCs/>
-          <w:lang w:val="en-US"/>
-        </w:rPr>
-        <w:t>Phần 3: Phần kết luận</w:t>
-      </w:r>
-    </w:p>
-    <w:p>
-      <w:pPr>
-        <w:rPr>
-          <w:lang w:val="en-US"/>
-        </w:rPr>
-      </w:pPr>
-      <w:r>
-        <w:rPr>
-          <w:lang w:val="en-US"/>
-        </w:rPr>
         <w:t>Nêu kết quả đạt được, ưu nhược điểm, hướng phát triển của đề tài.</w:t>
       </w:r>
     </w:p>
@@ -1933,6 +2976,119 @@
     </w:lvl>
   </w:abstractNum>
   <w:abstractNum w:abstractNumId="3" w15:restartNumberingAfterBreak="0">
+    <w:nsid w:val="3DFE689E"/>
+    <w:multiLevelType w:val="multilevel"/>
+    <w:tmpl w:val="9C56F862"/>
+    <w:lvl w:ilvl="0">
+      <w:start w:val="1"/>
+      <w:numFmt w:val="decimal"/>
+      <w:lvlText w:val="%1."/>
+      <w:lvlJc w:val="left"/>
+      <w:pPr>
+        <w:tabs>
+          <w:tab w:val="num" w:pos="720"/>
+        </w:tabs>
+        <w:ind w:left="720" w:hanging="360"/>
+      </w:pPr>
+    </w:lvl>
+    <w:lvl w:ilvl="1" w:tentative="1">
+      <w:start w:val="1"/>
+      <w:numFmt w:val="decimal"/>
+      <w:lvlText w:val="%2."/>
+      <w:lvlJc w:val="left"/>
+      <w:pPr>
+        <w:tabs>
+          <w:tab w:val="num" w:pos="1440"/>
+        </w:tabs>
+        <w:ind w:left="1440" w:hanging="360"/>
+      </w:pPr>
+    </w:lvl>
+    <w:lvl w:ilvl="2" w:tentative="1">
+      <w:start w:val="1"/>
+      <w:numFmt w:val="decimal"/>
+      <w:lvlText w:val="%3."/>
+      <w:lvlJc w:val="left"/>
+      <w:pPr>
+        <w:tabs>
+          <w:tab w:val="num" w:pos="2160"/>
+        </w:tabs>
+        <w:ind w:left="2160" w:hanging="360"/>
+      </w:pPr>
+    </w:lvl>
+    <w:lvl w:ilvl="3" w:tentative="1">
+      <w:start w:val="1"/>
+      <w:numFmt w:val="decimal"/>
+      <w:lvlText w:val="%4."/>
+      <w:lvlJc w:val="left"/>
+      <w:pPr>
+        <w:tabs>
+          <w:tab w:val="num" w:pos="2880"/>
+        </w:tabs>
+        <w:ind w:left="2880" w:hanging="360"/>
+      </w:pPr>
+    </w:lvl>
+    <w:lvl w:ilvl="4" w:tentative="1">
+      <w:start w:val="1"/>
+      <w:numFmt w:val="decimal"/>
+      <w:lvlText w:val="%5."/>
+      <w:lvlJc w:val="left"/>
+      <w:pPr>
+        <w:tabs>
+          <w:tab w:val="num" w:pos="3600"/>
+        </w:tabs>
+        <w:ind w:left="3600" w:hanging="360"/>
+      </w:pPr>
+    </w:lvl>
+    <w:lvl w:ilvl="5" w:tentative="1">
+      <w:start w:val="1"/>
+      <w:numFmt w:val="decimal"/>
+      <w:lvlText w:val="%6."/>
+      <w:lvlJc w:val="left"/>
+      <w:pPr>
+        <w:tabs>
+          <w:tab w:val="num" w:pos="4320"/>
+        </w:tabs>
+        <w:ind w:left="4320" w:hanging="360"/>
+      </w:pPr>
+    </w:lvl>
+    <w:lvl w:ilvl="6" w:tentative="1">
+      <w:start w:val="1"/>
+      <w:numFmt w:val="decimal"/>
+      <w:lvlText w:val="%7."/>
+      <w:lvlJc w:val="left"/>
+      <w:pPr>
+        <w:tabs>
+          <w:tab w:val="num" w:pos="5040"/>
+        </w:tabs>
+        <w:ind w:left="5040" w:hanging="360"/>
+      </w:pPr>
+    </w:lvl>
+    <w:lvl w:ilvl="7" w:tentative="1">
+      <w:start w:val="1"/>
+      <w:numFmt w:val="decimal"/>
+      <w:lvlText w:val="%8."/>
+      <w:lvlJc w:val="left"/>
+      <w:pPr>
+        <w:tabs>
+          <w:tab w:val="num" w:pos="5760"/>
+        </w:tabs>
+        <w:ind w:left="5760" w:hanging="360"/>
+      </w:pPr>
+    </w:lvl>
+    <w:lvl w:ilvl="8" w:tentative="1">
+      <w:start w:val="1"/>
+      <w:numFmt w:val="decimal"/>
+      <w:lvlText w:val="%9."/>
+      <w:lvlJc w:val="left"/>
+      <w:pPr>
+        <w:tabs>
+          <w:tab w:val="num" w:pos="6480"/>
+        </w:tabs>
+        <w:ind w:left="6480" w:hanging="360"/>
+      </w:pPr>
+    </w:lvl>
+  </w:abstractNum>
+  <w:abstractNum w:abstractNumId="4" w15:restartNumberingAfterBreak="0">
     <w:nsid w:val="55BD7A0E"/>
     <w:multiLevelType w:val="multilevel"/>
     <w:tmpl w:val="5C103B9C"/>
@@ -2045,7 +3201,7 @@
       </w:pPr>
     </w:lvl>
   </w:abstractNum>
-  <w:abstractNum w:abstractNumId="4" w15:restartNumberingAfterBreak="0">
+  <w:abstractNum w:abstractNumId="5" w15:restartNumberingAfterBreak="0">
     <w:nsid w:val="6794636B"/>
     <w:multiLevelType w:val="hybridMultilevel"/>
     <w:tmpl w:val="4776F2DE"/>
@@ -2135,7 +3291,7 @@
       </w:pPr>
     </w:lvl>
   </w:abstractNum>
-  <w:abstractNum w:abstractNumId="5" w15:restartNumberingAfterBreak="0">
+  <w:abstractNum w:abstractNumId="6" w15:restartNumberingAfterBreak="0">
     <w:nsid w:val="7EE74103"/>
     <w:multiLevelType w:val="multilevel"/>
     <w:tmpl w:val="8D70A884"/>
@@ -2249,22 +3405,25 @@
     </w:lvl>
   </w:abstractNum>
   <w:num w:numId="1" w16cid:durableId="1048263901">
-    <w:abstractNumId w:val="5"/>
+    <w:abstractNumId w:val="6"/>
   </w:num>
   <w:num w:numId="2" w16cid:durableId="433748108">
     <w:abstractNumId w:val="2"/>
   </w:num>
   <w:num w:numId="3" w16cid:durableId="682515628">
-    <w:abstractNumId w:val="3"/>
+    <w:abstractNumId w:val="4"/>
   </w:num>
   <w:num w:numId="4" w16cid:durableId="1127234672">
     <w:abstractNumId w:val="0"/>
   </w:num>
   <w:num w:numId="5" w16cid:durableId="1086419286">
-    <w:abstractNumId w:val="4"/>
+    <w:abstractNumId w:val="5"/>
   </w:num>
   <w:num w:numId="6" w16cid:durableId="203058906">
     <w:abstractNumId w:val="1"/>
+  </w:num>
+  <w:num w:numId="7" w16cid:durableId="777869988">
+    <w:abstractNumId w:val="3"/>
   </w:num>
 </w:numbering>
 </file>
@@ -2871,7 +4030,6 @@
   <w:style w:type="character" w:default="1" w:styleId="DefaultParagraphFont">
     <w:name w:val="Default Paragraph Font"/>
     <w:uiPriority w:val="1"/>
-    <w:semiHidden/>
     <w:unhideWhenUsed/>
   </w:style>
   <w:style w:type="table" w:default="1" w:styleId="TableNormal">
@@ -3208,6 +4366,31 @@
       <w:shd w:val="clear" w:color="auto" w:fill="E1DFDD"/>
     </w:rPr>
   </w:style>
+  <w:style w:type="character" w:styleId="FollowedHyperlink">
+    <w:name w:val="FollowedHyperlink"/>
+    <w:basedOn w:val="DefaultParagraphFont"/>
+    <w:uiPriority w:val="99"/>
+    <w:semiHidden/>
+    <w:unhideWhenUsed/>
+    <w:rsid w:val="00096BB5"/>
+    <w:rPr>
+      <w:color w:val="96607D" w:themeColor="followedHyperlink"/>
+      <w:u w:val="single"/>
+    </w:rPr>
+  </w:style>
+  <w:style w:type="paragraph" w:styleId="NormalWeb">
+    <w:name w:val="Normal (Web)"/>
+    <w:basedOn w:val="Normal"/>
+    <w:uiPriority w:val="99"/>
+    <w:semiHidden/>
+    <w:unhideWhenUsed/>
+    <w:rsid w:val="00907D5B"/>
+    <w:rPr>
+      <w:rFonts w:ascii="Times New Roman" w:hAnsi="Times New Roman" w:cs="Angsana New"/>
+      <w:sz w:val="24"/>
+      <w:szCs w:val="30"/>
+    </w:rPr>
+  </w:style>
 </w:styles>
 </file>
 

--- a/Nhom5_Detai01.docx
+++ b/Nhom5_Detai01.docx
@@ -1768,6 +1768,7 @@
         <w:rPr>
           <w:b/>
           <w:bCs/>
+          <w:highlight w:val="yellow"/>
           <w:lang w:val="en-US"/>
         </w:rPr>
         <w:t>4.1. Phương pháp kiểm thử</w:t>
@@ -1812,7 +1813,61 @@
         <w:rPr>
           <w:lang w:val="en-US"/>
         </w:rPr>
-        <w:t xml:space="preserve"> là Docker cung cấp một cách tiếp cận ảo hóa nhẹ hơn với kiến trúc container chia sẻ kernel của hệ điều hành máy chủ. Việc này tạo ra sự khác biệt về hiệu suất và tài nguyên so với máy ảo truyền thống. Một máy ảo thông thường sẽ yêu cầu (một bản sao đầy đủ của hệ điều hành, bộ nhớ riêng cho hệ điều hành, dung lượng lưu trữ lớn, thời gian khởi động dài. Trong khi đó thì Docker container lại chia sẻ kernel với hệ điều hành chủ, chỉ chứa các thư viện cần thiết, sử dụng ít bộ nhớ và cũng khởi động nhanh.</w:t>
+        <w:t xml:space="preserve"> là Docker cung cấp một cách tiếp cận ảo hóa nhẹ hơn với kiến trúc container chia sẻ kernel của hệ điều hành máy chủ. Việc này tạo ra sự khác biệt về hiệu suất và tài nguyên so với máy ảo truyền thống. Một máy ảo thông thường sẽ yêu cầu (một bản sao đầy đủ của hệ điều hành, bộ nhớ riêng cho hệ điều hành, dung lượng lưu trữ lớn</w:t>
+      </w:r>
+      <w:r>
+        <w:rPr>
+          <w:lang w:val="en-US"/>
+        </w:rPr>
+        <w:t xml:space="preserve"> và</w:t>
+      </w:r>
+      <w:r>
+        <w:rPr>
+          <w:lang w:val="en-US"/>
+        </w:rPr>
+        <w:t xml:space="preserve"> thời gian khởi động</w:t>
+      </w:r>
+      <w:r>
+        <w:rPr>
+          <w:lang w:val="en-US"/>
+        </w:rPr>
+        <w:t xml:space="preserve"> khá</w:t>
+      </w:r>
+      <w:r>
+        <w:rPr>
+          <w:lang w:val="en-US"/>
+        </w:rPr>
+        <w:t xml:space="preserve"> dài</w:t>
+      </w:r>
+      <w:r>
+        <w:rPr>
+          <w:lang w:val="en-US"/>
+        </w:rPr>
+        <w:t xml:space="preserve"> - minutes</w:t>
+      </w:r>
+      <w:r>
+        <w:rPr>
+          <w:lang w:val="en-US"/>
+        </w:rPr>
+        <w:t>)</w:t>
+      </w:r>
+      <w:r>
+        <w:rPr>
+          <w:lang w:val="en-US"/>
+        </w:rPr>
+        <w:t>. Trong khi đó thì Docker container lại chia sẻ kernel với hệ điều hành chủ, chỉ chứa các thư viện cần thiết, sử dụng ít bộ nhớ và cũng khởi động nhanh</w:t>
+      </w:r>
+      <w:r>
+        <w:rPr>
+          <w:lang w:val="en-US"/>
+        </w:rPr>
+        <w:t xml:space="preserve"> hơn - seconds</w:t>
+      </w:r>
+      <w:r>
+        <w:rPr>
+          <w:lang w:val="en-US"/>
+        </w:rPr>
+        <w:t>.</w:t>
       </w:r>
     </w:p>
     <w:p>
@@ -1992,7 +2047,19 @@
         <w:rPr>
           <w:lang w:val="en-US"/>
         </w:rPr>
-        <w:t>- Sơ đồ khối ứng dụng: vẽ sơ đồ khới và trình bày nguyên tắc làm việc của hệ thống</w:t>
+        <w:t xml:space="preserve">- Sơ đồ khối ứng dụng: vẽ sơ đồ </w:t>
+      </w:r>
+      <w:r>
+        <w:rPr>
+          <w:lang w:val="en-US"/>
+        </w:rPr>
+        <w:t>khối</w:t>
+      </w:r>
+      <w:r>
+        <w:rPr>
+          <w:lang w:val="en-US"/>
+        </w:rPr>
+        <w:t xml:space="preserve"> và trình bày nguyên tắc làm việc của hệ thống</w:t>
       </w:r>
     </w:p>
     <w:p>
@@ -2105,21 +2172,7 @@
             <w:rStyle w:val="Hyperlink"/>
             <w:lang w:val="en-US"/>
           </w:rPr>
-          <w:t>https://doc.rust-lang.org/book/ch20-00-final-project-a-web</w:t>
-        </w:r>
-        <w:r>
-          <w:rPr>
-            <w:rStyle w:val="Hyperlink"/>
-            <w:lang w:val="en-US"/>
-          </w:rPr>
-          <w:t>-</w:t>
-        </w:r>
-        <w:r>
-          <w:rPr>
-            <w:rStyle w:val="Hyperlink"/>
-            <w:lang w:val="en-US"/>
-          </w:rPr>
-          <w:t>server.html</w:t>
+          <w:t>https://doc.rust-lang.org/book/ch20-00-final-project-a-web-server.html</w:t>
         </w:r>
       </w:hyperlink>
       <w:r>
@@ -2148,6 +2201,7 @@
     <w:p>
       <w:pPr>
         <w:rPr>
+          <w:rStyle w:val="Hyperlink"/>
           <w:lang w:val="en-US"/>
         </w:rPr>
       </w:pPr>
@@ -2167,26 +2221,59 @@
           <w:lang w:val="en-US"/>
         </w:rPr>
       </w:pPr>
-      <w:r>
-        <w:rPr>
+      <w:hyperlink r:id="rId18" w:history="1">
+        <w:r>
+          <w:rPr>
+            <w:rStyle w:val="Hyperlink"/>
+            <w:lang w:val="en-US"/>
+          </w:rPr>
+          <w:t>https://www.reddit.com/r/C_Programming/comments/kbfa6t/building_a_http_server_in_c/</w:t>
+        </w:r>
+      </w:hyperlink>
+    </w:p>
+    <w:p>
+      <w:pPr>
+        <w:rPr>
+          <w:lang w:val="en-US"/>
+        </w:rPr>
+      </w:pPr>
+    </w:p>
+    <w:p>
+      <w:pPr>
+        <w:rPr>
+          <w:b/>
+          <w:bCs/>
+          <w:lang w:val="en-US"/>
+        </w:rPr>
+      </w:pPr>
+      <w:r>
+        <w:rPr>
+          <w:b/>
+          <w:bCs/>
           <w:lang w:val="en-US"/>
         </w:rPr>
         <w:t>4</w:t>
       </w:r>
       <w:r>
         <w:rPr>
+          <w:b/>
+          <w:bCs/>
           <w:lang w:val="en-US"/>
         </w:rPr>
         <w:t xml:space="preserve">.2. </w:t>
       </w:r>
       <w:r>
         <w:rPr>
+          <w:b/>
+          <w:bCs/>
           <w:lang w:val="en-US"/>
         </w:rPr>
         <w:t>Basic server handling one client</w:t>
       </w:r>
       <w:r>
         <w:rPr>
+          <w:b/>
+          <w:bCs/>
           <w:lang w:val="en-US"/>
         </w:rPr>
         <w:t xml:space="preserve"> (Single-Threaded Server)</w:t>
@@ -2195,6 +2282,23 @@
     <w:p>
       <w:pPr>
         <w:rPr>
+          <w:b/>
+          <w:bCs/>
+          <w:lang w:val="en-US"/>
+        </w:rPr>
+      </w:pPr>
+      <w:r>
+        <w:rPr>
+          <w:b/>
+          <w:bCs/>
+          <w:lang w:val="en-US"/>
+        </w:rPr>
+        <w:t>4.2.1. Mô tả ứng dụng</w:t>
+      </w:r>
+    </w:p>
+    <w:p>
+      <w:pPr>
+        <w:rPr>
           <w:lang w:val="en-US"/>
         </w:rPr>
       </w:pPr>
@@ -2270,6 +2374,7 @@
       </w:pPr>
       <w:r>
         <w:rPr>
+          <w:noProof/>
           <w:lang w:val="en-US"/>
         </w:rPr>
         <w:drawing>
@@ -2288,7 +2393,7 @@
                     <pic:cNvPicPr/>
                   </pic:nvPicPr>
                   <pic:blipFill>
-                    <a:blip r:embed="rId18"/>
+                    <a:blip r:embed="rId19"/>
                     <a:stretch>
                       <a:fillRect/>
                     </a:stretch>
@@ -2319,6 +2424,939 @@
         <w:rPr>
           <w:lang w:val="en-US"/>
         </w:rPr>
+        <w:t>4.2.2 . Các modules</w:t>
+      </w:r>
+    </w:p>
+    <w:p>
+      <w:pPr>
+        <w:rPr>
+          <w:lang w:val="en-US"/>
+        </w:rPr>
+      </w:pPr>
+      <w:r>
+        <w:rPr>
+          <w:lang w:val="en-US"/>
+        </w:rPr>
+        <w:t>Client:</w:t>
+      </w:r>
+    </w:p>
+    <w:p>
+      <w:pPr>
+        <w:rPr>
+          <w:lang w:val="en-US"/>
+        </w:rPr>
+      </w:pPr>
+      <w:r>
+        <w:rPr>
+          <w:lang w:val="en-US"/>
+        </w:rPr>
+        <w:t>client.h</w:t>
+      </w:r>
+    </w:p>
+    <w:p>
+      <w:pPr>
+        <w:rPr>
+          <w:lang w:val="en-US"/>
+        </w:rPr>
+      </w:pPr>
+    </w:p>
+    <w:p>
+      <w:pPr>
+        <w:rPr>
+          <w:lang w:val="en-US"/>
+        </w:rPr>
+      </w:pPr>
+    </w:p>
+    <w:p>
+      <w:pPr>
+        <w:rPr>
+          <w:lang w:val="en-US"/>
+        </w:rPr>
+      </w:pPr>
+      <w:r>
+        <w:rPr>
+          <w:lang w:val="en-US"/>
+        </w:rPr>
+        <w:lastRenderedPageBreak/>
+        <w:t>Server:</w:t>
+      </w:r>
+    </w:p>
+    <w:p>
+      <w:pPr>
+        <w:rPr>
+          <w:lang w:val="en-US"/>
+        </w:rPr>
+      </w:pPr>
+      <w:r>
+        <w:rPr>
+          <w:lang w:val="en-US"/>
+        </w:rPr>
+        <w:t>4.2.3. Các bước xây dựng ứng dụng</w:t>
+      </w:r>
+    </w:p>
+    <w:p>
+      <w:pPr>
+        <w:rPr>
+          <w:lang w:val="en-US"/>
+        </w:rPr>
+      </w:pPr>
+      <w:r>
+        <w:rPr>
+          <w:lang w:val="en-US"/>
+        </w:rPr>
+        <w:t>Cài đặt gcc, cài make, cài net-tools</w:t>
+      </w:r>
+    </w:p>
+    <w:p>
+      <w:pPr>
+        <w:rPr>
+          <w:lang w:val="en-US"/>
+        </w:rPr>
+      </w:pPr>
+      <w:r>
+        <w:rPr>
+          <w:lang w:val="en-US"/>
+        </w:rPr>
+        <w:drawing>
+          <wp:inline distT="0" distB="0" distL="0" distR="0" wp14:anchorId="240986C7" wp14:editId="12FC454F">
+            <wp:extent cx="5943600" cy="918210"/>
+            <wp:effectExtent l="0" t="0" r="0" b="0"/>
+            <wp:docPr id="2" name="Picture 2"/>
+            <wp:cNvGraphicFramePr>
+              <a:graphicFrameLocks xmlns:a="http://schemas.openxmlformats.org/drawingml/2006/main" noChangeAspect="1"/>
+            </wp:cNvGraphicFramePr>
+            <a:graphic xmlns:a="http://schemas.openxmlformats.org/drawingml/2006/main">
+              <a:graphicData uri="http://schemas.openxmlformats.org/drawingml/2006/picture">
+                <pic:pic xmlns:pic="http://schemas.openxmlformats.org/drawingml/2006/picture">
+                  <pic:nvPicPr>
+                    <pic:cNvPr id="1" name=""/>
+                    <pic:cNvPicPr/>
+                  </pic:nvPicPr>
+                  <pic:blipFill>
+                    <a:blip r:embed="rId20"/>
+                    <a:stretch>
+                      <a:fillRect/>
+                    </a:stretch>
+                  </pic:blipFill>
+                  <pic:spPr>
+                    <a:xfrm>
+                      <a:off x="0" y="0"/>
+                      <a:ext cx="5943600" cy="918210"/>
+                    </a:xfrm>
+                    <a:prstGeom prst="rect">
+                      <a:avLst/>
+                    </a:prstGeom>
+                  </pic:spPr>
+                </pic:pic>
+              </a:graphicData>
+            </a:graphic>
+          </wp:inline>
+        </w:drawing>
+      </w:r>
+    </w:p>
+    <w:p>
+      <w:pPr>
+        <w:rPr>
+          <w:lang w:val="en-US"/>
+        </w:rPr>
+      </w:pPr>
+    </w:p>
+    <w:p>
+      <w:pPr>
+        <w:rPr>
+          <w:lang w:val="en-US"/>
+        </w:rPr>
+      </w:pPr>
+      <w:r>
+        <w:rPr>
+          <w:lang w:val="en-US"/>
+        </w:rPr>
+        <w:t>Biên dịch:</w:t>
+      </w:r>
+    </w:p>
+    <w:p>
+      <w:pPr>
+        <w:rPr>
+          <w:lang w:val="en-US"/>
+        </w:rPr>
+      </w:pPr>
+      <w:r>
+        <w:rPr>
+          <w:lang w:val="en-US"/>
+        </w:rPr>
+        <w:drawing>
+          <wp:inline distT="0" distB="0" distL="0" distR="0" wp14:anchorId="0A7D0063" wp14:editId="3908A899">
+            <wp:extent cx="5943600" cy="997585"/>
+            <wp:effectExtent l="0" t="0" r="0" b="0"/>
+            <wp:docPr id="4" name="Picture 4"/>
+            <wp:cNvGraphicFramePr>
+              <a:graphicFrameLocks xmlns:a="http://schemas.openxmlformats.org/drawingml/2006/main" noChangeAspect="1"/>
+            </wp:cNvGraphicFramePr>
+            <a:graphic xmlns:a="http://schemas.openxmlformats.org/drawingml/2006/main">
+              <a:graphicData uri="http://schemas.openxmlformats.org/drawingml/2006/picture">
+                <pic:pic xmlns:pic="http://schemas.openxmlformats.org/drawingml/2006/picture">
+                  <pic:nvPicPr>
+                    <pic:cNvPr id="1" name=""/>
+                    <pic:cNvPicPr/>
+                  </pic:nvPicPr>
+                  <pic:blipFill>
+                    <a:blip r:embed="rId21"/>
+                    <a:stretch>
+                      <a:fillRect/>
+                    </a:stretch>
+                  </pic:blipFill>
+                  <pic:spPr>
+                    <a:xfrm>
+                      <a:off x="0" y="0"/>
+                      <a:ext cx="5943600" cy="997585"/>
+                    </a:xfrm>
+                    <a:prstGeom prst="rect">
+                      <a:avLst/>
+                    </a:prstGeom>
+                  </pic:spPr>
+                </pic:pic>
+              </a:graphicData>
+            </a:graphic>
+          </wp:inline>
+        </w:drawing>
+      </w:r>
+    </w:p>
+    <w:p>
+      <w:pPr>
+        <w:rPr>
+          <w:lang w:val="en-US"/>
+        </w:rPr>
+      </w:pPr>
+      <w:r>
+        <w:rPr>
+          <w:lang w:val="en-US"/>
+        </w:rPr>
+        <w:t>Build docker file</w:t>
+      </w:r>
+    </w:p>
+    <w:p>
+      <w:pPr>
+        <w:rPr>
+          <w:lang w:val="en-US"/>
+        </w:rPr>
+      </w:pPr>
+      <w:r>
+        <w:rPr>
+          <w:lang w:val="en-US"/>
+        </w:rPr>
+        <w:drawing>
+          <wp:inline distT="0" distB="0" distL="0" distR="0" wp14:anchorId="2A09F297" wp14:editId="473F95B2">
+            <wp:extent cx="5943600" cy="1245235"/>
+            <wp:effectExtent l="0" t="0" r="0" b="0"/>
+            <wp:docPr id="3" name="Picture 3"/>
+            <wp:cNvGraphicFramePr>
+              <a:graphicFrameLocks xmlns:a="http://schemas.openxmlformats.org/drawingml/2006/main" noChangeAspect="1"/>
+            </wp:cNvGraphicFramePr>
+            <a:graphic xmlns:a="http://schemas.openxmlformats.org/drawingml/2006/main">
+              <a:graphicData uri="http://schemas.openxmlformats.org/drawingml/2006/picture">
+                <pic:pic xmlns:pic="http://schemas.openxmlformats.org/drawingml/2006/picture">
+                  <pic:nvPicPr>
+                    <pic:cNvPr id="1" name=""/>
+                    <pic:cNvPicPr/>
+                  </pic:nvPicPr>
+                  <pic:blipFill>
+                    <a:blip r:embed="rId22"/>
+                    <a:stretch>
+                      <a:fillRect/>
+                    </a:stretch>
+                  </pic:blipFill>
+                  <pic:spPr>
+                    <a:xfrm>
+                      <a:off x="0" y="0"/>
+                      <a:ext cx="5943600" cy="1245235"/>
+                    </a:xfrm>
+                    <a:prstGeom prst="rect">
+                      <a:avLst/>
+                    </a:prstGeom>
+                  </pic:spPr>
+                </pic:pic>
+              </a:graphicData>
+            </a:graphic>
+          </wp:inline>
+        </w:drawing>
+      </w:r>
+    </w:p>
+    <w:p>
+      <w:pPr>
+        <w:rPr>
+          <w:lang w:val="en-US"/>
+        </w:rPr>
+      </w:pPr>
+      <w:r>
+        <w:rPr>
+          <w:lang w:val="en-US"/>
+        </w:rPr>
+        <w:t>Sau do khởi động cointainer client</w:t>
+      </w:r>
+    </w:p>
+    <w:p>
+      <w:pPr>
+        <w:rPr>
+          <w:lang w:val="en-US"/>
+        </w:rPr>
+      </w:pPr>
+      <w:r>
+        <w:rPr>
+          <w:lang w:val="en-US"/>
+        </w:rPr>
+        <w:drawing>
+          <wp:inline distT="0" distB="0" distL="0" distR="0" wp14:anchorId="13480D55" wp14:editId="39ED65AE">
+            <wp:extent cx="5943600" cy="1443355"/>
+            <wp:effectExtent l="0" t="0" r="0" b="4445"/>
+            <wp:docPr id="5" name="Picture 5"/>
+            <wp:cNvGraphicFramePr>
+              <a:graphicFrameLocks xmlns:a="http://schemas.openxmlformats.org/drawingml/2006/main" noChangeAspect="1"/>
+            </wp:cNvGraphicFramePr>
+            <a:graphic xmlns:a="http://schemas.openxmlformats.org/drawingml/2006/main">
+              <a:graphicData uri="http://schemas.openxmlformats.org/drawingml/2006/picture">
+                <pic:pic xmlns:pic="http://schemas.openxmlformats.org/drawingml/2006/picture">
+                  <pic:nvPicPr>
+                    <pic:cNvPr id="1" name=""/>
+                    <pic:cNvPicPr/>
+                  </pic:nvPicPr>
+                  <pic:blipFill>
+                    <a:blip r:embed="rId23"/>
+                    <a:stretch>
+                      <a:fillRect/>
+                    </a:stretch>
+                  </pic:blipFill>
+                  <pic:spPr>
+                    <a:xfrm>
+                      <a:off x="0" y="0"/>
+                      <a:ext cx="5943600" cy="1443355"/>
+                    </a:xfrm>
+                    <a:prstGeom prst="rect">
+                      <a:avLst/>
+                    </a:prstGeom>
+                  </pic:spPr>
+                </pic:pic>
+              </a:graphicData>
+            </a:graphic>
+          </wp:inline>
+        </w:drawing>
+      </w:r>
+    </w:p>
+    <w:p>
+      <w:pPr>
+        <w:rPr>
+          <w:lang w:val="en-US"/>
+        </w:rPr>
+      </w:pPr>
+      <w:r>
+        <w:rPr>
+          <w:lang w:val="en-US"/>
+        </w:rPr>
+        <w:t>Khoi động container server</w:t>
+      </w:r>
+    </w:p>
+    <w:p>
+      <w:pPr>
+        <w:rPr>
+          <w:lang w:val="en-US"/>
+        </w:rPr>
+      </w:pPr>
+      <w:r>
+        <w:rPr>
+          <w:lang w:val="en-US"/>
+        </w:rPr>
+        <w:lastRenderedPageBreak/>
+        <w:drawing>
+          <wp:inline distT="0" distB="0" distL="0" distR="0" wp14:anchorId="64B8122F" wp14:editId="2B0916A2">
+            <wp:extent cx="5943600" cy="1386205"/>
+            <wp:effectExtent l="0" t="0" r="0" b="4445"/>
+            <wp:docPr id="6" name="Picture 6"/>
+            <wp:cNvGraphicFramePr>
+              <a:graphicFrameLocks xmlns:a="http://schemas.openxmlformats.org/drawingml/2006/main" noChangeAspect="1"/>
+            </wp:cNvGraphicFramePr>
+            <a:graphic xmlns:a="http://schemas.openxmlformats.org/drawingml/2006/main">
+              <a:graphicData uri="http://schemas.openxmlformats.org/drawingml/2006/picture">
+                <pic:pic xmlns:pic="http://schemas.openxmlformats.org/drawingml/2006/picture">
+                  <pic:nvPicPr>
+                    <pic:cNvPr id="1" name=""/>
+                    <pic:cNvPicPr/>
+                  </pic:nvPicPr>
+                  <pic:blipFill>
+                    <a:blip r:embed="rId24"/>
+                    <a:stretch>
+                      <a:fillRect/>
+                    </a:stretch>
+                  </pic:blipFill>
+                  <pic:spPr>
+                    <a:xfrm>
+                      <a:off x="0" y="0"/>
+                      <a:ext cx="5943600" cy="1386205"/>
+                    </a:xfrm>
+                    <a:prstGeom prst="rect">
+                      <a:avLst/>
+                    </a:prstGeom>
+                  </pic:spPr>
+                </pic:pic>
+              </a:graphicData>
+            </a:graphic>
+          </wp:inline>
+        </w:drawing>
+      </w:r>
+    </w:p>
+    <w:p>
+      <w:pPr>
+        <w:rPr>
+          <w:lang w:val="en-US"/>
+        </w:rPr>
+      </w:pPr>
+      <w:r>
+        <w:rPr>
+          <w:lang w:val="en-US"/>
+        </w:rPr>
+        <w:t>Chạy chương trình:</w:t>
+      </w:r>
+    </w:p>
+    <w:p>
+      <w:pPr>
+        <w:rPr>
+          <w:lang w:val="en-US"/>
+        </w:rPr>
+      </w:pPr>
+      <w:r>
+        <w:rPr>
+          <w:lang w:val="en-US"/>
+        </w:rPr>
+        <w:t>Tại server chạy sever, đầu tiên xác định IP server</w:t>
+      </w:r>
+    </w:p>
+    <w:p>
+      <w:pPr>
+        <w:rPr>
+          <w:lang w:val="en-US"/>
+        </w:rPr>
+      </w:pPr>
+      <w:r>
+        <w:rPr>
+          <w:lang w:val="en-US"/>
+        </w:rPr>
+        <w:drawing>
+          <wp:inline distT="0" distB="0" distL="0" distR="0" wp14:anchorId="46CD4685" wp14:editId="2C388E62">
+            <wp:extent cx="5943600" cy="1941195"/>
+            <wp:effectExtent l="0" t="0" r="0" b="1905"/>
+            <wp:docPr id="7" name="Picture 7"/>
+            <wp:cNvGraphicFramePr>
+              <a:graphicFrameLocks xmlns:a="http://schemas.openxmlformats.org/drawingml/2006/main" noChangeAspect="1"/>
+            </wp:cNvGraphicFramePr>
+            <a:graphic xmlns:a="http://schemas.openxmlformats.org/drawingml/2006/main">
+              <a:graphicData uri="http://schemas.openxmlformats.org/drawingml/2006/picture">
+                <pic:pic xmlns:pic="http://schemas.openxmlformats.org/drawingml/2006/picture">
+                  <pic:nvPicPr>
+                    <pic:cNvPr id="1" name=""/>
+                    <pic:cNvPicPr/>
+                  </pic:nvPicPr>
+                  <pic:blipFill>
+                    <a:blip r:embed="rId25"/>
+                    <a:stretch>
+                      <a:fillRect/>
+                    </a:stretch>
+                  </pic:blipFill>
+                  <pic:spPr>
+                    <a:xfrm>
+                      <a:off x="0" y="0"/>
+                      <a:ext cx="5943600" cy="1941195"/>
+                    </a:xfrm>
+                    <a:prstGeom prst="rect">
+                      <a:avLst/>
+                    </a:prstGeom>
+                  </pic:spPr>
+                </pic:pic>
+              </a:graphicData>
+            </a:graphic>
+          </wp:inline>
+        </w:drawing>
+      </w:r>
+    </w:p>
+    <w:p>
+      <w:pPr>
+        <w:rPr>
+          <w:lang w:val="en-US"/>
+        </w:rPr>
+      </w:pPr>
+      <w:r>
+        <w:rPr>
+          <w:lang w:val="en-US"/>
+        </w:rPr>
+        <w:t>Sau do chay server</w:t>
+      </w:r>
+      <w:r>
+        <w:rPr>
+          <w:lang w:val="en-US"/>
+        </w:rPr>
+        <w:t>_v1 và không chạy được do có thể container thiếu thư viện</w:t>
+      </w:r>
+    </w:p>
+    <w:p>
+      <w:pPr>
+        <w:rPr>
+          <w:lang w:val="en-US"/>
+        </w:rPr>
+      </w:pPr>
+      <w:r>
+        <w:rPr>
+          <w:lang w:val="en-US"/>
+        </w:rPr>
+        <w:drawing>
+          <wp:inline distT="0" distB="0" distL="0" distR="0" wp14:anchorId="2BE91D28" wp14:editId="0A7BD8E9">
+            <wp:extent cx="5943600" cy="760730"/>
+            <wp:effectExtent l="0" t="0" r="0" b="1270"/>
+            <wp:docPr id="8" name="Picture 8"/>
+            <wp:cNvGraphicFramePr>
+              <a:graphicFrameLocks xmlns:a="http://schemas.openxmlformats.org/drawingml/2006/main" noChangeAspect="1"/>
+            </wp:cNvGraphicFramePr>
+            <a:graphic xmlns:a="http://schemas.openxmlformats.org/drawingml/2006/main">
+              <a:graphicData uri="http://schemas.openxmlformats.org/drawingml/2006/picture">
+                <pic:pic xmlns:pic="http://schemas.openxmlformats.org/drawingml/2006/picture">
+                  <pic:nvPicPr>
+                    <pic:cNvPr id="1" name=""/>
+                    <pic:cNvPicPr/>
+                  </pic:nvPicPr>
+                  <pic:blipFill>
+                    <a:blip r:embed="rId26"/>
+                    <a:stretch>
+                      <a:fillRect/>
+                    </a:stretch>
+                  </pic:blipFill>
+                  <pic:spPr>
+                    <a:xfrm>
+                      <a:off x="0" y="0"/>
+                      <a:ext cx="5943600" cy="760730"/>
+                    </a:xfrm>
+                    <a:prstGeom prst="rect">
+                      <a:avLst/>
+                    </a:prstGeom>
+                  </pic:spPr>
+                </pic:pic>
+              </a:graphicData>
+            </a:graphic>
+          </wp:inline>
+        </w:drawing>
+      </w:r>
+    </w:p>
+    <w:p>
+      <w:pPr>
+        <w:rPr>
+          <w:lang w:val="en-US"/>
+        </w:rPr>
+      </w:pPr>
+      <w:r>
+        <w:rPr>
+          <w:lang w:val="en-US"/>
+        </w:rPr>
+        <w:t>Cài thêm thư viện cho server</w:t>
+      </w:r>
+    </w:p>
+    <w:p>
+      <w:pPr>
+        <w:rPr>
+          <w:lang w:val="en-US"/>
+        </w:rPr>
+      </w:pPr>
+      <w:r>
+        <w:rPr>
+          <w:lang w:val="en-US"/>
+        </w:rPr>
+        <w:drawing>
+          <wp:inline distT="0" distB="0" distL="0" distR="0" wp14:anchorId="6B392796" wp14:editId="35CE57FA">
+            <wp:extent cx="5943600" cy="807085"/>
+            <wp:effectExtent l="0" t="0" r="0" b="0"/>
+            <wp:docPr id="9" name="Picture 9"/>
+            <wp:cNvGraphicFramePr>
+              <a:graphicFrameLocks xmlns:a="http://schemas.openxmlformats.org/drawingml/2006/main" noChangeAspect="1"/>
+            </wp:cNvGraphicFramePr>
+            <a:graphic xmlns:a="http://schemas.openxmlformats.org/drawingml/2006/main">
+              <a:graphicData uri="http://schemas.openxmlformats.org/drawingml/2006/picture">
+                <pic:pic xmlns:pic="http://schemas.openxmlformats.org/drawingml/2006/picture">
+                  <pic:nvPicPr>
+                    <pic:cNvPr id="1" name=""/>
+                    <pic:cNvPicPr/>
+                  </pic:nvPicPr>
+                  <pic:blipFill>
+                    <a:blip r:embed="rId27"/>
+                    <a:stretch>
+                      <a:fillRect/>
+                    </a:stretch>
+                  </pic:blipFill>
+                  <pic:spPr>
+                    <a:xfrm>
+                      <a:off x="0" y="0"/>
+                      <a:ext cx="5943600" cy="807085"/>
+                    </a:xfrm>
+                    <a:prstGeom prst="rect">
+                      <a:avLst/>
+                    </a:prstGeom>
+                  </pic:spPr>
+                </pic:pic>
+              </a:graphicData>
+            </a:graphic>
+          </wp:inline>
+        </w:drawing>
+      </w:r>
+    </w:p>
+    <w:p>
+      <w:pPr>
+        <w:rPr>
+          <w:lang w:val="en-US"/>
+        </w:rPr>
+      </w:pPr>
+      <w:r>
+        <w:rPr>
+          <w:lang w:val="en-US"/>
+        </w:rPr>
+        <w:t>Chạy lại chương trình</w:t>
+      </w:r>
+    </w:p>
+    <w:p>
+      <w:pPr>
+        <w:rPr>
+          <w:lang w:val="en-US"/>
+        </w:rPr>
+      </w:pPr>
+      <w:r>
+        <w:rPr>
+          <w:lang w:val="en-US"/>
+        </w:rPr>
+        <w:drawing>
+          <wp:inline distT="0" distB="0" distL="0" distR="0" wp14:anchorId="7817E816" wp14:editId="4D705318">
+            <wp:extent cx="5943600" cy="447675"/>
+            <wp:effectExtent l="0" t="0" r="0" b="9525"/>
+            <wp:docPr id="10" name="Picture 10"/>
+            <wp:cNvGraphicFramePr>
+              <a:graphicFrameLocks xmlns:a="http://schemas.openxmlformats.org/drawingml/2006/main" noChangeAspect="1"/>
+            </wp:cNvGraphicFramePr>
+            <a:graphic xmlns:a="http://schemas.openxmlformats.org/drawingml/2006/main">
+              <a:graphicData uri="http://schemas.openxmlformats.org/drawingml/2006/picture">
+                <pic:pic xmlns:pic="http://schemas.openxmlformats.org/drawingml/2006/picture">
+                  <pic:nvPicPr>
+                    <pic:cNvPr id="1" name=""/>
+                    <pic:cNvPicPr/>
+                  </pic:nvPicPr>
+                  <pic:blipFill>
+                    <a:blip r:embed="rId28"/>
+                    <a:stretch>
+                      <a:fillRect/>
+                    </a:stretch>
+                  </pic:blipFill>
+                  <pic:spPr>
+                    <a:xfrm>
+                      <a:off x="0" y="0"/>
+                      <a:ext cx="5943600" cy="447675"/>
+                    </a:xfrm>
+                    <a:prstGeom prst="rect">
+                      <a:avLst/>
+                    </a:prstGeom>
+                  </pic:spPr>
+                </pic:pic>
+              </a:graphicData>
+            </a:graphic>
+          </wp:inline>
+        </w:drawing>
+      </w:r>
+    </w:p>
+    <w:p>
+      <w:pPr>
+        <w:rPr>
+          <w:lang w:val="en-US"/>
+        </w:rPr>
+      </w:pPr>
+      <w:r>
+        <w:rPr>
+          <w:lang w:val="en-US"/>
+        </w:rPr>
+        <w:t>Tại client chạy client_v1 &lt;hostname&gt; &lt;port&gt; kết nối với server, không chạy được do thiếu thư viện như lỗi trên vì build từ ngoài máy trong phải build trong container</w:t>
+      </w:r>
+    </w:p>
+    <w:p>
+      <w:pPr>
+        <w:rPr>
+          <w:lang w:val="en-US"/>
+        </w:rPr>
+      </w:pPr>
+      <w:r>
+        <w:rPr>
+          <w:lang w:val="en-US"/>
+        </w:rPr>
+        <w:lastRenderedPageBreak/>
+        <w:drawing>
+          <wp:inline distT="0" distB="0" distL="0" distR="0" wp14:anchorId="77A218B5" wp14:editId="1150F127">
+            <wp:extent cx="5943600" cy="723265"/>
+            <wp:effectExtent l="0" t="0" r="0" b="635"/>
+            <wp:docPr id="11" name="Picture 11"/>
+            <wp:cNvGraphicFramePr>
+              <a:graphicFrameLocks xmlns:a="http://schemas.openxmlformats.org/drawingml/2006/main" noChangeAspect="1"/>
+            </wp:cNvGraphicFramePr>
+            <a:graphic xmlns:a="http://schemas.openxmlformats.org/drawingml/2006/main">
+              <a:graphicData uri="http://schemas.openxmlformats.org/drawingml/2006/picture">
+                <pic:pic xmlns:pic="http://schemas.openxmlformats.org/drawingml/2006/picture">
+                  <pic:nvPicPr>
+                    <pic:cNvPr id="1" name=""/>
+                    <pic:cNvPicPr/>
+                  </pic:nvPicPr>
+                  <pic:blipFill>
+                    <a:blip r:embed="rId29"/>
+                    <a:stretch>
+                      <a:fillRect/>
+                    </a:stretch>
+                  </pic:blipFill>
+                  <pic:spPr>
+                    <a:xfrm>
+                      <a:off x="0" y="0"/>
+                      <a:ext cx="5943600" cy="723265"/>
+                    </a:xfrm>
+                    <a:prstGeom prst="rect">
+                      <a:avLst/>
+                    </a:prstGeom>
+                  </pic:spPr>
+                </pic:pic>
+              </a:graphicData>
+            </a:graphic>
+          </wp:inline>
+        </w:drawing>
+      </w:r>
+    </w:p>
+    <w:p>
+      <w:pPr>
+        <w:rPr>
+          <w:lang w:val="en-US"/>
+        </w:rPr>
+      </w:pPr>
+      <w:r>
+        <w:rPr>
+          <w:lang w:val="en-US"/>
+        </w:rPr>
+        <w:t xml:space="preserve">Cai thu viện </w:t>
+      </w:r>
+      <w:r>
+        <w:rPr>
+          <w:lang w:val="en-US"/>
+        </w:rPr>
+        <w:t>apk add --no-cache libc6-compat</w:t>
+      </w:r>
+    </w:p>
+    <w:p>
+      <w:pPr>
+        <w:rPr>
+          <w:lang w:val="en-US"/>
+        </w:rPr>
+      </w:pPr>
+      <w:r>
+        <w:rPr>
+          <w:lang w:val="en-US"/>
+        </w:rPr>
+        <w:drawing>
+          <wp:inline distT="0" distB="0" distL="0" distR="0" wp14:anchorId="66A1D776" wp14:editId="3111ADC5">
+            <wp:extent cx="5943600" cy="813435"/>
+            <wp:effectExtent l="0" t="0" r="0" b="5715"/>
+            <wp:docPr id="12" name="Picture 12"/>
+            <wp:cNvGraphicFramePr>
+              <a:graphicFrameLocks xmlns:a="http://schemas.openxmlformats.org/drawingml/2006/main" noChangeAspect="1"/>
+            </wp:cNvGraphicFramePr>
+            <a:graphic xmlns:a="http://schemas.openxmlformats.org/drawingml/2006/main">
+              <a:graphicData uri="http://schemas.openxmlformats.org/drawingml/2006/picture">
+                <pic:pic xmlns:pic="http://schemas.openxmlformats.org/drawingml/2006/picture">
+                  <pic:nvPicPr>
+                    <pic:cNvPr id="1" name=""/>
+                    <pic:cNvPicPr/>
+                  </pic:nvPicPr>
+                  <pic:blipFill>
+                    <a:blip r:embed="rId30"/>
+                    <a:stretch>
+                      <a:fillRect/>
+                    </a:stretch>
+                  </pic:blipFill>
+                  <pic:spPr>
+                    <a:xfrm>
+                      <a:off x="0" y="0"/>
+                      <a:ext cx="5943600" cy="813435"/>
+                    </a:xfrm>
+                    <a:prstGeom prst="rect">
+                      <a:avLst/>
+                    </a:prstGeom>
+                  </pic:spPr>
+                </pic:pic>
+              </a:graphicData>
+            </a:graphic>
+          </wp:inline>
+        </w:drawing>
+      </w:r>
+    </w:p>
+    <w:p>
+      <w:pPr>
+        <w:rPr>
+          <w:lang w:val="en-US"/>
+        </w:rPr>
+      </w:pPr>
+      <w:r>
+        <w:rPr>
+          <w:lang w:val="en-US"/>
+        </w:rPr>
+        <w:t xml:space="preserve">Khi client send 1 message </w:t>
+      </w:r>
+    </w:p>
+    <w:p>
+      <w:pPr>
+        <w:rPr>
+          <w:lang w:val="en-US"/>
+        </w:rPr>
+      </w:pPr>
+      <w:r>
+        <w:rPr>
+          <w:lang w:val="en-US"/>
+        </w:rPr>
+        <w:drawing>
+          <wp:inline distT="0" distB="0" distL="0" distR="0" wp14:anchorId="38D676BE" wp14:editId="7C39240B">
+            <wp:extent cx="5943600" cy="664210"/>
+            <wp:effectExtent l="0" t="0" r="0" b="2540"/>
+            <wp:docPr id="13" name="Picture 13"/>
+            <wp:cNvGraphicFramePr>
+              <a:graphicFrameLocks xmlns:a="http://schemas.openxmlformats.org/drawingml/2006/main" noChangeAspect="1"/>
+            </wp:cNvGraphicFramePr>
+            <a:graphic xmlns:a="http://schemas.openxmlformats.org/drawingml/2006/main">
+              <a:graphicData uri="http://schemas.openxmlformats.org/drawingml/2006/picture">
+                <pic:pic xmlns:pic="http://schemas.openxmlformats.org/drawingml/2006/picture">
+                  <pic:nvPicPr>
+                    <pic:cNvPr id="1" name=""/>
+                    <pic:cNvPicPr/>
+                  </pic:nvPicPr>
+                  <pic:blipFill>
+                    <a:blip r:embed="rId31"/>
+                    <a:stretch>
+                      <a:fillRect/>
+                    </a:stretch>
+                  </pic:blipFill>
+                  <pic:spPr>
+                    <a:xfrm>
+                      <a:off x="0" y="0"/>
+                      <a:ext cx="5943600" cy="664210"/>
+                    </a:xfrm>
+                    <a:prstGeom prst="rect">
+                      <a:avLst/>
+                    </a:prstGeom>
+                  </pic:spPr>
+                </pic:pic>
+              </a:graphicData>
+            </a:graphic>
+          </wp:inline>
+        </w:drawing>
+      </w:r>
+    </w:p>
+    <w:p>
+      <w:pPr>
+        <w:rPr>
+          <w:lang w:val="en-US"/>
+        </w:rPr>
+      </w:pPr>
+      <w:r>
+        <w:rPr>
+          <w:lang w:val="en-US"/>
+        </w:rPr>
+        <w:t>Thì server nhận được như sau</w:t>
+      </w:r>
+    </w:p>
+    <w:p>
+      <w:pPr>
+        <w:rPr>
+          <w:lang w:val="en-US"/>
+        </w:rPr>
+      </w:pPr>
+      <w:r>
+        <w:rPr>
+          <w:lang w:val="en-US"/>
+        </w:rPr>
+        <w:drawing>
+          <wp:inline distT="0" distB="0" distL="0" distR="0" wp14:anchorId="4FE663EE" wp14:editId="2E62FA5B">
+            <wp:extent cx="5943600" cy="484505"/>
+            <wp:effectExtent l="0" t="0" r="0" b="0"/>
+            <wp:docPr id="14" name="Picture 14"/>
+            <wp:cNvGraphicFramePr>
+              <a:graphicFrameLocks xmlns:a="http://schemas.openxmlformats.org/drawingml/2006/main" noChangeAspect="1"/>
+            </wp:cNvGraphicFramePr>
+            <a:graphic xmlns:a="http://schemas.openxmlformats.org/drawingml/2006/main">
+              <a:graphicData uri="http://schemas.openxmlformats.org/drawingml/2006/picture">
+                <pic:pic xmlns:pic="http://schemas.openxmlformats.org/drawingml/2006/picture">
+                  <pic:nvPicPr>
+                    <pic:cNvPr id="1" name=""/>
+                    <pic:cNvPicPr/>
+                  </pic:nvPicPr>
+                  <pic:blipFill>
+                    <a:blip r:embed="rId32"/>
+                    <a:stretch>
+                      <a:fillRect/>
+                    </a:stretch>
+                  </pic:blipFill>
+                  <pic:spPr>
+                    <a:xfrm>
+                      <a:off x="0" y="0"/>
+                      <a:ext cx="5943600" cy="484505"/>
+                    </a:xfrm>
+                    <a:prstGeom prst="rect">
+                      <a:avLst/>
+                    </a:prstGeom>
+                  </pic:spPr>
+                </pic:pic>
+              </a:graphicData>
+            </a:graphic>
+          </wp:inline>
+        </w:drawing>
+      </w:r>
+    </w:p>
+    <w:p>
+      <w:pPr>
+        <w:rPr>
+          <w:lang w:val="en-US"/>
+        </w:rPr>
+      </w:pPr>
+      <w:r>
+        <w:rPr>
+          <w:lang w:val="en-US"/>
+        </w:rPr>
+        <w:t>Sau khi thực hiện xong server ngắt kết nối luôn.</w:t>
+      </w:r>
+    </w:p>
+    <w:p>
+      <w:pPr>
+        <w:rPr>
+          <w:lang w:val="en-US"/>
+        </w:rPr>
+      </w:pPr>
+    </w:p>
+    <w:p>
+      <w:pPr>
+        <w:rPr>
+          <w:lang w:val="en-US"/>
+        </w:rPr>
+      </w:pPr>
+      <w:r>
+        <w:rPr>
+          <w:lang w:val="en-US"/>
+        </w:rPr>
+        <w:t>4.2.4. Các khó khăn kh</w:t>
+      </w:r>
+      <w:r>
+        <w:rPr>
+          <w:lang w:val="en-US"/>
+        </w:rPr>
+        <w:t>i xây dựng ứng dụng</w:t>
+      </w:r>
+    </w:p>
+    <w:p>
+      <w:pPr>
+        <w:rPr>
+          <w:lang w:val="en-US"/>
+        </w:rPr>
+      </w:pPr>
+      <w:r>
+        <w:rPr>
+          <w:lang w:val="en-US"/>
+        </w:rPr>
         <w:tab/>
       </w:r>
     </w:p>
@@ -2340,6 +3378,18 @@
       <w:r>
         <w:t xml:space="preserve"> Multi-client with threading</w:t>
       </w:r>
+      <w:r>
+        <w:rPr>
+          <w:lang w:val="en-US"/>
+        </w:rPr>
+        <w:t xml:space="preserve">  (Multi-threaded Server</w:t>
+      </w:r>
+      <w:r>
+        <w:rPr>
+          <w:lang w:val="en-US"/>
+        </w:rPr>
+        <w:t>)</w:t>
+      </w:r>
     </w:p>
     <w:p>
       <w:pPr>
@@ -2357,7 +3407,16 @@
         <w:t>4.</w:t>
       </w:r>
       <w:r>
-        <w:t xml:space="preserve"> Handling different resources concurrently</w:t>
+        <w:t xml:space="preserve"> </w:t>
+      </w:r>
+      <w:r>
+        <w:t>Support for Static File Serving</w:t>
+      </w:r>
+      <w:r>
+        <w:rPr>
+          <w:lang w:val="en-US"/>
+        </w:rPr>
+        <w:t xml:space="preserve"> (image, html, …)</w:t>
       </w:r>
     </w:p>
     <w:p>
@@ -2384,50 +3443,19 @@
         </w:rPr>
         <w:t>Implement HTTPS server</w:t>
       </w:r>
-    </w:p>
-    <w:p>
-      <w:pPr>
-        <w:rPr>
-          <w:lang w:val="en-US"/>
-        </w:rPr>
-      </w:pPr>
-      <w:r>
-        <w:rPr>
-          <w:lang w:val="en-US"/>
-        </w:rPr>
-        <w:t>4.</w:t>
-      </w:r>
-      <w:r>
-        <w:rPr>
-          <w:lang w:val="en-US"/>
-        </w:rPr>
-        <w:t>6.</w:t>
-      </w:r>
-      <w:r>
-        <w:rPr>
-          <w:lang w:val="en-US"/>
-        </w:rPr>
-        <w:t xml:space="preserve"> Implement Request Routing</w:t>
-      </w:r>
-    </w:p>
-    <w:p>
-      <w:pPr>
-        <w:rPr>
-          <w:lang w:val="en-US"/>
-        </w:rPr>
-      </w:pPr>
-      <w:r>
-        <w:t>4.</w:t>
-      </w:r>
-      <w:r>
-        <w:rPr>
-          <w:lang w:val="en-US"/>
-        </w:rPr>
-        <w:t>7.</w:t>
-      </w:r>
-      <w:r>
-        <w:t xml:space="preserve"> Support for Static File Serving</w:t>
-      </w:r>
+      <w:r>
+        <w:rPr>
+          <w:lang w:val="en-US"/>
+        </w:rPr>
+        <w:t xml:space="preserve"> (implement SSL on HTTP protocol)</w:t>
+      </w:r>
+    </w:p>
+    <w:p>
+      <w:pPr>
+        <w:rPr>
+          <w:lang w:val="en-US"/>
+        </w:rPr>
+      </w:pPr>
     </w:p>
     <w:p>
       <w:pPr>
@@ -2463,7 +3491,6 @@
         <w:rPr>
           <w:lang w:val="en-US"/>
         </w:rPr>
-        <w:lastRenderedPageBreak/>
         <w:t>Nêu kết quả đạt được, ưu nhược điểm, hướng phát triển của đề tài.</w:t>
       </w:r>
     </w:p>
@@ -2549,6 +3576,7 @@
           <w:strike/>
           <w:lang w:val="en-US"/>
         </w:rPr>
+        <w:lastRenderedPageBreak/>
         <w:t>Build a file server</w:t>
       </w:r>
     </w:p>
@@ -4030,6 +5058,7 @@
   <w:style w:type="character" w:default="1" w:styleId="DefaultParagraphFont">
     <w:name w:val="Default Paragraph Font"/>
     <w:uiPriority w:val="1"/>
+    <w:semiHidden/>
     <w:unhideWhenUsed/>
   </w:style>
   <w:style w:type="table" w:default="1" w:styleId="TableNormal">

--- a/Nhom5_Detai01.docx
+++ b/Nhom5_Detai01.docx
@@ -28,13 +28,7 @@
         <w:rPr>
           <w:lang w:val="en-US"/>
         </w:rPr>
-        <w:t>(</w:t>
-      </w:r>
-      <w:r>
-        <w:rPr>
-          <w:lang w:val="en-US"/>
-        </w:rPr>
-        <w:t>I</w:t>
+        <w:t>(I</w:t>
       </w:r>
       <w:r>
         <w:rPr>
@@ -738,21 +732,7 @@
           <w:highlight w:val="yellow"/>
           <w:lang w:val="en-US"/>
         </w:rPr>
-        <w:t xml:space="preserve">4.2.2 Tính </w:t>
-      </w:r>
-      <w:r>
-        <w:rPr>
-          <w:highlight w:val="yellow"/>
-          <w:lang w:val="en-US"/>
-        </w:rPr>
-        <w:t>c</w:t>
-      </w:r>
-      <w:r>
-        <w:rPr>
-          <w:highlight w:val="yellow"/>
-          <w:lang w:val="en-US"/>
-        </w:rPr>
-        <w:t>ấp thiết cần nghiên cứu của đề tải</w:t>
+        <w:t>4.2.2 Tính cấp thiết cần nghiên cứu của đề tải</w:t>
       </w:r>
     </w:p>
     <w:p>
@@ -1197,13 +1177,6 @@
           <w:lang w:val="en-US"/>
         </w:rPr>
       </w:pPr>
-    </w:p>
-    <w:p>
-      <w:pPr>
-        <w:rPr>
-          <w:lang w:val="en-US"/>
-        </w:rPr>
-      </w:pPr>
       <w:r>
         <w:rPr>
           <w:b/>
@@ -1486,20 +1459,20 @@
           <w:bCs/>
           <w:lang w:val="en-US"/>
         </w:rPr>
+        <w:t>2. Chương 2: Phân tích yêu cầu</w:t>
+      </w:r>
+    </w:p>
+    <w:p>
+      <w:pPr>
+        <w:rPr>
+          <w:lang w:val="en-US"/>
+        </w:rPr>
+      </w:pPr>
+      <w:r>
+        <w:rPr>
+          <w:lang w:val="en-US"/>
+        </w:rPr>
         <w:lastRenderedPageBreak/>
-        <w:t>2. Chương 2: Phân tích yêu cầu</w:t>
-      </w:r>
-    </w:p>
-    <w:p>
-      <w:pPr>
-        <w:rPr>
-          <w:lang w:val="en-US"/>
-        </w:rPr>
-      </w:pPr>
-      <w:r>
-        <w:rPr>
-          <w:lang w:val="en-US"/>
-        </w:rPr>
         <w:t>Tùy vào yêu cầu của từng đề tài, có thể phân tích, thiết kế các thành phần cần có liên quan tới yêu cầu</w:t>
       </w:r>
     </w:p>
@@ -1543,13 +1516,7 @@
         <w:rPr>
           <w:lang w:val="en-US"/>
         </w:rPr>
-        <w:t xml:space="preserve">Tùy vào nội dung mỗi đề tài, giới thiệu những kiến thức liên quan cần có. VD nếu đề tài là TCP/IP stack thì kiến thức liên quan </w:t>
-      </w:r>
-      <w:r>
-        <w:rPr>
-          <w:lang w:val="en-US"/>
-        </w:rPr>
-        <w:t>là những giao thức, vai trò các giao thức,…</w:t>
+        <w:t>Tùy vào nội dung mỗi đề tài, giới thiệu những kiến thức liên quan cần có. VD nếu đề tài là TCP/IP stack thì kiến thức liên quan là những giao thức, vai trò các giao thức,…</w:t>
       </w:r>
     </w:p>
     <w:p>
@@ -1672,13 +1639,7 @@
         <w:rPr>
           <w:lang w:val="en-US"/>
         </w:rPr>
-        <w:t>`</w:t>
-      </w:r>
-      <w:r>
-        <w:rPr>
-          <w:lang w:val="en-US"/>
-        </w:rPr>
-        <w:t>HTTP, TCP, TP, Ethernet</w:t>
+        <w:t>`HTTP, TCP, TP, Ethernet</w:t>
       </w:r>
     </w:p>
     <w:p>
@@ -1704,13 +1665,7 @@
         <w:rPr>
           <w:lang w:val="en-US"/>
         </w:rPr>
-        <w:t>`</w:t>
-      </w:r>
-      <w:r>
-        <w:rPr>
-          <w:lang w:val="en-US"/>
-        </w:rPr>
-        <w:t>API service</w:t>
+        <w:t>`API service</w:t>
       </w:r>
     </w:p>
     <w:p>
@@ -1801,73 +1756,7 @@
           <w:lang w:val="en-US"/>
         </w:rPr>
         <w:tab/>
-        <w:t xml:space="preserve">Về lý do chọn Docker thì </w:t>
-      </w:r>
-      <w:r>
-        <w:rPr>
-          <w:lang w:val="en-US"/>
-        </w:rPr>
-        <w:t>Docker có rất nhiều ưu điểm so với máy ảo truyền thống</w:t>
-      </w:r>
-      <w:r>
-        <w:rPr>
-          <w:lang w:val="en-US"/>
-        </w:rPr>
-        <w:t xml:space="preserve"> là Docker cung cấp một cách tiếp cận ảo hóa nhẹ hơn với kiến trúc container chia sẻ kernel của hệ điều hành máy chủ. Việc này tạo ra sự khác biệt về hiệu suất và tài nguyên so với máy ảo truyền thống. Một máy ảo thông thường sẽ yêu cầu (một bản sao đầy đủ của hệ điều hành, bộ nhớ riêng cho hệ điều hành, dung lượng lưu trữ lớn</w:t>
-      </w:r>
-      <w:r>
-        <w:rPr>
-          <w:lang w:val="en-US"/>
-        </w:rPr>
-        <w:t xml:space="preserve"> và</w:t>
-      </w:r>
-      <w:r>
-        <w:rPr>
-          <w:lang w:val="en-US"/>
-        </w:rPr>
-        <w:t xml:space="preserve"> thời gian khởi động</w:t>
-      </w:r>
-      <w:r>
-        <w:rPr>
-          <w:lang w:val="en-US"/>
-        </w:rPr>
-        <w:t xml:space="preserve"> khá</w:t>
-      </w:r>
-      <w:r>
-        <w:rPr>
-          <w:lang w:val="en-US"/>
-        </w:rPr>
-        <w:t xml:space="preserve"> dài</w:t>
-      </w:r>
-      <w:r>
-        <w:rPr>
-          <w:lang w:val="en-US"/>
-        </w:rPr>
-        <w:t xml:space="preserve"> - minutes</w:t>
-      </w:r>
-      <w:r>
-        <w:rPr>
-          <w:lang w:val="en-US"/>
-        </w:rPr>
-        <w:t>)</w:t>
-      </w:r>
-      <w:r>
-        <w:rPr>
-          <w:lang w:val="en-US"/>
-        </w:rPr>
-        <w:t>. Trong khi đó thì Docker container lại chia sẻ kernel với hệ điều hành chủ, chỉ chứa các thư viện cần thiết, sử dụng ít bộ nhớ và cũng khởi động nhanh</w:t>
-      </w:r>
-      <w:r>
-        <w:rPr>
-          <w:lang w:val="en-US"/>
-        </w:rPr>
-        <w:t xml:space="preserve"> hơn - seconds</w:t>
-      </w:r>
-      <w:r>
-        <w:rPr>
-          <w:lang w:val="en-US"/>
-        </w:rPr>
-        <w:t>.</w:t>
+        <w:t>Về lý do chọn Docker thì Docker có rất nhiều ưu điểm so với máy ảo truyền thống là Docker cung cấp một cách tiếp cận ảo hóa nhẹ hơn với kiến trúc container chia sẻ kernel của hệ điều hành máy chủ. Việc này tạo ra sự khác biệt về hiệu suất và tài nguyên so với máy ảo truyền thống. Một máy ảo thông thường sẽ yêu cầu (một bản sao đầy đủ của hệ điều hành, bộ nhớ riêng cho hệ điều hành, dung lượng lưu trữ lớn và thời gian khởi động khá dài - minutes). Trong khi đó thì Docker container lại chia sẻ kernel với hệ điều hành chủ, chỉ chứa các thư viện cần thiết, sử dụng ít bộ nhớ và cũng khởi động nhanh hơn - seconds.</w:t>
       </w:r>
     </w:p>
     <w:p>
@@ -2047,19 +1936,7 @@
         <w:rPr>
           <w:lang w:val="en-US"/>
         </w:rPr>
-        <w:t xml:space="preserve">- Sơ đồ khối ứng dụng: vẽ sơ đồ </w:t>
-      </w:r>
-      <w:r>
-        <w:rPr>
-          <w:lang w:val="en-US"/>
-        </w:rPr>
-        <w:t>khối</w:t>
-      </w:r>
-      <w:r>
-        <w:rPr>
-          <w:lang w:val="en-US"/>
-        </w:rPr>
-        <w:t xml:space="preserve"> và trình bày nguyên tắc làm việc của hệ thống</w:t>
+        <w:t>- Sơ đồ khối ứng dụng: vẽ sơ đồ khối và trình bày nguyên tắc làm việc của hệ thống</w:t>
       </w:r>
     </w:p>
     <w:p>
@@ -2085,25 +1962,7 @@
         <w:rPr>
           <w:lang w:val="en-US"/>
         </w:rPr>
-        <w:t>- V</w:t>
-      </w:r>
-      <w:r>
-        <w:rPr>
-          <w:lang w:val="en-US"/>
-        </w:rPr>
-        <w:t>à các</w:t>
-      </w:r>
-      <w:r>
-        <w:rPr>
-          <w:lang w:val="en-US"/>
-        </w:rPr>
-        <w:t>h</w:t>
-      </w:r>
-      <w:r>
-        <w:rPr>
-          <w:lang w:val="en-US"/>
-        </w:rPr>
-        <w:t xml:space="preserve"> khắc phục</w:t>
+        <w:t>- Và cách khắc phục</w:t>
       </w:r>
     </w:p>
     <w:p>
@@ -2252,38 +2111,104 @@
           <w:bCs/>
           <w:lang w:val="en-US"/>
         </w:rPr>
-        <w:t>4</w:t>
-      </w:r>
-      <w:r>
+        <w:t>4.2. Basic server handling one client (Single-Threaded Server)</w:t>
+      </w:r>
+    </w:p>
+    <w:p>
+      <w:pPr>
+        <w:rPr>
+          <w:lang w:val="en-US"/>
+        </w:rPr>
+      </w:pPr>
+      <w:r>
+        <w:t>Phần này mô tả kiến trúc và cách hoạt động của một Server đơn giản nhất, chỉ có khả năng xử lý một kết nối client tại một thời điểm bằng cách sử dụng một luồng thực thi duy nhất (single thread).</w:t>
+      </w:r>
+    </w:p>
+    <w:p>
+      <w:pPr>
         <w:rPr>
           <w:b/>
           <w:bCs/>
           <w:lang w:val="en-US"/>
         </w:rPr>
-        <w:t xml:space="preserve">.2. </w:t>
-      </w:r>
+      </w:pPr>
       <w:r>
         <w:rPr>
           <w:b/>
           <w:bCs/>
           <w:lang w:val="en-US"/>
         </w:rPr>
-        <w:t>Basic server handling one client</w:t>
-      </w:r>
+        <w:t xml:space="preserve">4.2.1. Mô tả ứng dụng và hạn chế </w:t>
+      </w:r>
+    </w:p>
+    <w:p>
       <w:r>
         <w:rPr>
           <w:b/>
           <w:bCs/>
-          <w:lang w:val="en-US"/>
-        </w:rPr>
-        <w:t xml:space="preserve"> (Single-Threaded Server)</w:t>
-      </w:r>
-    </w:p>
-    <w:p>
-      <w:pPr>
+        </w:rPr>
+        <w:t>Single-Threaded Web Server</w:t>
+      </w:r>
+      <w:r>
+        <w:t xml:space="preserve"> là một loại máy chủ web cơ bản hoạt động trên một luồng (single thread) duy nhất để xử lý tất cả các yêu cầu từ client. Điều này có nghĩa là máy chủ chỉ sử dụng một luồng chính:</w:t>
+      </w:r>
+    </w:p>
+    <w:p>
+      <w:pPr>
+        <w:numPr>
+          <w:ilvl w:val="0"/>
+          <w:numId w:val="8"/>
+        </w:numPr>
+      </w:pPr>
+      <w:r>
+        <w:t>Chờ đợi kết nối mới (accept()).</w:t>
+      </w:r>
+    </w:p>
+    <w:p>
+      <w:pPr>
+        <w:numPr>
+          <w:ilvl w:val="0"/>
+          <w:numId w:val="8"/>
+        </w:numPr>
+      </w:pPr>
+      <w:r>
+        <w:t>Khi có client kết nối, nó sẽ xử lý </w:t>
+      </w:r>
+      <w:r>
+        <w:rPr>
+          <w:i/>
+          <w:iCs/>
+        </w:rPr>
+        <w:t>toàn bộ</w:t>
+      </w:r>
+      <w:r>
+        <w:t> yêu cầu của client đó (recv(), xử lý logic, send()).</w:t>
+      </w:r>
+    </w:p>
+    <w:p>
+      <w:pPr>
+        <w:numPr>
+          <w:ilvl w:val="0"/>
+          <w:numId w:val="8"/>
+        </w:numPr>
+      </w:pPr>
+      <w:r>
+        <w:t>Trong suốt thời gian xử lý một client, máy chủ </w:t>
+      </w:r>
+      <w:r>
         <w:rPr>
           <w:b/>
           <w:bCs/>
+        </w:rPr>
+        <w:t>không thể</w:t>
+      </w:r>
+      <w:r>
+        <w:t> chấp nhận kết nối từ client khác. Các client mới đến phải chờ cho đến khi client hiện tại được phục vụ xong.</w:t>
+      </w:r>
+    </w:p>
+    <w:p>
+      <w:pPr>
+        <w:rPr>
           <w:lang w:val="en-US"/>
         </w:rPr>
       </w:pPr>
@@ -2291,79 +2216,11 @@
         <w:rPr>
           <w:b/>
           <w:bCs/>
-          <w:lang w:val="en-US"/>
-        </w:rPr>
-        <w:t>4.2.1. Mô tả ứng dụng</w:t>
-      </w:r>
-    </w:p>
-    <w:p>
-      <w:pPr>
-        <w:rPr>
-          <w:lang w:val="en-US"/>
-        </w:rPr>
-      </w:pPr>
-      <w:r>
-        <w:rPr>
-          <w:lang w:val="en-US"/>
-        </w:rPr>
-        <w:tab/>
-      </w:r>
-      <w:r>
-        <w:t>Single-Threaded Web Server là một loại máy chủ web hoạt động trên một luồng (single thread) duy nhất để xử lý tất cả các yêu cầu của client. Điều này có nghĩa là</w:t>
-      </w:r>
-      <w:r>
-        <w:rPr>
-          <w:lang w:val="en-US"/>
-        </w:rPr>
-        <w:t xml:space="preserve"> m</w:t>
-      </w:r>
-      <w:r>
-        <w:t>áy chủ chỉ có một luồng xử lý</w:t>
-      </w:r>
-      <w:r>
-        <w:rPr>
-          <w:lang w:val="en-US"/>
-        </w:rPr>
-        <w:t xml:space="preserve">, khi nó </w:t>
-      </w:r>
-      <w:r>
-        <w:t>nhận yêu cầu từ client</w:t>
-      </w:r>
-      <w:r>
-        <w:rPr>
-          <w:lang w:val="en-US"/>
-        </w:rPr>
-        <w:t xml:space="preserve"> nó sẽ tiến hành</w:t>
-      </w:r>
-      <w:r>
-        <w:t xml:space="preserve"> xử lý yêu cầu đó</w:t>
-      </w:r>
-      <w:r>
-        <w:rPr>
-          <w:lang w:val="en-US"/>
-        </w:rPr>
-        <w:t xml:space="preserve"> và </w:t>
-      </w:r>
-      <w:r>
-        <w:t>gửi phản hồi rồi mới tiếp tục xử lý yêu cầu tiếp theo.</w:t>
-      </w:r>
-      <w:r>
-        <w:rPr>
-          <w:lang w:val="en-US"/>
-        </w:rPr>
-        <w:t xml:space="preserve"> Nhưng khi nếu nhận nhiều hơn 1 yêu cầu 1 lúc thì server sẽ k</w:t>
-      </w:r>
-      <w:r>
-        <w:t>hông xử lý song song nhiều request</w:t>
-      </w:r>
-      <w:r>
-        <w:rPr>
-          <w:lang w:val="en-US"/>
-        </w:rPr>
-        <w:t xml:space="preserve">, </w:t>
-      </w:r>
-      <w:r>
-        <w:t>các request phải chờ đợi theo thứ tự.</w:t>
+        </w:rPr>
+        <w:t>Hạn chế chính:</w:t>
+      </w:r>
+      <w:r>
+        <w:t> Mô hình này cực kỳ đơn giản nhưng không hiệu quả trong môi trường thực tế có nhiều người dùng. Nếu một client yêu cầu một tác vụ tốn thời gian hoặc có kết nối chậm, tất cả các client khác sẽ bị chặn (blocking), dẫn đến trải nghiệm người dùng kém và hiệu năng hệ thống thấp.</w:t>
       </w:r>
     </w:p>
     <w:p>
@@ -2375,13 +2232,307 @@
       <w:r>
         <w:rPr>
           <w:noProof/>
-          <w:lang w:val="en-US"/>
         </w:rPr>
         <w:drawing>
-          <wp:inline distT="0" distB="0" distL="0" distR="0" wp14:anchorId="7B880C08" wp14:editId="629E0827">
-            <wp:extent cx="5943600" cy="4091940"/>
+          <wp:inline distT="0" distB="0" distL="0" distR="0" wp14:anchorId="441480B8" wp14:editId="619AED95">
+            <wp:extent cx="5943600" cy="2232660"/>
+            <wp:effectExtent l="0" t="0" r="0" b="0"/>
+            <wp:docPr id="20" name="Picture 20"/>
+            <wp:cNvGraphicFramePr>
+              <a:graphicFrameLocks xmlns:a="http://schemas.openxmlformats.org/drawingml/2006/main" noChangeAspect="1"/>
+            </wp:cNvGraphicFramePr>
+            <a:graphic xmlns:a="http://schemas.openxmlformats.org/drawingml/2006/main">
+              <a:graphicData uri="http://schemas.openxmlformats.org/drawingml/2006/picture">
+                <pic:pic xmlns:pic="http://schemas.openxmlformats.org/drawingml/2006/picture">
+                  <pic:nvPicPr>
+                    <pic:cNvPr id="0" name="Picture 6"/>
+                    <pic:cNvPicPr>
+                      <a:picLocks noChangeAspect="1" noChangeArrowheads="1"/>
+                    </pic:cNvPicPr>
+                  </pic:nvPicPr>
+                  <pic:blipFill>
+                    <a:blip r:embed="rId19">
+                      <a:extLst>
+                        <a:ext uri="{28A0092B-C50C-407E-A947-70E740481C1C}">
+                          <a14:useLocalDpi xmlns:a14="http://schemas.microsoft.com/office/drawing/2010/main" val="0"/>
+                        </a:ext>
+                      </a:extLst>
+                    </a:blip>
+                    <a:srcRect/>
+                    <a:stretch>
+                      <a:fillRect/>
+                    </a:stretch>
+                  </pic:blipFill>
+                  <pic:spPr bwMode="auto">
+                    <a:xfrm>
+                      <a:off x="0" y="0"/>
+                      <a:ext cx="5943600" cy="2232660"/>
+                    </a:xfrm>
+                    <a:prstGeom prst="rect">
+                      <a:avLst/>
+                    </a:prstGeom>
+                    <a:noFill/>
+                    <a:ln>
+                      <a:noFill/>
+                    </a:ln>
+                  </pic:spPr>
+                </pic:pic>
+              </a:graphicData>
+            </a:graphic>
+          </wp:inline>
+        </w:drawing>
+      </w:r>
+    </w:p>
+    <w:p>
+      <w:pPr>
+        <w:rPr>
+          <w:b/>
+          <w:bCs/>
+          <w:lang w:val="en-US"/>
+        </w:rPr>
+      </w:pPr>
+      <w:r>
+        <w:rPr>
+          <w:b/>
+          <w:bCs/>
+          <w:lang w:val="en-US"/>
+        </w:rPr>
+        <w:t xml:space="preserve">4.2.2 . </w:t>
+      </w:r>
+      <w:r>
+        <w:rPr>
+          <w:b/>
+          <w:bCs/>
+        </w:rPr>
+        <w:t xml:space="preserve">Kiến trúc và </w:t>
+      </w:r>
+      <w:r>
+        <w:rPr>
+          <w:b/>
+          <w:bCs/>
+          <w:lang w:val="en-US"/>
+        </w:rPr>
+        <w:t>c</w:t>
+      </w:r>
+      <w:r>
+        <w:rPr>
+          <w:b/>
+          <w:bCs/>
+        </w:rPr>
+        <w:t>ác hàm cốt lõi</w:t>
+      </w:r>
+    </w:p>
+    <w:p>
+      <w:pPr>
+        <w:rPr>
+          <w:lang w:val="en-US"/>
+        </w:rPr>
+      </w:pPr>
+      <w:r>
+        <w:t>Luồng hoạt động cơ bản của server single-threaded:</w:t>
+      </w:r>
+      <w:r>
+        <w:br/>
+      </w:r>
+      <w:r>
+        <w:rPr>
+          <w:i/>
+          <w:iCs/>
+        </w:rPr>
+        <w:t xml:space="preserve">socket() </w:t>
+      </w:r>
+      <w:r>
+        <w:rPr>
+          <w:rFonts w:ascii="Wingdings" w:eastAsia="Wingdings" w:hAnsi="Wingdings" w:cs="Wingdings"/>
+          <w:i/>
+          <w:iCs/>
+          <w:lang w:val="en-US"/>
+        </w:rPr>
+        <w:t>à</w:t>
+      </w:r>
+      <w:r>
+        <w:rPr>
+          <w:i/>
+          <w:iCs/>
+        </w:rPr>
+        <w:t xml:space="preserve"> bind() </w:t>
+      </w:r>
+      <w:r>
+        <w:rPr>
+          <w:rFonts w:ascii="Wingdings" w:eastAsia="Wingdings" w:hAnsi="Wingdings" w:cs="Wingdings"/>
+          <w:i/>
+          <w:iCs/>
+          <w:lang w:val="en-US"/>
+        </w:rPr>
+        <w:t>à</w:t>
+      </w:r>
+      <w:r>
+        <w:rPr>
+          <w:i/>
+          <w:iCs/>
+        </w:rPr>
+        <w:t xml:space="preserve"> listen() </w:t>
+      </w:r>
+      <w:r>
+        <w:rPr>
+          <w:rFonts w:ascii="Wingdings" w:eastAsia="Wingdings" w:hAnsi="Wingdings" w:cs="Wingdings"/>
+          <w:i/>
+          <w:iCs/>
+          <w:lang w:val="en-US"/>
+        </w:rPr>
+        <w:t>à</w:t>
+      </w:r>
+      <w:r>
+        <w:rPr>
+          <w:i/>
+          <w:iCs/>
+        </w:rPr>
+        <w:t xml:space="preserve"> [ loop: accept() </w:t>
+      </w:r>
+      <w:r>
+        <w:rPr>
+          <w:rFonts w:ascii="Wingdings" w:eastAsia="Wingdings" w:hAnsi="Wingdings" w:cs="Wingdings"/>
+          <w:i/>
+          <w:iCs/>
+          <w:lang w:val="en-US"/>
+        </w:rPr>
+        <w:t>à</w:t>
+      </w:r>
+      <w:r>
+        <w:rPr>
+          <w:i/>
+          <w:iCs/>
+        </w:rPr>
+        <w:t xml:space="preserve"> recv() </w:t>
+      </w:r>
+      <w:r>
+        <w:rPr>
+          <w:rFonts w:ascii="Wingdings" w:eastAsia="Wingdings" w:hAnsi="Wingdings" w:cs="Wingdings"/>
+          <w:i/>
+          <w:iCs/>
+          <w:lang w:val="en-US"/>
+        </w:rPr>
+        <w:t>à</w:t>
+      </w:r>
+      <w:r>
+        <w:rPr>
+          <w:i/>
+          <w:iCs/>
+        </w:rPr>
+        <w:t xml:space="preserve"> process() </w:t>
+      </w:r>
+      <w:r>
+        <w:rPr>
+          <w:rFonts w:ascii="Wingdings" w:eastAsia="Wingdings" w:hAnsi="Wingdings" w:cs="Wingdings"/>
+          <w:i/>
+          <w:iCs/>
+          <w:lang w:val="en-US"/>
+        </w:rPr>
+        <w:t>à</w:t>
+      </w:r>
+      <w:r>
+        <w:rPr>
+          <w:i/>
+          <w:iCs/>
+        </w:rPr>
+        <w:t xml:space="preserve"> send() </w:t>
+      </w:r>
+      <w:r>
+        <w:rPr>
+          <w:rFonts w:ascii="Wingdings" w:eastAsia="Wingdings" w:hAnsi="Wingdings" w:cs="Wingdings"/>
+          <w:i/>
+          <w:iCs/>
+          <w:lang w:val="en-US"/>
+        </w:rPr>
+        <w:t>à</w:t>
+      </w:r>
+      <w:r>
+        <w:rPr>
+          <w:i/>
+          <w:iCs/>
+        </w:rPr>
+        <w:t xml:space="preserve"> close_client_socket() ]</w:t>
+      </w:r>
+    </w:p>
+    <w:p>
+      <w:r>
+        <w:rPr>
+          <w:noProof/>
+        </w:rPr>
+        <w:drawing>
+          <wp:inline distT="0" distB="0" distL="0" distR="0" wp14:anchorId="0F9945B3" wp14:editId="06138BF8">
+            <wp:extent cx="5943600" cy="548640"/>
             <wp:effectExtent l="0" t="0" r="0" b="3810"/>
-            <wp:docPr id="1" name="Picture 1"/>
+            <wp:docPr id="24" name="Picture 24"/>
+            <wp:cNvGraphicFramePr>
+              <a:graphicFrameLocks xmlns:a="http://schemas.openxmlformats.org/drawingml/2006/main" noChangeAspect="1"/>
+            </wp:cNvGraphicFramePr>
+            <a:graphic xmlns:a="http://schemas.openxmlformats.org/drawingml/2006/main">
+              <a:graphicData uri="http://schemas.openxmlformats.org/drawingml/2006/picture">
+                <pic:pic xmlns:pic="http://schemas.openxmlformats.org/drawingml/2006/picture">
+                  <pic:nvPicPr>
+                    <pic:cNvPr id="0" name="Picture 24"/>
+                    <pic:cNvPicPr/>
+                  </pic:nvPicPr>
+                  <pic:blipFill>
+                    <a:blip r:embed="rId20">
+                      <a:extLst>
+                        <a:ext uri="{28A0092B-C50C-407E-A947-70E740481C1C}">
+                          <a14:useLocalDpi xmlns:a14="http://schemas.microsoft.com/office/drawing/2010/main" val="0"/>
+                        </a:ext>
+                      </a:extLst>
+                    </a:blip>
+                    <a:stretch>
+                      <a:fillRect/>
+                    </a:stretch>
+                  </pic:blipFill>
+                  <pic:spPr>
+                    <a:xfrm>
+                      <a:off x="0" y="0"/>
+                      <a:ext cx="5943600" cy="548640"/>
+                    </a:xfrm>
+                    <a:prstGeom prst="rect">
+                      <a:avLst/>
+                    </a:prstGeom>
+                  </pic:spPr>
+                </pic:pic>
+              </a:graphicData>
+            </a:graphic>
+          </wp:inline>
+        </w:drawing>
+      </w:r>
+    </w:p>
+    <w:p>
+      <w:pPr>
+        <w:rPr>
+          <w:lang w:val="en-US"/>
+        </w:rPr>
+      </w:pPr>
+      <w:r>
+        <w:rPr>
+          <w:b/>
+          <w:bCs/>
+          <w:lang w:val="en-US"/>
+        </w:rPr>
+        <w:lastRenderedPageBreak/>
+        <w:t>* Các hàm xử lý phía Client</w:t>
+      </w:r>
+      <w:r>
+        <w:rPr>
+          <w:lang w:val="en-US"/>
+        </w:rPr>
+        <w:t>:</w:t>
+      </w:r>
+      <w:r>
+        <w:rPr>
+          <w:noProof/>
+          <w:lang w:val="en-US"/>
+        </w:rPr>
+        <w:drawing>
+          <wp:inline distT="0" distB="0" distL="0" distR="0" wp14:anchorId="36ED5574" wp14:editId="49F40AFF">
+            <wp:extent cx="5901267" cy="2368652"/>
+            <wp:effectExtent l="0" t="0" r="4445" b="0"/>
+            <wp:docPr id="17" name="Picture 17"/>
             <wp:cNvGraphicFramePr>
               <a:graphicFrameLocks xmlns:a="http://schemas.openxmlformats.org/drawingml/2006/main" noChangeAspect="1"/>
             </wp:cNvGraphicFramePr>
@@ -2392,20 +2543,27 @@
                     <pic:cNvPr id="1" name=""/>
                     <pic:cNvPicPr/>
                   </pic:nvPicPr>
-                  <pic:blipFill>
-                    <a:blip r:embed="rId19"/>
-                    <a:stretch>
-                      <a:fillRect/>
-                    </a:stretch>
+                  <pic:blipFill rotWithShape="1">
+                    <a:blip r:embed="rId21"/>
+                    <a:srcRect l="2105" r="3963"/>
+                    <a:stretch/>
                   </pic:blipFill>
-                  <pic:spPr>
+                  <pic:spPr bwMode="auto">
                     <a:xfrm>
                       <a:off x="0" y="0"/>
-                      <a:ext cx="5943600" cy="4091940"/>
+                      <a:ext cx="5910919" cy="2372526"/>
                     </a:xfrm>
                     <a:prstGeom prst="rect">
                       <a:avLst/>
                     </a:prstGeom>
+                    <a:ln>
+                      <a:noFill/>
+                    </a:ln>
+                    <a:extLst>
+                      <a:ext uri="{53640926-AAD7-44D8-BBD7-CCE9431645EC}">
+                        <a14:shadowObscured xmlns:a14="http://schemas.microsoft.com/office/drawing/2010/main"/>
+                      </a:ext>
+                    </a:extLst>
                   </pic:spPr>
                 </pic:pic>
               </a:graphicData>
@@ -2422,53 +2580,394 @@
       </w:pPr>
       <w:r>
         <w:rPr>
-          <w:lang w:val="en-US"/>
-        </w:rPr>
-        <w:t>4.2.2 . Các modules</w:t>
-      </w:r>
-    </w:p>
-    <w:p>
-      <w:pPr>
-        <w:rPr>
-          <w:lang w:val="en-US"/>
-        </w:rPr>
-      </w:pPr>
-      <w:r>
-        <w:rPr>
-          <w:lang w:val="en-US"/>
-        </w:rPr>
-        <w:t>Client:</w:t>
-      </w:r>
-    </w:p>
-    <w:p>
-      <w:pPr>
-        <w:rPr>
-          <w:lang w:val="en-US"/>
-        </w:rPr>
-      </w:pPr>
-      <w:r>
-        <w:rPr>
-          <w:lang w:val="en-US"/>
-        </w:rPr>
-        <w:t>client.h</w:t>
-      </w:r>
-    </w:p>
-    <w:p>
-      <w:pPr>
-        <w:rPr>
-          <w:lang w:val="en-US"/>
-        </w:rPr>
-      </w:pPr>
-    </w:p>
-    <w:p>
-      <w:pPr>
-        <w:rPr>
-          <w:lang w:val="en-US"/>
-        </w:rPr>
-      </w:pPr>
-    </w:p>
-    <w:p>
-      <w:pPr>
+          <w:b/>
+          <w:bCs/>
+          <w:lang w:val="en-US"/>
+        </w:rPr>
+        <w:t>a. create_socket():</w:t>
+      </w:r>
+      <w:r>
+        <w:rPr>
+          <w:lang w:val="en-US"/>
+        </w:rPr>
+        <w:t xml:space="preserve"> Tạo socket phía client.</w:t>
+      </w:r>
+    </w:p>
+    <w:p>
+      <w:pPr>
+        <w:rPr>
+          <w:i/>
+          <w:iCs/>
+          <w:lang w:val="en-US"/>
+        </w:rPr>
+      </w:pPr>
+      <w:r>
+        <w:rPr>
+          <w:i/>
+          <w:iCs/>
+          <w:lang w:val="en-US"/>
+        </w:rPr>
+        <w:t>Các tham số cần quan tâm:</w:t>
+      </w:r>
+    </w:p>
+    <w:p>
+      <w:pPr>
+        <w:pStyle w:val="ListParagraph"/>
+        <w:numPr>
+          <w:ilvl w:val="0"/>
+          <w:numId w:val="9"/>
+        </w:numPr>
+        <w:rPr>
+          <w:lang w:val="en-US"/>
+        </w:rPr>
+      </w:pPr>
+      <w:r>
+        <w:rPr>
+          <w:lang w:val="en-US"/>
+        </w:rPr>
+        <w:t xml:space="preserve">socket(AF_INET, SOCK_STREAM, 0): Đây là hàm để khởi tạo TCP socket cho kết nối giữa client và server. </w:t>
+      </w:r>
+    </w:p>
+    <w:p>
+      <w:pPr>
+        <w:pStyle w:val="ListParagraph"/>
+        <w:numPr>
+          <w:ilvl w:val="0"/>
+          <w:numId w:val="9"/>
+        </w:numPr>
+        <w:rPr>
+          <w:lang w:val="en-US"/>
+        </w:rPr>
+      </w:pPr>
+      <w:r>
+        <w:rPr>
+          <w:lang w:val="en-US"/>
+        </w:rPr>
+        <w:t>AF_INET là tham số báo cho socket biết là giao thức IP sẽ dùng họ địa chỉ là Ipv4.</w:t>
+      </w:r>
+    </w:p>
+    <w:p>
+      <w:pPr>
+        <w:pStyle w:val="ListParagraph"/>
+        <w:numPr>
+          <w:ilvl w:val="0"/>
+          <w:numId w:val="9"/>
+        </w:numPr>
+        <w:rPr>
+          <w:lang w:val="en-US"/>
+        </w:rPr>
+      </w:pPr>
+      <w:r>
+        <w:rPr>
+          <w:lang w:val="en-US"/>
+        </w:rPr>
+        <w:t xml:space="preserve">SOCK_STREAM là kiểu socket. Kiểu này liên quan đến TCP, vì SOCK_STREAM cung cấp kết nối tin cậy, hướng kết nối, dòng byte. </w:t>
+      </w:r>
+    </w:p>
+    <w:p>
+      <w:pPr>
+        <w:pStyle w:val="ListParagraph"/>
+        <w:numPr>
+          <w:ilvl w:val="0"/>
+          <w:numId w:val="9"/>
+        </w:numPr>
+        <w:rPr>
+          <w:lang w:val="en-US"/>
+        </w:rPr>
+      </w:pPr>
+      <w:r>
+        <w:rPr>
+          <w:lang w:val="en-US"/>
+        </w:rPr>
+        <w:t>Tham số thứ ba là protocol, ở đây là 0. Khi đặt 0, hệ thống tự chọn protocol phù hợp dựa vào hai tham số trước. Vì AF_INET và SOCK_STREAM nên protocol mặc định là IPPROTO_TCP.</w:t>
+      </w:r>
+    </w:p>
+    <w:p>
+      <w:pPr>
+        <w:pStyle w:val="ListParagraph"/>
+        <w:numPr>
+          <w:ilvl w:val="0"/>
+          <w:numId w:val="9"/>
+        </w:numPr>
+        <w:rPr>
+          <w:lang w:val="en-US"/>
+        </w:rPr>
+      </w:pPr>
+      <w:r>
+        <w:rPr>
+          <w:lang w:val="en-US"/>
+        </w:rPr>
+        <w:t>Thành công sẽ trả về 1 số nguyên dương đại diện cho socket đó (s</w:t>
+      </w:r>
+      <w:r>
+        <w:t>ocket file descriptor</w:t>
+      </w:r>
+      <w:r>
+        <w:rPr>
+          <w:lang w:val="en-US"/>
+        </w:rPr>
+        <w:t>).</w:t>
+      </w:r>
+    </w:p>
+    <w:p>
+      <w:pPr>
+        <w:rPr>
+          <w:lang w:val="en-US"/>
+        </w:rPr>
+      </w:pPr>
+      <w:r>
+        <w:rPr>
+          <w:b/>
+          <w:bCs/>
+          <w:lang w:val="en-US"/>
+        </w:rPr>
+        <w:t>b. resolve_host():</w:t>
+      </w:r>
+      <w:r>
+        <w:rPr>
+          <w:lang w:val="en-US"/>
+        </w:rPr>
+        <w:t xml:space="preserve"> Phân giải tên miền thành địa chỉ IP (nếu cần).</w:t>
+      </w:r>
+      <w:r>
+        <w:rPr>
+          <w:lang w:val="en-US"/>
+        </w:rPr>
+        <w:t>S</w:t>
+      </w:r>
+    </w:p>
+    <w:p>
+      <w:pPr>
+        <w:rPr>
+          <w:i/>
+          <w:iCs/>
+          <w:lang w:val="en-US"/>
+        </w:rPr>
+      </w:pPr>
+      <w:r>
+        <w:rPr>
+          <w:i/>
+          <w:iCs/>
+          <w:lang w:val="en-US"/>
+        </w:rPr>
+        <w:t>Các tham số cần quan tâm:</w:t>
+      </w:r>
+    </w:p>
+    <w:p>
+      <w:pPr>
+        <w:pStyle w:val="ListParagraph"/>
+        <w:numPr>
+          <w:ilvl w:val="0"/>
+          <w:numId w:val="10"/>
+        </w:numPr>
+        <w:rPr>
+          <w:lang w:val="en-US"/>
+        </w:rPr>
+      </w:pPr>
+      <w:r>
+        <w:rPr>
+          <w:lang w:val="en-US"/>
+        </w:rPr>
+        <w:t>gethostbyname(hostname): hàm sẽ trả về Ipv4 (không hỗ trợ Ipv6) của tên miền. Tên miền truyền vào vẫn có thể là IP của máy.</w:t>
+      </w:r>
+    </w:p>
+    <w:p>
+      <w:pPr>
+        <w:pStyle w:val="ListParagraph"/>
+        <w:numPr>
+          <w:ilvl w:val="0"/>
+          <w:numId w:val="10"/>
+        </w:numPr>
+        <w:rPr>
+          <w:lang w:val="en-US"/>
+        </w:rPr>
+      </w:pPr>
+      <w:r>
+        <w:rPr>
+          <w:lang w:val="en-US"/>
+        </w:rPr>
+        <w:t>Trả về 1 struct có cấu trúc như sau:</w:t>
+      </w:r>
+    </w:p>
+    <w:p>
+      <w:pPr>
+        <w:pStyle w:val="ListParagraph"/>
+        <w:rPr>
+          <w:lang w:val="en-US"/>
+        </w:rPr>
+      </w:pPr>
+      <w:r>
+        <w:rPr>
+          <w:lang w:val="en-US"/>
+        </w:rPr>
+        <w:t>struct hostent {</w:t>
+      </w:r>
+    </w:p>
+    <w:p>
+      <w:pPr>
+        <w:pStyle w:val="ListParagraph"/>
+        <w:rPr>
+          <w:lang w:val="en-US"/>
+        </w:rPr>
+      </w:pPr>
+      <w:r>
+        <w:rPr>
+          <w:lang w:val="en-US"/>
+        </w:rPr>
+        <w:t xml:space="preserve">    char  *h_name;       // Tên chính thức của host</w:t>
+      </w:r>
+    </w:p>
+    <w:p>
+      <w:pPr>
+        <w:pStyle w:val="ListParagraph"/>
+        <w:rPr>
+          <w:lang w:val="en-US"/>
+        </w:rPr>
+      </w:pPr>
+      <w:r>
+        <w:rPr>
+          <w:lang w:val="en-US"/>
+        </w:rPr>
+        <w:t xml:space="preserve">    char **h_aliases;    // Danh sách các tên alias (biệt hiệu)</w:t>
+      </w:r>
+    </w:p>
+    <w:p>
+      <w:pPr>
+        <w:pStyle w:val="ListParagraph"/>
+        <w:rPr>
+          <w:lang w:val="en-US"/>
+        </w:rPr>
+      </w:pPr>
+      <w:r>
+        <w:rPr>
+          <w:lang w:val="en-US"/>
+        </w:rPr>
+        <w:t xml:space="preserve">    int    h_addrtype;   // Loại địa chỉ (AF_INET cho IPv4)</w:t>
+      </w:r>
+    </w:p>
+    <w:p>
+      <w:pPr>
+        <w:pStyle w:val="ListParagraph"/>
+        <w:rPr>
+          <w:lang w:val="en-US"/>
+        </w:rPr>
+      </w:pPr>
+      <w:r>
+        <w:rPr>
+          <w:lang w:val="en-US"/>
+        </w:rPr>
+        <w:t xml:space="preserve">    int    h_length;     // Độ dài địa chỉ (4 byte cho IPv4)</w:t>
+      </w:r>
+    </w:p>
+    <w:p>
+      <w:pPr>
+        <w:pStyle w:val="ListParagraph"/>
+        <w:rPr>
+          <w:lang w:val="en-US"/>
+        </w:rPr>
+      </w:pPr>
+      <w:r>
+        <w:rPr>
+          <w:lang w:val="en-US"/>
+        </w:rPr>
+        <w:t xml:space="preserve">    char **h_addr_list;  // Mảng các địa chỉ IP (dạng binary)</w:t>
+      </w:r>
+    </w:p>
+    <w:p>
+      <w:pPr>
+        <w:pStyle w:val="ListParagraph"/>
+        <w:rPr>
+          <w:lang w:val="en-US"/>
+        </w:rPr>
+      </w:pPr>
+      <w:r>
+        <w:rPr>
+          <w:lang w:val="en-US"/>
+        </w:rPr>
+        <w:t xml:space="preserve">    </w:t>
+      </w:r>
+      <w:r>
+        <w:t>char *h_addr</w:t>
+      </w:r>
+      <w:r>
+        <w:rPr>
+          <w:lang w:val="en-US"/>
+        </w:rPr>
+        <w:t xml:space="preserve">;      // Địa chỉ host đầu tiên </w:t>
+      </w:r>
+      <w:r>
+        <w:t>h_addr_list[0]</w:t>
+      </w:r>
+      <w:r>
+        <w:rPr>
+          <w:lang w:val="en-US"/>
+        </w:rPr>
+        <w:t xml:space="preserve"> </w:t>
+      </w:r>
+    </w:p>
+    <w:p>
+      <w:pPr>
+        <w:pStyle w:val="ListParagraph"/>
+        <w:rPr>
+          <w:lang w:val="en-US"/>
+        </w:rPr>
+      </w:pPr>
+      <w:r>
+        <w:rPr>
+          <w:lang w:val="en-US"/>
+        </w:rPr>
+        <w:t>};</w:t>
+      </w:r>
+    </w:p>
+    <w:p>
+      <w:pPr>
+        <w:rPr>
+          <w:lang w:val="en-US"/>
+        </w:rPr>
+      </w:pPr>
+      <w:r>
+        <w:rPr>
+          <w:b/>
+          <w:bCs/>
+          <w:lang w:val="en-US"/>
+        </w:rPr>
+        <w:t>c. connect_to_server():</w:t>
+      </w:r>
+      <w:r>
+        <w:rPr>
+          <w:lang w:val="en-US"/>
+        </w:rPr>
+        <w:t xml:space="preserve"> Thiết lập kết nối tới server.</w:t>
+      </w:r>
+    </w:p>
+    <w:p>
+      <w:pPr>
+        <w:rPr>
+          <w:lang w:val="en-US"/>
+        </w:rPr>
+      </w:pPr>
+      <w:r>
+        <w:rPr>
+          <w:i/>
+          <w:iCs/>
+          <w:lang w:val="en-US"/>
+        </w:rPr>
+        <w:t>Các tham số cần quan tâm</w:t>
+      </w:r>
+      <w:r>
+        <w:rPr>
+          <w:lang w:val="en-US"/>
+        </w:rPr>
+        <w:t>:</w:t>
+      </w:r>
+    </w:p>
+    <w:p>
+      <w:pPr>
+        <w:pStyle w:val="ListParagraph"/>
+        <w:numPr>
+          <w:ilvl w:val="0"/>
+          <w:numId w:val="11"/>
+        </w:numPr>
         <w:rPr>
           <w:lang w:val="en-US"/>
         </w:rPr>
@@ -2478,50 +2977,417 @@
           <w:lang w:val="en-US"/>
         </w:rPr>
         <w:lastRenderedPageBreak/>
-        <w:t>Server:</w:t>
-      </w:r>
-    </w:p>
-    <w:p>
-      <w:pPr>
-        <w:rPr>
-          <w:lang w:val="en-US"/>
-        </w:rPr>
-      </w:pPr>
-      <w:r>
-        <w:rPr>
-          <w:lang w:val="en-US"/>
-        </w:rPr>
-        <w:t>4.2.3. Các bước xây dựng ứng dụng</w:t>
-      </w:r>
-    </w:p>
-    <w:p>
-      <w:pPr>
-        <w:rPr>
-          <w:lang w:val="en-US"/>
-        </w:rPr>
-      </w:pPr>
-      <w:r>
-        <w:rPr>
-          <w:lang w:val="en-US"/>
-        </w:rPr>
-        <w:t>Cài đặt gcc, cài make, cài net-tools</w:t>
-      </w:r>
-    </w:p>
-    <w:p>
-      <w:pPr>
-        <w:rPr>
-          <w:lang w:val="en-US"/>
-        </w:rPr>
-      </w:pPr>
-      <w:r>
-        <w:rPr>
+        <w:t>Các struct đối số:</w:t>
+      </w:r>
+    </w:p>
+    <w:p>
+      <w:pPr>
+        <w:pStyle w:val="ListParagraph"/>
+        <w:rPr>
+          <w:lang w:val="en-US"/>
+        </w:rPr>
+      </w:pPr>
+      <w:r>
+        <w:rPr>
+          <w:lang w:val="en-US"/>
+        </w:rPr>
+        <w:t>struct sockaddr_in {</w:t>
+      </w:r>
+    </w:p>
+    <w:p>
+      <w:pPr>
+        <w:pStyle w:val="ListParagraph"/>
+        <w:rPr>
+          <w:lang w:val="en-US"/>
+        </w:rPr>
+      </w:pPr>
+      <w:r>
+        <w:rPr>
+          <w:lang w:val="en-US"/>
+        </w:rPr>
+        <w:t xml:space="preserve">    short sin_family;   </w:t>
+      </w:r>
+      <w:r>
+        <w:rPr>
+          <w:lang w:val="en-US"/>
+        </w:rPr>
+        <w:t xml:space="preserve">                   </w:t>
+      </w:r>
+      <w:r>
+        <w:rPr>
+          <w:lang w:val="en-US"/>
+        </w:rPr>
+        <w:t>// AF_INET (IPv4)</w:t>
+      </w:r>
+    </w:p>
+    <w:p>
+      <w:pPr>
+        <w:pStyle w:val="ListParagraph"/>
+        <w:rPr>
+          <w:lang w:val="en-US"/>
+        </w:rPr>
+      </w:pPr>
+      <w:r>
+        <w:rPr>
+          <w:lang w:val="en-US"/>
+        </w:rPr>
+        <w:t xml:space="preserve">    unsigned short sin_port;     // Port (network byte order)</w:t>
+      </w:r>
+    </w:p>
+    <w:p>
+      <w:pPr>
+        <w:pStyle w:val="ListParagraph"/>
+        <w:rPr>
+          <w:lang w:val="en-US"/>
+        </w:rPr>
+      </w:pPr>
+      <w:r>
+        <w:rPr>
+          <w:lang w:val="en-US"/>
+        </w:rPr>
+        <w:t xml:space="preserve">    struct in_addr sin_addr;     // Địa chỉ IP</w:t>
+      </w:r>
+    </w:p>
+    <w:p>
+      <w:pPr>
+        <w:pStyle w:val="ListParagraph"/>
+        <w:rPr>
+          <w:lang w:val="en-US"/>
+        </w:rPr>
+      </w:pPr>
+      <w:r>
+        <w:rPr>
+          <w:lang w:val="en-US"/>
+        </w:rPr>
+        <w:t xml:space="preserve">    char sin_zero[8];  </w:t>
+      </w:r>
+      <w:r>
+        <w:rPr>
+          <w:lang w:val="en-US"/>
+        </w:rPr>
+        <w:t xml:space="preserve">                  </w:t>
+      </w:r>
+      <w:r>
+        <w:rPr>
+          <w:lang w:val="en-US"/>
+        </w:rPr>
+        <w:t>// Padding</w:t>
+      </w:r>
+    </w:p>
+    <w:p>
+      <w:pPr>
+        <w:pStyle w:val="ListParagraph"/>
+        <w:rPr>
+          <w:lang w:val="en-US"/>
+        </w:rPr>
+      </w:pPr>
+      <w:r>
+        <w:rPr>
+          <w:lang w:val="en-US"/>
+        </w:rPr>
+        <w:t>};</w:t>
+      </w:r>
+      <w:r>
+        <w:rPr>
+          <w:lang w:val="en-US"/>
+        </w:rPr>
+        <w:t xml:space="preserve"> dùng khởi tạo thông tin của socket, trong hàm thì sẽ là khởi tạo thông tin của server để tiến hành kết nối.</w:t>
+      </w:r>
+    </w:p>
+    <w:p>
+      <w:pPr>
+        <w:pStyle w:val="ListParagraph"/>
+        <w:numPr>
+          <w:ilvl w:val="0"/>
+          <w:numId w:val="11"/>
+        </w:numPr>
+        <w:rPr>
+          <w:lang w:val="en-US"/>
+        </w:rPr>
+      </w:pPr>
+      <w:r>
+        <w:rPr>
+          <w:lang w:val="en-US"/>
+        </w:rPr>
+        <w:t>Khởi tạo thông số cho server:</w:t>
+      </w:r>
+    </w:p>
+    <w:p>
+      <w:pPr>
+        <w:pStyle w:val="ListParagraph"/>
+        <w:numPr>
+          <w:ilvl w:val="1"/>
+          <w:numId w:val="13"/>
+        </w:numPr>
+        <w:rPr>
+          <w:lang w:val="en-US"/>
+        </w:rPr>
+      </w:pPr>
+      <w:r>
+        <w:t>serv_addr-&gt;sin_family = AF_INET;</w:t>
+      </w:r>
+      <w:r>
+        <w:rPr>
+          <w:lang w:val="en-US"/>
+        </w:rPr>
+        <w:t xml:space="preserve">       // họ địa chỉ Ipv4</w:t>
+      </w:r>
+    </w:p>
+    <w:p>
+      <w:pPr>
+        <w:pStyle w:val="ListParagraph"/>
+        <w:numPr>
+          <w:ilvl w:val="1"/>
+          <w:numId w:val="13"/>
+        </w:numPr>
+        <w:rPr>
+          <w:lang w:val="en-US"/>
+        </w:rPr>
+      </w:pPr>
+      <w:r>
+        <w:t>bcopy((char *)server-&gt;h_addr, (char *)&amp;serv_addr-&gt;sin_addr.s_addr, server-&gt;h_length)</w:t>
+      </w:r>
+      <w:r>
+        <w:rPr>
+          <w:lang w:val="en-US"/>
+        </w:rPr>
+        <w:t>: t</w:t>
+      </w:r>
+      <w:r>
+        <w:t>hực hiện </w:t>
+      </w:r>
+      <w:r>
+        <w:rPr>
+          <w:b/>
+          <w:bCs/>
+        </w:rPr>
+        <w:t>sao chép địa chỉ IP của server</w:t>
+      </w:r>
+      <w:r>
+        <w:t> từ cấu trúc hostent (kết quả từ gethostbyname()) vào cấu trúc sockaddr_in để thiết lập kết nối.</w:t>
+      </w:r>
+    </w:p>
+    <w:p>
+      <w:pPr>
+        <w:pStyle w:val="ListParagraph"/>
+        <w:numPr>
+          <w:ilvl w:val="1"/>
+          <w:numId w:val="13"/>
+        </w:numPr>
+        <w:rPr>
+          <w:lang w:val="en-US"/>
+        </w:rPr>
+      </w:pPr>
+      <w:r>
+        <w:t>serv_addr-&gt;sin_port = htons(portno)</w:t>
+      </w:r>
+      <w:r>
+        <w:rPr>
+          <w:lang w:val="en-US"/>
+        </w:rPr>
+        <w:t>: gán port của server</w:t>
+      </w:r>
+    </w:p>
+    <w:p>
+      <w:pPr>
+        <w:pStyle w:val="ListParagraph"/>
+        <w:numPr>
+          <w:ilvl w:val="0"/>
+          <w:numId w:val="12"/>
+        </w:numPr>
+        <w:rPr>
+          <w:lang w:val="en-US"/>
+        </w:rPr>
+      </w:pPr>
+      <w:r>
+        <w:t>connect(sockfd, (struct sockaddr *) serv_addr, sizeof(*serv_addr))</w:t>
+      </w:r>
+      <w:r>
+        <w:rPr>
+          <w:lang w:val="en-US"/>
+        </w:rPr>
+        <w:t xml:space="preserve">: dùng để kết nối </w:t>
+      </w:r>
+      <w:r>
+        <w:rPr>
+          <w:lang w:val="en-US"/>
+        </w:rPr>
+        <w:t>với</w:t>
+      </w:r>
+      <w:r>
+        <w:rPr>
+          <w:lang w:val="en-US"/>
+        </w:rPr>
+        <w:t xml:space="preserve"> server</w:t>
+      </w:r>
+      <w:r>
+        <w:rPr>
+          <w:lang w:val="en-US"/>
+        </w:rPr>
+        <w:t>.</w:t>
+      </w:r>
+    </w:p>
+    <w:p>
+      <w:pPr>
+        <w:rPr>
+          <w:lang w:val="en-US"/>
+        </w:rPr>
+      </w:pPr>
+      <w:r>
+        <w:rPr>
+          <w:b/>
+          <w:bCs/>
+          <w:lang w:val="en-US"/>
+        </w:rPr>
+        <w:t>d. communicate_with_server():</w:t>
+      </w:r>
+      <w:r>
+        <w:rPr>
+          <w:lang w:val="en-US"/>
+        </w:rPr>
+        <w:t xml:space="preserve"> </w:t>
+      </w:r>
+      <w:r>
+        <w:t xml:space="preserve">Hàm này nhận vào một socket file descriptor, được dùng để giao tiếp giữa client và server. </w:t>
+      </w:r>
+      <w:r>
+        <w:rPr>
+          <w:lang w:val="en-US"/>
+        </w:rPr>
+        <w:t>T</w:t>
+      </w:r>
+      <w:r>
+        <w:t xml:space="preserve">rong hàm có một vòng lặp vô hạn while(1), nghĩa là client sẽ liên tục gửi và nhận dữ liệu cho đến khi </w:t>
+      </w:r>
+      <w:r>
+        <w:rPr>
+          <w:lang w:val="en-US"/>
+        </w:rPr>
+        <w:t>client</w:t>
+      </w:r>
+      <w:r>
+        <w:t xml:space="preserve"> nhập "exit"</w:t>
+      </w:r>
+      <w:r>
+        <w:rPr>
+          <w:lang w:val="en-US"/>
+        </w:rPr>
+        <w:t>.</w:t>
+      </w:r>
+    </w:p>
+    <w:p>
+      <w:pPr>
+        <w:rPr>
+          <w:i/>
+          <w:iCs/>
+          <w:lang w:val="en-US"/>
+        </w:rPr>
+      </w:pPr>
+      <w:r>
+        <w:rPr>
+          <w:i/>
+          <w:iCs/>
+          <w:lang w:val="en-US"/>
+        </w:rPr>
+        <w:t>Các tham số cần quan tâm:</w:t>
+      </w:r>
+    </w:p>
+    <w:p>
+      <w:pPr>
+        <w:pStyle w:val="ListParagraph"/>
+        <w:numPr>
+          <w:ilvl w:val="0"/>
+          <w:numId w:val="14"/>
+        </w:numPr>
+        <w:rPr>
+          <w:lang w:val="en-US"/>
+        </w:rPr>
+      </w:pPr>
+      <w:r>
+        <w:rPr>
+          <w:lang w:val="en-US"/>
+        </w:rPr>
+        <w:t xml:space="preserve">write(sockfd, buffer, strlen(buffer)): hàm dùng để gửi dữ liệu thông qua socket, </w:t>
+      </w:r>
+      <w:r>
+        <w:t>tham số sockfd là socket descriptor, buffer là dữ liệu cần gửi, và strlen(buffer) là độ dài dữ liệu.</w:t>
+      </w:r>
+    </w:p>
+    <w:p>
+      <w:pPr>
+        <w:pStyle w:val="ListParagraph"/>
+        <w:numPr>
+          <w:ilvl w:val="0"/>
+          <w:numId w:val="14"/>
+        </w:numPr>
+        <w:rPr>
+          <w:lang w:val="en-US"/>
+        </w:rPr>
+      </w:pPr>
+      <w:r>
+        <w:rPr>
+          <w:lang w:val="en-US"/>
+        </w:rPr>
+        <w:t>read(sockfd, buffer, BUFFER_SIZE - 1): hàm dùng để nhận dữ liệu thông qua socket, t</w:t>
+      </w:r>
+      <w:r>
+        <w:t>ham số đầu tiên cũng là socket descriptor, buffer để lưu dữ liệu nhận được, và BUFFER_SIZE -1 là số byte tối đa đọc vào.</w:t>
+      </w:r>
+    </w:p>
+    <w:p>
+      <w:pPr>
+        <w:rPr>
+          <w:lang w:val="en-US"/>
+        </w:rPr>
+      </w:pPr>
+      <w:r>
+        <w:rPr>
+          <w:b/>
+          <w:bCs/>
+          <w:lang w:val="en-US"/>
+        </w:rPr>
+        <w:t>e. error():</w:t>
+      </w:r>
+      <w:r>
+        <w:rPr>
+          <w:lang w:val="en-US"/>
+        </w:rPr>
+        <w:t xml:space="preserve"> Hàm tiện ích xử lý lỗi.</w:t>
+      </w:r>
+    </w:p>
+    <w:p>
+      <w:pPr>
+        <w:rPr>
+          <w:b/>
+          <w:bCs/>
+          <w:lang w:val="en-US"/>
+        </w:rPr>
+      </w:pPr>
+      <w:r>
+        <w:rPr>
+          <w:b/>
+          <w:bCs/>
+          <w:lang w:val="en-US"/>
+        </w:rPr>
+        <w:t>* Các hàm xử lý phía Server:</w:t>
+      </w:r>
+    </w:p>
+    <w:p>
+      <w:pPr>
+        <w:rPr>
+          <w:lang w:val="en-US"/>
+        </w:rPr>
+      </w:pPr>
+      <w:r>
+        <w:rPr>
+          <w:noProof/>
           <w:lang w:val="en-US"/>
         </w:rPr>
         <w:drawing>
-          <wp:inline distT="0" distB="0" distL="0" distR="0" wp14:anchorId="240986C7" wp14:editId="12FC454F">
-            <wp:extent cx="5943600" cy="918210"/>
-            <wp:effectExtent l="0" t="0" r="0" b="0"/>
-            <wp:docPr id="2" name="Picture 2"/>
+          <wp:inline distT="0" distB="0" distL="0" distR="0" wp14:anchorId="3256B9E5" wp14:editId="44265730">
+            <wp:extent cx="5918200" cy="2398619"/>
+            <wp:effectExtent l="0" t="0" r="6350" b="1905"/>
+            <wp:docPr id="18" name="Picture 18"/>
             <wp:cNvGraphicFramePr>
               <a:graphicFrameLocks xmlns:a="http://schemas.openxmlformats.org/drawingml/2006/main" noChangeAspect="1"/>
             </wp:cNvGraphicFramePr>
@@ -2532,20 +3398,27 @@
                     <pic:cNvPr id="1" name=""/>
                     <pic:cNvPicPr/>
                   </pic:nvPicPr>
-                  <pic:blipFill>
-                    <a:blip r:embed="rId20"/>
-                    <a:stretch>
-                      <a:fillRect/>
-                    </a:stretch>
+                  <pic:blipFill rotWithShape="1">
+                    <a:blip r:embed="rId22"/>
+                    <a:srcRect l="997" r="4843"/>
+                    <a:stretch/>
                   </pic:blipFill>
-                  <pic:spPr>
+                  <pic:spPr bwMode="auto">
                     <a:xfrm>
                       <a:off x="0" y="0"/>
-                      <a:ext cx="5943600" cy="918210"/>
+                      <a:ext cx="5923940" cy="2400945"/>
                     </a:xfrm>
                     <a:prstGeom prst="rect">
                       <a:avLst/>
                     </a:prstGeom>
+                    <a:ln>
+                      <a:noFill/>
+                    </a:ln>
+                    <a:extLst>
+                      <a:ext uri="{53640926-AAD7-44D8-BBD7-CCE9431645EC}">
+                        <a14:shadowObscured xmlns:a14="http://schemas.microsoft.com/office/drawing/2010/main"/>
+                      </a:ext>
+                    </a:extLst>
                   </pic:spPr>
                 </pic:pic>
               </a:graphicData>
@@ -2560,155 +3433,61 @@
           <w:lang w:val="en-US"/>
         </w:rPr>
       </w:pPr>
-    </w:p>
-    <w:p>
-      <w:pPr>
-        <w:rPr>
-          <w:lang w:val="en-US"/>
-        </w:rPr>
-      </w:pPr>
-      <w:r>
-        <w:rPr>
-          <w:lang w:val="en-US"/>
-        </w:rPr>
-        <w:t>Biên dịch:</w:t>
-      </w:r>
-    </w:p>
-    <w:p>
-      <w:pPr>
-        <w:rPr>
-          <w:lang w:val="en-US"/>
-        </w:rPr>
-      </w:pPr>
-      <w:r>
-        <w:rPr>
+      <w:r>
+        <w:rPr>
+          <w:highlight w:val="yellow"/>
+          <w:lang w:val="en-US"/>
+        </w:rPr>
+        <w:lastRenderedPageBreak/>
+        <w:t>&lt; --------- continue here ------------- - &gt;</w:t>
+      </w:r>
+    </w:p>
+    <w:p>
+      <w:pPr>
+        <w:rPr>
+          <w:b/>
+          <w:bCs/>
+          <w:lang w:val="en-US"/>
+        </w:rPr>
+      </w:pPr>
+      <w:r>
+        <w:rPr>
+          <w:b/>
+          <w:bCs/>
+          <w:lang w:val="en-US"/>
+        </w:rPr>
+        <w:t>4.2.3. Các bước xây dựng ứng dụng</w:t>
+      </w:r>
+    </w:p>
+    <w:p>
+      <w:pPr>
+        <w:rPr>
+          <w:lang w:val="en-US"/>
+        </w:rPr>
+      </w:pPr>
+      <w:r>
+        <w:rPr>
+          <w:lang w:val="en-US"/>
+        </w:rPr>
+        <w:t>Cài đặt gcc, cài make, cài net-tools</w:t>
+      </w:r>
+    </w:p>
+    <w:p>
+      <w:pPr>
+        <w:rPr>
+          <w:lang w:val="en-US"/>
+        </w:rPr>
+      </w:pPr>
+      <w:r>
+        <w:rPr>
+          <w:noProof/>
           <w:lang w:val="en-US"/>
         </w:rPr>
         <w:drawing>
-          <wp:inline distT="0" distB="0" distL="0" distR="0" wp14:anchorId="0A7D0063" wp14:editId="3908A899">
-            <wp:extent cx="5943600" cy="997585"/>
+          <wp:inline distT="0" distB="0" distL="0" distR="0" wp14:anchorId="0DEBB3D8" wp14:editId="265F0C0F">
+            <wp:extent cx="5943600" cy="918210"/>
             <wp:effectExtent l="0" t="0" r="0" b="0"/>
-            <wp:docPr id="4" name="Picture 4"/>
-            <wp:cNvGraphicFramePr>
-              <a:graphicFrameLocks xmlns:a="http://schemas.openxmlformats.org/drawingml/2006/main" noChangeAspect="1"/>
-            </wp:cNvGraphicFramePr>
-            <a:graphic xmlns:a="http://schemas.openxmlformats.org/drawingml/2006/main">
-              <a:graphicData uri="http://schemas.openxmlformats.org/drawingml/2006/picture">
-                <pic:pic xmlns:pic="http://schemas.openxmlformats.org/drawingml/2006/picture">
-                  <pic:nvPicPr>
-                    <pic:cNvPr id="1" name=""/>
-                    <pic:cNvPicPr/>
-                  </pic:nvPicPr>
-                  <pic:blipFill>
-                    <a:blip r:embed="rId21"/>
-                    <a:stretch>
-                      <a:fillRect/>
-                    </a:stretch>
-                  </pic:blipFill>
-                  <pic:spPr>
-                    <a:xfrm>
-                      <a:off x="0" y="0"/>
-                      <a:ext cx="5943600" cy="997585"/>
-                    </a:xfrm>
-                    <a:prstGeom prst="rect">
-                      <a:avLst/>
-                    </a:prstGeom>
-                  </pic:spPr>
-                </pic:pic>
-              </a:graphicData>
-            </a:graphic>
-          </wp:inline>
-        </w:drawing>
-      </w:r>
-    </w:p>
-    <w:p>
-      <w:pPr>
-        <w:rPr>
-          <w:lang w:val="en-US"/>
-        </w:rPr>
-      </w:pPr>
-      <w:r>
-        <w:rPr>
-          <w:lang w:val="en-US"/>
-        </w:rPr>
-        <w:t>Build docker file</w:t>
-      </w:r>
-    </w:p>
-    <w:p>
-      <w:pPr>
-        <w:rPr>
-          <w:lang w:val="en-US"/>
-        </w:rPr>
-      </w:pPr>
-      <w:r>
-        <w:rPr>
-          <w:lang w:val="en-US"/>
-        </w:rPr>
-        <w:drawing>
-          <wp:inline distT="0" distB="0" distL="0" distR="0" wp14:anchorId="2A09F297" wp14:editId="473F95B2">
-            <wp:extent cx="5943600" cy="1245235"/>
-            <wp:effectExtent l="0" t="0" r="0" b="0"/>
-            <wp:docPr id="3" name="Picture 3"/>
-            <wp:cNvGraphicFramePr>
-              <a:graphicFrameLocks xmlns:a="http://schemas.openxmlformats.org/drawingml/2006/main" noChangeAspect="1"/>
-            </wp:cNvGraphicFramePr>
-            <a:graphic xmlns:a="http://schemas.openxmlformats.org/drawingml/2006/main">
-              <a:graphicData uri="http://schemas.openxmlformats.org/drawingml/2006/picture">
-                <pic:pic xmlns:pic="http://schemas.openxmlformats.org/drawingml/2006/picture">
-                  <pic:nvPicPr>
-                    <pic:cNvPr id="1" name=""/>
-                    <pic:cNvPicPr/>
-                  </pic:nvPicPr>
-                  <pic:blipFill>
-                    <a:blip r:embed="rId22"/>
-                    <a:stretch>
-                      <a:fillRect/>
-                    </a:stretch>
-                  </pic:blipFill>
-                  <pic:spPr>
-                    <a:xfrm>
-                      <a:off x="0" y="0"/>
-                      <a:ext cx="5943600" cy="1245235"/>
-                    </a:xfrm>
-                    <a:prstGeom prst="rect">
-                      <a:avLst/>
-                    </a:prstGeom>
-                  </pic:spPr>
-                </pic:pic>
-              </a:graphicData>
-            </a:graphic>
-          </wp:inline>
-        </w:drawing>
-      </w:r>
-    </w:p>
-    <w:p>
-      <w:pPr>
-        <w:rPr>
-          <w:lang w:val="en-US"/>
-        </w:rPr>
-      </w:pPr>
-      <w:r>
-        <w:rPr>
-          <w:lang w:val="en-US"/>
-        </w:rPr>
-        <w:t>Sau do khởi động cointainer client</w:t>
-      </w:r>
-    </w:p>
-    <w:p>
-      <w:pPr>
-        <w:rPr>
-          <w:lang w:val="en-US"/>
-        </w:rPr>
-      </w:pPr>
-      <w:r>
-        <w:rPr>
-          <w:lang w:val="en-US"/>
-        </w:rPr>
-        <w:drawing>
-          <wp:inline distT="0" distB="0" distL="0" distR="0" wp14:anchorId="13480D55" wp14:editId="39ED65AE">
-            <wp:extent cx="5943600" cy="1443355"/>
-            <wp:effectExtent l="0" t="0" r="0" b="4445"/>
-            <wp:docPr id="5" name="Picture 5"/>
+            <wp:docPr id="2" name="Picture 2"/>
             <wp:cNvGraphicFramePr>
               <a:graphicFrameLocks xmlns:a="http://schemas.openxmlformats.org/drawingml/2006/main" noChangeAspect="1"/>
             </wp:cNvGraphicFramePr>
@@ -2728,7 +3507,7 @@
                   <pic:spPr>
                     <a:xfrm>
                       <a:off x="0" y="0"/>
-                      <a:ext cx="5943600" cy="1443355"/>
+                      <a:ext cx="5943600" cy="918210"/>
                     </a:xfrm>
                     <a:prstGeom prst="rect">
                       <a:avLst/>
@@ -2751,25 +3530,25 @@
         <w:rPr>
           <w:lang w:val="en-US"/>
         </w:rPr>
-        <w:t>Khoi động container server</w:t>
-      </w:r>
-    </w:p>
-    <w:p>
-      <w:pPr>
-        <w:rPr>
-          <w:lang w:val="en-US"/>
-        </w:rPr>
-      </w:pPr>
-      <w:r>
-        <w:rPr>
-          <w:lang w:val="en-US"/>
-        </w:rPr>
-        <w:lastRenderedPageBreak/>
+        <w:t>Biên dịch: dùng Makefile để biên dịch chương trình, không cần thủ công đánh từng lệnh</w:t>
+      </w:r>
+    </w:p>
+    <w:p>
+      <w:pPr>
+        <w:rPr>
+          <w:lang w:val="en-US"/>
+        </w:rPr>
+      </w:pPr>
+      <w:r>
+        <w:rPr>
+          <w:noProof/>
+          <w:lang w:val="en-US"/>
+        </w:rPr>
         <w:drawing>
-          <wp:inline distT="0" distB="0" distL="0" distR="0" wp14:anchorId="64B8122F" wp14:editId="2B0916A2">
-            <wp:extent cx="5943600" cy="1386205"/>
-            <wp:effectExtent l="0" t="0" r="0" b="4445"/>
-            <wp:docPr id="6" name="Picture 6"/>
+          <wp:inline distT="0" distB="0" distL="0" distR="0" wp14:anchorId="275E63D5" wp14:editId="6B28A7AF">
+            <wp:extent cx="5943600" cy="997585"/>
+            <wp:effectExtent l="0" t="0" r="0" b="0"/>
+            <wp:docPr id="4" name="Picture 4"/>
             <wp:cNvGraphicFramePr>
               <a:graphicFrameLocks xmlns:a="http://schemas.openxmlformats.org/drawingml/2006/main" noChangeAspect="1"/>
             </wp:cNvGraphicFramePr>
@@ -2789,7 +3568,7 @@
                   <pic:spPr>
                     <a:xfrm>
                       <a:off x="0" y="0"/>
-                      <a:ext cx="5943600" cy="1386205"/>
+                      <a:ext cx="5943600" cy="997585"/>
                     </a:xfrm>
                     <a:prstGeom prst="rect">
                       <a:avLst/>
@@ -2812,37 +3591,25 @@
         <w:rPr>
           <w:lang w:val="en-US"/>
         </w:rPr>
-        <w:t>Chạy chương trình:</w:t>
-      </w:r>
-    </w:p>
-    <w:p>
-      <w:pPr>
-        <w:rPr>
-          <w:lang w:val="en-US"/>
-        </w:rPr>
-      </w:pPr>
-      <w:r>
-        <w:rPr>
-          <w:lang w:val="en-US"/>
-        </w:rPr>
-        <w:t>Tại server chạy sever, đầu tiên xác định IP server</w:t>
-      </w:r>
-    </w:p>
-    <w:p>
-      <w:pPr>
-        <w:rPr>
-          <w:lang w:val="en-US"/>
-        </w:rPr>
-      </w:pPr>
-      <w:r>
-        <w:rPr>
+        <w:t>Build docker file</w:t>
+      </w:r>
+    </w:p>
+    <w:p>
+      <w:pPr>
+        <w:rPr>
+          <w:lang w:val="en-US"/>
+        </w:rPr>
+      </w:pPr>
+      <w:r>
+        <w:rPr>
+          <w:noProof/>
           <w:lang w:val="en-US"/>
         </w:rPr>
         <w:drawing>
-          <wp:inline distT="0" distB="0" distL="0" distR="0" wp14:anchorId="46CD4685" wp14:editId="2C388E62">
-            <wp:extent cx="5943600" cy="1941195"/>
-            <wp:effectExtent l="0" t="0" r="0" b="1905"/>
-            <wp:docPr id="7" name="Picture 7"/>
+          <wp:inline distT="0" distB="0" distL="0" distR="0" wp14:anchorId="11B5E574" wp14:editId="0A3056CE">
+            <wp:extent cx="5943600" cy="1245235"/>
+            <wp:effectExtent l="0" t="0" r="0" b="0"/>
+            <wp:docPr id="3" name="Picture 3"/>
             <wp:cNvGraphicFramePr>
               <a:graphicFrameLocks xmlns:a="http://schemas.openxmlformats.org/drawingml/2006/main" noChangeAspect="1"/>
             </wp:cNvGraphicFramePr>
@@ -2862,7 +3629,7 @@
                   <pic:spPr>
                     <a:xfrm>
                       <a:off x="0" y="0"/>
-                      <a:ext cx="5943600" cy="1941195"/>
+                      <a:ext cx="5943600" cy="1245235"/>
                     </a:xfrm>
                     <a:prstGeom prst="rect">
                       <a:avLst/>
@@ -2885,30 +3652,25 @@
         <w:rPr>
           <w:lang w:val="en-US"/>
         </w:rPr>
-        <w:t>Sau do chay server</w:t>
-      </w:r>
-      <w:r>
-        <w:rPr>
-          <w:lang w:val="en-US"/>
-        </w:rPr>
-        <w:t>_v1 và không chạy được do có thể container thiếu thư viện</w:t>
-      </w:r>
-    </w:p>
-    <w:p>
-      <w:pPr>
-        <w:rPr>
-          <w:lang w:val="en-US"/>
-        </w:rPr>
-      </w:pPr>
-      <w:r>
-        <w:rPr>
+        <w:t>Sau do khởi động cointainer client</w:t>
+      </w:r>
+    </w:p>
+    <w:p>
+      <w:pPr>
+        <w:rPr>
+          <w:lang w:val="en-US"/>
+        </w:rPr>
+      </w:pPr>
+      <w:r>
+        <w:rPr>
+          <w:noProof/>
           <w:lang w:val="en-US"/>
         </w:rPr>
         <w:drawing>
-          <wp:inline distT="0" distB="0" distL="0" distR="0" wp14:anchorId="2BE91D28" wp14:editId="0A7BD8E9">
-            <wp:extent cx="5943600" cy="760730"/>
-            <wp:effectExtent l="0" t="0" r="0" b="1270"/>
-            <wp:docPr id="8" name="Picture 8"/>
+          <wp:inline distT="0" distB="0" distL="0" distR="0" wp14:anchorId="7B7ED122" wp14:editId="4B29FD50">
+            <wp:extent cx="5943600" cy="1443355"/>
+            <wp:effectExtent l="0" t="0" r="0" b="4445"/>
+            <wp:docPr id="5" name="Picture 5"/>
             <wp:cNvGraphicFramePr>
               <a:graphicFrameLocks xmlns:a="http://schemas.openxmlformats.org/drawingml/2006/main" noChangeAspect="1"/>
             </wp:cNvGraphicFramePr>
@@ -2928,7 +3690,7 @@
                   <pic:spPr>
                     <a:xfrm>
                       <a:off x="0" y="0"/>
-                      <a:ext cx="5943600" cy="760730"/>
+                      <a:ext cx="5943600" cy="1443355"/>
                     </a:xfrm>
                     <a:prstGeom prst="rect">
                       <a:avLst/>
@@ -2951,24 +3713,26 @@
         <w:rPr>
           <w:lang w:val="en-US"/>
         </w:rPr>
-        <w:t>Cài thêm thư viện cho server</w:t>
-      </w:r>
-    </w:p>
-    <w:p>
-      <w:pPr>
-        <w:rPr>
-          <w:lang w:val="en-US"/>
-        </w:rPr>
-      </w:pPr>
-      <w:r>
-        <w:rPr>
-          <w:lang w:val="en-US"/>
-        </w:rPr>
+        <w:t>Khởi động container server</w:t>
+      </w:r>
+    </w:p>
+    <w:p>
+      <w:pPr>
+        <w:rPr>
+          <w:lang w:val="en-US"/>
+        </w:rPr>
+      </w:pPr>
+      <w:r>
+        <w:rPr>
+          <w:noProof/>
+          <w:lang w:val="en-US"/>
+        </w:rPr>
+        <w:lastRenderedPageBreak/>
         <w:drawing>
-          <wp:inline distT="0" distB="0" distL="0" distR="0" wp14:anchorId="6B392796" wp14:editId="35CE57FA">
-            <wp:extent cx="5943600" cy="807085"/>
-            <wp:effectExtent l="0" t="0" r="0" b="0"/>
-            <wp:docPr id="9" name="Picture 9"/>
+          <wp:inline distT="0" distB="0" distL="0" distR="0" wp14:anchorId="24E7B88F" wp14:editId="68A01F43">
+            <wp:extent cx="5943600" cy="1386205"/>
+            <wp:effectExtent l="0" t="0" r="0" b="4445"/>
+            <wp:docPr id="6" name="Picture 6"/>
             <wp:cNvGraphicFramePr>
               <a:graphicFrameLocks xmlns:a="http://schemas.openxmlformats.org/drawingml/2006/main" noChangeAspect="1"/>
             </wp:cNvGraphicFramePr>
@@ -2988,7 +3752,7 @@
                   <pic:spPr>
                     <a:xfrm>
                       <a:off x="0" y="0"/>
-                      <a:ext cx="5943600" cy="807085"/>
+                      <a:ext cx="5943600" cy="1386205"/>
                     </a:xfrm>
                     <a:prstGeom prst="rect">
                       <a:avLst/>
@@ -3011,24 +3775,38 @@
         <w:rPr>
           <w:lang w:val="en-US"/>
         </w:rPr>
-        <w:t>Chạy lại chương trình</w:t>
-      </w:r>
-    </w:p>
-    <w:p>
-      <w:pPr>
-        <w:rPr>
-          <w:lang w:val="en-US"/>
-        </w:rPr>
-      </w:pPr>
-      <w:r>
-        <w:rPr>
+        <w:t>Chạy chương trình:</w:t>
+      </w:r>
+    </w:p>
+    <w:p>
+      <w:pPr>
+        <w:rPr>
+          <w:lang w:val="en-US"/>
+        </w:rPr>
+      </w:pPr>
+      <w:r>
+        <w:rPr>
+          <w:lang w:val="en-US"/>
+        </w:rPr>
+        <w:t>Tại server chạy sever, đầu tiên xác định IP server</w:t>
+      </w:r>
+    </w:p>
+    <w:p>
+      <w:pPr>
+        <w:rPr>
+          <w:lang w:val="en-US"/>
+        </w:rPr>
+      </w:pPr>
+      <w:r>
+        <w:rPr>
+          <w:noProof/>
           <w:lang w:val="en-US"/>
         </w:rPr>
         <w:drawing>
-          <wp:inline distT="0" distB="0" distL="0" distR="0" wp14:anchorId="7817E816" wp14:editId="4D705318">
-            <wp:extent cx="5943600" cy="447675"/>
-            <wp:effectExtent l="0" t="0" r="0" b="9525"/>
-            <wp:docPr id="10" name="Picture 10"/>
+          <wp:inline distT="0" distB="0" distL="0" distR="0" wp14:anchorId="61DC3AF5" wp14:editId="58CEBF3D">
+            <wp:extent cx="5943600" cy="1941195"/>
+            <wp:effectExtent l="0" t="0" r="0" b="1905"/>
+            <wp:docPr id="7" name="Picture 7"/>
             <wp:cNvGraphicFramePr>
               <a:graphicFrameLocks xmlns:a="http://schemas.openxmlformats.org/drawingml/2006/main" noChangeAspect="1"/>
             </wp:cNvGraphicFramePr>
@@ -3048,7 +3826,7 @@
                   <pic:spPr>
                     <a:xfrm>
                       <a:off x="0" y="0"/>
-                      <a:ext cx="5943600" cy="447675"/>
+                      <a:ext cx="5943600" cy="1941195"/>
                     </a:xfrm>
                     <a:prstGeom prst="rect">
                       <a:avLst/>
@@ -3071,25 +3849,25 @@
         <w:rPr>
           <w:lang w:val="en-US"/>
         </w:rPr>
-        <w:t>Tại client chạy client_v1 &lt;hostname&gt; &lt;port&gt; kết nối với server, không chạy được do thiếu thư viện như lỗi trên vì build từ ngoài máy trong phải build trong container</w:t>
-      </w:r>
-    </w:p>
-    <w:p>
-      <w:pPr>
-        <w:rPr>
-          <w:lang w:val="en-US"/>
-        </w:rPr>
-      </w:pPr>
-      <w:r>
-        <w:rPr>
-          <w:lang w:val="en-US"/>
-        </w:rPr>
-        <w:lastRenderedPageBreak/>
+        <w:t xml:space="preserve">Sau do chay server_v1 và không chạy được do có thể container thiếu thư viện </w:t>
+      </w:r>
+    </w:p>
+    <w:p>
+      <w:pPr>
+        <w:rPr>
+          <w:lang w:val="en-US"/>
+        </w:rPr>
+      </w:pPr>
+      <w:r>
+        <w:rPr>
+          <w:noProof/>
+          <w:lang w:val="en-US"/>
+        </w:rPr>
         <w:drawing>
-          <wp:inline distT="0" distB="0" distL="0" distR="0" wp14:anchorId="77A218B5" wp14:editId="1150F127">
-            <wp:extent cx="5943600" cy="723265"/>
-            <wp:effectExtent l="0" t="0" r="0" b="635"/>
-            <wp:docPr id="11" name="Picture 11"/>
+          <wp:inline distT="0" distB="0" distL="0" distR="0" wp14:anchorId="0E8B7921" wp14:editId="17B2A508">
+            <wp:extent cx="5943600" cy="760730"/>
+            <wp:effectExtent l="0" t="0" r="0" b="1270"/>
+            <wp:docPr id="8" name="Picture 8"/>
             <wp:cNvGraphicFramePr>
               <a:graphicFrameLocks xmlns:a="http://schemas.openxmlformats.org/drawingml/2006/main" noChangeAspect="1"/>
             </wp:cNvGraphicFramePr>
@@ -3109,7 +3887,7 @@
                   <pic:spPr>
                     <a:xfrm>
                       <a:off x="0" y="0"/>
-                      <a:ext cx="5943600" cy="723265"/>
+                      <a:ext cx="5943600" cy="760730"/>
                     </a:xfrm>
                     <a:prstGeom prst="rect">
                       <a:avLst/>
@@ -3132,7 +3910,7 @@
         <w:rPr>
           <w:lang w:val="en-US"/>
         </w:rPr>
-        <w:t xml:space="preserve">Cai thu viện </w:t>
+        <w:t xml:space="preserve">Cài thêm thư viện cho server </w:t>
       </w:r>
       <w:r>
         <w:rPr>
@@ -3149,13 +3927,14 @@
       </w:pPr>
       <w:r>
         <w:rPr>
+          <w:noProof/>
           <w:lang w:val="en-US"/>
         </w:rPr>
         <w:drawing>
-          <wp:inline distT="0" distB="0" distL="0" distR="0" wp14:anchorId="66A1D776" wp14:editId="3111ADC5">
-            <wp:extent cx="5943600" cy="813435"/>
-            <wp:effectExtent l="0" t="0" r="0" b="5715"/>
-            <wp:docPr id="12" name="Picture 12"/>
+          <wp:inline distT="0" distB="0" distL="0" distR="0" wp14:anchorId="3B71E6AB" wp14:editId="1BAB01E5">
+            <wp:extent cx="5943600" cy="807085"/>
+            <wp:effectExtent l="0" t="0" r="0" b="0"/>
+            <wp:docPr id="9" name="Picture 9"/>
             <wp:cNvGraphicFramePr>
               <a:graphicFrameLocks xmlns:a="http://schemas.openxmlformats.org/drawingml/2006/main" noChangeAspect="1"/>
             </wp:cNvGraphicFramePr>
@@ -3175,7 +3954,7 @@
                   <pic:spPr>
                     <a:xfrm>
                       <a:off x="0" y="0"/>
-                      <a:ext cx="5943600" cy="813435"/>
+                      <a:ext cx="5943600" cy="807085"/>
                     </a:xfrm>
                     <a:prstGeom prst="rect">
                       <a:avLst/>
@@ -3198,24 +3977,25 @@
         <w:rPr>
           <w:lang w:val="en-US"/>
         </w:rPr>
-        <w:t xml:space="preserve">Khi client send 1 message </w:t>
-      </w:r>
-    </w:p>
-    <w:p>
-      <w:pPr>
-        <w:rPr>
-          <w:lang w:val="en-US"/>
-        </w:rPr>
-      </w:pPr>
-      <w:r>
-        <w:rPr>
+        <w:t>Chạy lại chương trình</w:t>
+      </w:r>
+    </w:p>
+    <w:p>
+      <w:pPr>
+        <w:rPr>
+          <w:lang w:val="en-US"/>
+        </w:rPr>
+      </w:pPr>
+      <w:r>
+        <w:rPr>
+          <w:noProof/>
           <w:lang w:val="en-US"/>
         </w:rPr>
         <w:drawing>
-          <wp:inline distT="0" distB="0" distL="0" distR="0" wp14:anchorId="38D676BE" wp14:editId="7C39240B">
-            <wp:extent cx="5943600" cy="664210"/>
-            <wp:effectExtent l="0" t="0" r="0" b="2540"/>
-            <wp:docPr id="13" name="Picture 13"/>
+          <wp:inline distT="0" distB="0" distL="0" distR="0" wp14:anchorId="0A746485" wp14:editId="2E40E9E1">
+            <wp:extent cx="5943600" cy="447675"/>
+            <wp:effectExtent l="0" t="0" r="0" b="9525"/>
+            <wp:docPr id="10" name="Picture 10"/>
             <wp:cNvGraphicFramePr>
               <a:graphicFrameLocks xmlns:a="http://schemas.openxmlformats.org/drawingml/2006/main" noChangeAspect="1"/>
             </wp:cNvGraphicFramePr>
@@ -3235,7 +4015,7 @@
                   <pic:spPr>
                     <a:xfrm>
                       <a:off x="0" y="0"/>
-                      <a:ext cx="5943600" cy="664210"/>
+                      <a:ext cx="5943600" cy="447675"/>
                     </a:xfrm>
                     <a:prstGeom prst="rect">
                       <a:avLst/>
@@ -3258,24 +4038,40 @@
         <w:rPr>
           <w:lang w:val="en-US"/>
         </w:rPr>
-        <w:t>Thì server nhận được như sau</w:t>
-      </w:r>
-    </w:p>
-    <w:p>
-      <w:pPr>
-        <w:rPr>
-          <w:lang w:val="en-US"/>
-        </w:rPr>
-      </w:pPr>
-      <w:r>
-        <w:rPr>
-          <w:lang w:val="en-US"/>
-        </w:rPr>
+        <w:t xml:space="preserve">Tại client chạy </w:t>
+      </w:r>
+      <w:r>
+        <w:rPr>
+          <w:i/>
+          <w:iCs/>
+          <w:lang w:val="en-US"/>
+        </w:rPr>
+        <w:t>client_v1 &lt;hostname&gt; &lt;port&gt;</w:t>
+      </w:r>
+      <w:r>
+        <w:rPr>
+          <w:lang w:val="en-US"/>
+        </w:rPr>
+        <w:t xml:space="preserve"> kết nối với server, không chạy được do thiếu thư viện như lỗi trên vì build từ ngoài máy trong phải build trong container</w:t>
+      </w:r>
+    </w:p>
+    <w:p>
+      <w:pPr>
+        <w:rPr>
+          <w:lang w:val="en-US"/>
+        </w:rPr>
+      </w:pPr>
+      <w:r>
+        <w:rPr>
+          <w:noProof/>
+          <w:lang w:val="en-US"/>
+        </w:rPr>
+        <w:lastRenderedPageBreak/>
         <w:drawing>
-          <wp:inline distT="0" distB="0" distL="0" distR="0" wp14:anchorId="4FE663EE" wp14:editId="2E62FA5B">
-            <wp:extent cx="5943600" cy="484505"/>
-            <wp:effectExtent l="0" t="0" r="0" b="0"/>
-            <wp:docPr id="14" name="Picture 14"/>
+          <wp:inline distT="0" distB="0" distL="0" distR="0" wp14:anchorId="0B5932FC" wp14:editId="7805A3A4">
+            <wp:extent cx="5943600" cy="723265"/>
+            <wp:effectExtent l="0" t="0" r="0" b="635"/>
+            <wp:docPr id="11" name="Picture 11"/>
             <wp:cNvGraphicFramePr>
               <a:graphicFrameLocks xmlns:a="http://schemas.openxmlformats.org/drawingml/2006/main" noChangeAspect="1"/>
             </wp:cNvGraphicFramePr>
@@ -3295,6 +4091,195 @@
                   <pic:spPr>
                     <a:xfrm>
                       <a:off x="0" y="0"/>
+                      <a:ext cx="5943600" cy="723265"/>
+                    </a:xfrm>
+                    <a:prstGeom prst="rect">
+                      <a:avLst/>
+                    </a:prstGeom>
+                  </pic:spPr>
+                </pic:pic>
+              </a:graphicData>
+            </a:graphic>
+          </wp:inline>
+        </w:drawing>
+      </w:r>
+    </w:p>
+    <w:p>
+      <w:pPr>
+        <w:rPr>
+          <w:lang w:val="en-US"/>
+        </w:rPr>
+      </w:pPr>
+      <w:r>
+        <w:rPr>
+          <w:lang w:val="en-US"/>
+        </w:rPr>
+        <w:t xml:space="preserve">Cai thu viện </w:t>
+      </w:r>
+      <w:r>
+        <w:rPr>
+          <w:lang w:val="en-US"/>
+        </w:rPr>
+        <w:t>apk add --no-cache libc6-compat</w:t>
+      </w:r>
+    </w:p>
+    <w:p>
+      <w:pPr>
+        <w:rPr>
+          <w:lang w:val="en-US"/>
+        </w:rPr>
+      </w:pPr>
+      <w:r>
+        <w:rPr>
+          <w:noProof/>
+          <w:lang w:val="en-US"/>
+        </w:rPr>
+        <w:drawing>
+          <wp:inline distT="0" distB="0" distL="0" distR="0" wp14:anchorId="0B63D054" wp14:editId="0F3BE2D6">
+            <wp:extent cx="5943600" cy="813435"/>
+            <wp:effectExtent l="0" t="0" r="0" b="5715"/>
+            <wp:docPr id="12" name="Picture 12"/>
+            <wp:cNvGraphicFramePr>
+              <a:graphicFrameLocks xmlns:a="http://schemas.openxmlformats.org/drawingml/2006/main" noChangeAspect="1"/>
+            </wp:cNvGraphicFramePr>
+            <a:graphic xmlns:a="http://schemas.openxmlformats.org/drawingml/2006/main">
+              <a:graphicData uri="http://schemas.openxmlformats.org/drawingml/2006/picture">
+                <pic:pic xmlns:pic="http://schemas.openxmlformats.org/drawingml/2006/picture">
+                  <pic:nvPicPr>
+                    <pic:cNvPr id="1" name=""/>
+                    <pic:cNvPicPr/>
+                  </pic:nvPicPr>
+                  <pic:blipFill>
+                    <a:blip r:embed="rId33"/>
+                    <a:stretch>
+                      <a:fillRect/>
+                    </a:stretch>
+                  </pic:blipFill>
+                  <pic:spPr>
+                    <a:xfrm>
+                      <a:off x="0" y="0"/>
+                      <a:ext cx="5943600" cy="813435"/>
+                    </a:xfrm>
+                    <a:prstGeom prst="rect">
+                      <a:avLst/>
+                    </a:prstGeom>
+                  </pic:spPr>
+                </pic:pic>
+              </a:graphicData>
+            </a:graphic>
+          </wp:inline>
+        </w:drawing>
+      </w:r>
+    </w:p>
+    <w:p>
+      <w:pPr>
+        <w:rPr>
+          <w:lang w:val="en-US"/>
+        </w:rPr>
+      </w:pPr>
+      <w:r>
+        <w:rPr>
+          <w:lang w:val="en-US"/>
+        </w:rPr>
+        <w:t xml:space="preserve">Khi client send 1 message </w:t>
+      </w:r>
+    </w:p>
+    <w:p>
+      <w:pPr>
+        <w:rPr>
+          <w:lang w:val="en-US"/>
+        </w:rPr>
+      </w:pPr>
+      <w:r>
+        <w:rPr>
+          <w:noProof/>
+          <w:lang w:val="en-US"/>
+        </w:rPr>
+        <w:drawing>
+          <wp:inline distT="0" distB="0" distL="0" distR="0" wp14:anchorId="0779E7B0" wp14:editId="6ABA0A66">
+            <wp:extent cx="5943600" cy="664210"/>
+            <wp:effectExtent l="0" t="0" r="0" b="2540"/>
+            <wp:docPr id="13" name="Picture 13"/>
+            <wp:cNvGraphicFramePr>
+              <a:graphicFrameLocks xmlns:a="http://schemas.openxmlformats.org/drawingml/2006/main" noChangeAspect="1"/>
+            </wp:cNvGraphicFramePr>
+            <a:graphic xmlns:a="http://schemas.openxmlformats.org/drawingml/2006/main">
+              <a:graphicData uri="http://schemas.openxmlformats.org/drawingml/2006/picture">
+                <pic:pic xmlns:pic="http://schemas.openxmlformats.org/drawingml/2006/picture">
+                  <pic:nvPicPr>
+                    <pic:cNvPr id="1" name=""/>
+                    <pic:cNvPicPr/>
+                  </pic:nvPicPr>
+                  <pic:blipFill>
+                    <a:blip r:embed="rId34"/>
+                    <a:stretch>
+                      <a:fillRect/>
+                    </a:stretch>
+                  </pic:blipFill>
+                  <pic:spPr>
+                    <a:xfrm>
+                      <a:off x="0" y="0"/>
+                      <a:ext cx="5943600" cy="664210"/>
+                    </a:xfrm>
+                    <a:prstGeom prst="rect">
+                      <a:avLst/>
+                    </a:prstGeom>
+                  </pic:spPr>
+                </pic:pic>
+              </a:graphicData>
+            </a:graphic>
+          </wp:inline>
+        </w:drawing>
+      </w:r>
+    </w:p>
+    <w:p>
+      <w:pPr>
+        <w:rPr>
+          <w:lang w:val="en-US"/>
+        </w:rPr>
+      </w:pPr>
+      <w:r>
+        <w:rPr>
+          <w:lang w:val="en-US"/>
+        </w:rPr>
+        <w:t>Thì server nhận được như sau</w:t>
+      </w:r>
+    </w:p>
+    <w:p>
+      <w:pPr>
+        <w:rPr>
+          <w:lang w:val="en-US"/>
+        </w:rPr>
+      </w:pPr>
+      <w:r>
+        <w:rPr>
+          <w:noProof/>
+          <w:lang w:val="en-US"/>
+        </w:rPr>
+        <w:drawing>
+          <wp:inline distT="0" distB="0" distL="0" distR="0" wp14:anchorId="7E2DE57C" wp14:editId="41C9BE9B">
+            <wp:extent cx="5943600" cy="484505"/>
+            <wp:effectExtent l="0" t="0" r="0" b="0"/>
+            <wp:docPr id="14" name="Picture 14"/>
+            <wp:cNvGraphicFramePr>
+              <a:graphicFrameLocks xmlns:a="http://schemas.openxmlformats.org/drawingml/2006/main" noChangeAspect="1"/>
+            </wp:cNvGraphicFramePr>
+            <a:graphic xmlns:a="http://schemas.openxmlformats.org/drawingml/2006/main">
+              <a:graphicData uri="http://schemas.openxmlformats.org/drawingml/2006/picture">
+                <pic:pic xmlns:pic="http://schemas.openxmlformats.org/drawingml/2006/picture">
+                  <pic:nvPicPr>
+                    <pic:cNvPr id="1" name=""/>
+                    <pic:cNvPicPr/>
+                  </pic:nvPicPr>
+                  <pic:blipFill>
+                    <a:blip r:embed="rId35"/>
+                    <a:stretch>
+                      <a:fillRect/>
+                    </a:stretch>
+                  </pic:blipFill>
+                  <pic:spPr>
+                    <a:xfrm>
+                      <a:off x="0" y="0"/>
                       <a:ext cx="5943600" cy="484505"/>
                     </a:xfrm>
                     <a:prstGeom prst="rect">
@@ -3327,37 +4312,379 @@
           <w:lang w:val="en-US"/>
         </w:rPr>
       </w:pPr>
-    </w:p>
-    <w:p>
-      <w:pPr>
-        <w:rPr>
-          <w:lang w:val="en-US"/>
-        </w:rPr>
-      </w:pPr>
-      <w:r>
-        <w:rPr>
-          <w:lang w:val="en-US"/>
-        </w:rPr>
-        <w:t>4.2.4. Các khó khăn kh</w:t>
-      </w:r>
-      <w:r>
-        <w:rPr>
-          <w:lang w:val="en-US"/>
-        </w:rPr>
-        <w:t>i xây dựng ứng dụng</w:t>
-      </w:r>
-    </w:p>
-    <w:p>
-      <w:pPr>
-        <w:rPr>
-          <w:lang w:val="en-US"/>
-        </w:rPr>
-      </w:pPr>
-      <w:r>
-        <w:rPr>
-          <w:lang w:val="en-US"/>
-        </w:rPr>
-        <w:tab/>
+      <w:r>
+        <w:rPr>
+          <w:lang w:val="en-US"/>
+        </w:rPr>
+        <w:t>Ta có thể thấy thì việc này có phân bất hợp lý và không giống một server thực thụ, nên ta tiến hành cập nhật server liên tục lắng nghe các kết nối từ client</w:t>
+      </w:r>
+    </w:p>
+    <w:p>
+      <w:pPr>
+        <w:rPr>
+          <w:lang w:val="en-US"/>
+        </w:rPr>
+      </w:pPr>
+      <w:r>
+        <w:rPr>
+          <w:lang w:val="en-US"/>
+        </w:rPr>
+        <w:t>Tạo vòng lặp while để có thể liên tục kết nối cho đến khi thoát, chỉnh sửa lại cây thư mục project như sau</w:t>
+      </w:r>
+    </w:p>
+    <w:p>
+      <w:pPr>
+        <w:rPr>
+          <w:lang w:val="en-US"/>
+        </w:rPr>
+      </w:pPr>
+      <w:r>
+        <w:rPr>
+          <w:noProof/>
+          <w:lang w:val="en-US"/>
+        </w:rPr>
+        <w:drawing>
+          <wp:anchor distT="0" distB="0" distL="114300" distR="114300" simplePos="0" relativeHeight="251659264" behindDoc="0" locked="0" layoutInCell="1" allowOverlap="1" wp14:anchorId="73A2242F" wp14:editId="2E532426">
+            <wp:simplePos x="0" y="0"/>
+            <wp:positionH relativeFrom="margin">
+              <wp:align>left</wp:align>
+            </wp:positionH>
+            <wp:positionV relativeFrom="paragraph">
+              <wp:posOffset>0</wp:posOffset>
+            </wp:positionV>
+            <wp:extent cx="2979420" cy="2454910"/>
+            <wp:effectExtent l="0" t="0" r="0" b="2540"/>
+            <wp:wrapSquare wrapText="bothSides"/>
+            <wp:docPr id="15" name="Picture 15"/>
+            <wp:cNvGraphicFramePr>
+              <a:graphicFrameLocks xmlns:a="http://schemas.openxmlformats.org/drawingml/2006/main" noChangeAspect="1"/>
+            </wp:cNvGraphicFramePr>
+            <a:graphic xmlns:a="http://schemas.openxmlformats.org/drawingml/2006/main">
+              <a:graphicData uri="http://schemas.openxmlformats.org/drawingml/2006/picture">
+                <pic:pic xmlns:pic="http://schemas.openxmlformats.org/drawingml/2006/picture">
+                  <pic:nvPicPr>
+                    <pic:cNvPr id="1" name=""/>
+                    <pic:cNvPicPr/>
+                  </pic:nvPicPr>
+                  <pic:blipFill>
+                    <a:blip r:embed="rId36">
+                      <a:extLst>
+                        <a:ext uri="{28A0092B-C50C-407E-A947-70E740481C1C}">
+                          <a14:useLocalDpi xmlns:a14="http://schemas.microsoft.com/office/drawing/2010/main" val="0"/>
+                        </a:ext>
+                      </a:extLst>
+                    </a:blip>
+                    <a:stretch>
+                      <a:fillRect/>
+                    </a:stretch>
+                  </pic:blipFill>
+                  <pic:spPr>
+                    <a:xfrm>
+                      <a:off x="0" y="0"/>
+                      <a:ext cx="2979420" cy="2454910"/>
+                    </a:xfrm>
+                    <a:prstGeom prst="rect">
+                      <a:avLst/>
+                    </a:prstGeom>
+                  </pic:spPr>
+                </pic:pic>
+              </a:graphicData>
+            </a:graphic>
+            <wp14:sizeRelH relativeFrom="margin">
+              <wp14:pctWidth>0</wp14:pctWidth>
+            </wp14:sizeRelH>
+            <wp14:sizeRelV relativeFrom="margin">
+              <wp14:pctHeight>0</wp14:pctHeight>
+            </wp14:sizeRelV>
+          </wp:anchor>
+        </w:drawing>
+      </w:r>
+      <w:r>
+        <w:rPr>
+          <w:noProof/>
+          <w:lang w:val="en-US"/>
+        </w:rPr>
+        <w:drawing>
+          <wp:inline distT="0" distB="0" distL="0" distR="0" wp14:anchorId="469E900F" wp14:editId="4C096983">
+            <wp:extent cx="2810933" cy="1984188"/>
+            <wp:effectExtent l="0" t="0" r="8890" b="0"/>
+            <wp:docPr id="16" name="Picture 16"/>
+            <wp:cNvGraphicFramePr>
+              <a:graphicFrameLocks xmlns:a="http://schemas.openxmlformats.org/drawingml/2006/main" noChangeAspect="1"/>
+            </wp:cNvGraphicFramePr>
+            <a:graphic xmlns:a="http://schemas.openxmlformats.org/drawingml/2006/main">
+              <a:graphicData uri="http://schemas.openxmlformats.org/drawingml/2006/picture">
+                <pic:pic xmlns:pic="http://schemas.openxmlformats.org/drawingml/2006/picture">
+                  <pic:nvPicPr>
+                    <pic:cNvPr id="1" name=""/>
+                    <pic:cNvPicPr/>
+                  </pic:nvPicPr>
+                  <pic:blipFill>
+                    <a:blip r:embed="rId37"/>
+                    <a:stretch>
+                      <a:fillRect/>
+                    </a:stretch>
+                  </pic:blipFill>
+                  <pic:spPr>
+                    <a:xfrm>
+                      <a:off x="0" y="0"/>
+                      <a:ext cx="2826929" cy="1995480"/>
+                    </a:xfrm>
+                    <a:prstGeom prst="rect">
+                      <a:avLst/>
+                    </a:prstGeom>
+                  </pic:spPr>
+                </pic:pic>
+              </a:graphicData>
+            </a:graphic>
+          </wp:inline>
+        </w:drawing>
+      </w:r>
+    </w:p>
+    <w:p>
+      <w:pPr>
+        <w:rPr>
+          <w:lang w:val="en-US"/>
+        </w:rPr>
+      </w:pPr>
+    </w:p>
+    <w:p>
+      <w:pPr>
+        <w:rPr>
+          <w:lang w:val="en-US"/>
+        </w:rPr>
+      </w:pPr>
+    </w:p>
+    <w:p>
+      <w:pPr>
+        <w:rPr>
+          <w:lang w:val="en-US"/>
+        </w:rPr>
+      </w:pPr>
+      <w:r>
+        <w:rPr>
+          <w:lang w:val="en-US"/>
+        </w:rPr>
+        <w:lastRenderedPageBreak/>
+        <w:t>Tạo bản cải thiện của single-threaded server đầu tiên thì ta tiến hành tạo 1 vòng lặp vô tận đến khi có dấu hiệu dừng lại thì nó sẽ kết thúc. Tại chương trình này thì server sẽ luôn tục lắng nghe kết nối tới client và cũng sẽ có thể phản hồi lại client.</w:t>
+      </w:r>
+    </w:p>
+    <w:p>
+      <w:pPr>
+        <w:rPr>
+          <w:lang w:val="en-US"/>
+        </w:rPr>
+      </w:pPr>
+      <w:r>
+        <w:rPr>
+          <w:lang w:val="en-US"/>
+        </w:rPr>
+        <w:t xml:space="preserve">Để xây dựng chương trình thì ta tiến hành chạy Makefile để biên dịch và chạy </w:t>
+      </w:r>
+    </w:p>
+    <w:p>
+      <w:pPr>
+        <w:rPr>
+          <w:lang w:val="en-US"/>
+        </w:rPr>
+      </w:pPr>
+      <w:r>
+        <w:rPr>
+          <w:lang w:val="en-US"/>
+        </w:rPr>
+        <w:t>Ban đầu ta tiến hành khởi tạo server</w:t>
+      </w:r>
+    </w:p>
+    <w:p>
+      <w:pPr>
+        <w:rPr>
+          <w:lang w:val="en-US"/>
+        </w:rPr>
+      </w:pPr>
+      <w:r>
+        <w:rPr>
+          <w:noProof/>
+          <w:lang w:val="en-US"/>
+        </w:rPr>
+        <w:drawing>
+          <wp:inline distT="0" distB="0" distL="0" distR="0" wp14:anchorId="2021AD2B" wp14:editId="46FD17A6">
+            <wp:extent cx="5943600" cy="1931670"/>
+            <wp:effectExtent l="0" t="0" r="0" b="0"/>
+            <wp:docPr id="1" name="Picture 1"/>
+            <wp:cNvGraphicFramePr>
+              <a:graphicFrameLocks xmlns:a="http://schemas.openxmlformats.org/drawingml/2006/main" noChangeAspect="1"/>
+            </wp:cNvGraphicFramePr>
+            <a:graphic xmlns:a="http://schemas.openxmlformats.org/drawingml/2006/main">
+              <a:graphicData uri="http://schemas.openxmlformats.org/drawingml/2006/picture">
+                <pic:pic xmlns:pic="http://schemas.openxmlformats.org/drawingml/2006/picture">
+                  <pic:nvPicPr>
+                    <pic:cNvPr id="1" name=""/>
+                    <pic:cNvPicPr/>
+                  </pic:nvPicPr>
+                  <pic:blipFill>
+                    <a:blip r:embed="rId38"/>
+                    <a:stretch>
+                      <a:fillRect/>
+                    </a:stretch>
+                  </pic:blipFill>
+                  <pic:spPr>
+                    <a:xfrm>
+                      <a:off x="0" y="0"/>
+                      <a:ext cx="5943600" cy="1931670"/>
+                    </a:xfrm>
+                    <a:prstGeom prst="rect">
+                      <a:avLst/>
+                    </a:prstGeom>
+                  </pic:spPr>
+                </pic:pic>
+              </a:graphicData>
+            </a:graphic>
+          </wp:inline>
+        </w:drawing>
+      </w:r>
+    </w:p>
+    <w:p>
+      <w:pPr>
+        <w:rPr>
+          <w:lang w:val="en-US"/>
+        </w:rPr>
+      </w:pPr>
+      <w:r>
+        <w:rPr>
+          <w:lang w:val="en-US"/>
+        </w:rPr>
+        <w:t>Sau đó chạy client kết nối tới sever này và gửi một số message</w:t>
+      </w:r>
+    </w:p>
+    <w:p>
+      <w:pPr>
+        <w:rPr>
+          <w:lang w:val="en-US"/>
+        </w:rPr>
+      </w:pPr>
+      <w:r>
+        <w:rPr>
+          <w:noProof/>
+          <w:lang w:val="en-US"/>
+        </w:rPr>
+        <w:drawing>
+          <wp:inline distT="0" distB="0" distL="0" distR="0" wp14:anchorId="76810AA7" wp14:editId="4F829038">
+            <wp:extent cx="5943600" cy="2008505"/>
+            <wp:effectExtent l="0" t="0" r="0" b="0"/>
+            <wp:docPr id="19" name="Picture 19"/>
+            <wp:cNvGraphicFramePr>
+              <a:graphicFrameLocks xmlns:a="http://schemas.openxmlformats.org/drawingml/2006/main" noChangeAspect="1"/>
+            </wp:cNvGraphicFramePr>
+            <a:graphic xmlns:a="http://schemas.openxmlformats.org/drawingml/2006/main">
+              <a:graphicData uri="http://schemas.openxmlformats.org/drawingml/2006/picture">
+                <pic:pic xmlns:pic="http://schemas.openxmlformats.org/drawingml/2006/picture">
+                  <pic:nvPicPr>
+                    <pic:cNvPr id="1" name=""/>
+                    <pic:cNvPicPr/>
+                  </pic:nvPicPr>
+                  <pic:blipFill>
+                    <a:blip r:embed="rId39"/>
+                    <a:stretch>
+                      <a:fillRect/>
+                    </a:stretch>
+                  </pic:blipFill>
+                  <pic:spPr>
+                    <a:xfrm>
+                      <a:off x="0" y="0"/>
+                      <a:ext cx="5943600" cy="2008505"/>
+                    </a:xfrm>
+                    <a:prstGeom prst="rect">
+                      <a:avLst/>
+                    </a:prstGeom>
+                  </pic:spPr>
+                </pic:pic>
+              </a:graphicData>
+            </a:graphic>
+          </wp:inline>
+        </w:drawing>
+      </w:r>
+    </w:p>
+    <w:p>
+      <w:pPr>
+        <w:rPr>
+          <w:lang w:val="en-US"/>
+        </w:rPr>
+      </w:pPr>
+      <w:r>
+        <w:rPr>
+          <w:lang w:val="en-US"/>
+        </w:rPr>
+        <w:t>Tại server ta có thể thấy được các message được gửi từ client</w:t>
+      </w:r>
+    </w:p>
+    <w:p>
+      <w:pPr>
+        <w:rPr>
+          <w:lang w:val="en-US"/>
+        </w:rPr>
+      </w:pPr>
+      <w:r>
+        <w:rPr>
+          <w:noProof/>
+          <w:lang w:val="en-US"/>
+        </w:rPr>
+        <w:drawing>
+          <wp:inline distT="0" distB="0" distL="0" distR="0" wp14:anchorId="5EE38F61" wp14:editId="5B0070AD">
+            <wp:extent cx="5943600" cy="2084705"/>
+            <wp:effectExtent l="0" t="0" r="0" b="0"/>
+            <wp:docPr id="21" name="Picture 21"/>
+            <wp:cNvGraphicFramePr>
+              <a:graphicFrameLocks xmlns:a="http://schemas.openxmlformats.org/drawingml/2006/main" noChangeAspect="1"/>
+            </wp:cNvGraphicFramePr>
+            <a:graphic xmlns:a="http://schemas.openxmlformats.org/drawingml/2006/main">
+              <a:graphicData uri="http://schemas.openxmlformats.org/drawingml/2006/picture">
+                <pic:pic xmlns:pic="http://schemas.openxmlformats.org/drawingml/2006/picture">
+                  <pic:nvPicPr>
+                    <pic:cNvPr id="1" name=""/>
+                    <pic:cNvPicPr/>
+                  </pic:nvPicPr>
+                  <pic:blipFill>
+                    <a:blip r:embed="rId40"/>
+                    <a:stretch>
+                      <a:fillRect/>
+                    </a:stretch>
+                  </pic:blipFill>
+                  <pic:spPr>
+                    <a:xfrm>
+                      <a:off x="0" y="0"/>
+                      <a:ext cx="5943600" cy="2084705"/>
+                    </a:xfrm>
+                    <a:prstGeom prst="rect">
+                      <a:avLst/>
+                    </a:prstGeom>
+                  </pic:spPr>
+                </pic:pic>
+              </a:graphicData>
+            </a:graphic>
+          </wp:inline>
+        </w:drawing>
+      </w:r>
+    </w:p>
+    <w:p>
+      <w:pPr>
+        <w:rPr>
+          <w:lang w:val="en-US"/>
+        </w:rPr>
+      </w:pPr>
+      <w:r>
+        <w:rPr>
+          <w:b/>
+          <w:bCs/>
+          <w:lang w:val="en-US"/>
+        </w:rPr>
+        <w:lastRenderedPageBreak/>
+        <w:t>Kết luận:</w:t>
+      </w:r>
+      <w:r>
+        <w:rPr>
+          <w:lang w:val="en-US"/>
+        </w:rPr>
+        <w:t xml:space="preserve"> </w:t>
       </w:r>
     </w:p>
     <w:p>
@@ -3382,14 +4709,15 @@
         <w:rPr>
           <w:lang w:val="en-US"/>
         </w:rPr>
-        <w:t xml:space="preserve">  (Multi-threaded Server</w:t>
-      </w:r>
-      <w:r>
-        <w:rPr>
-          <w:lang w:val="en-US"/>
-        </w:rPr>
-        <w:t>)</w:t>
-      </w:r>
+        <w:t xml:space="preserve">  (Multi-threaded Server)</w:t>
+      </w:r>
+    </w:p>
+    <w:p>
+      <w:pPr>
+        <w:rPr>
+          <w:lang w:val="en-US"/>
+        </w:rPr>
+      </w:pPr>
     </w:p>
     <w:p>
       <w:pPr>
@@ -3425,37 +4753,19 @@
           <w:lang w:val="en-US"/>
         </w:rPr>
       </w:pPr>
-      <w:r>
-        <w:rPr>
-          <w:lang w:val="en-US"/>
-        </w:rPr>
-        <w:t>4.</w:t>
-      </w:r>
-      <w:r>
-        <w:rPr>
-          <w:lang w:val="en-US"/>
-        </w:rPr>
-        <w:t xml:space="preserve">5. </w:t>
-      </w:r>
-      <w:r>
-        <w:rPr>
-          <w:lang w:val="en-US"/>
-        </w:rPr>
-        <w:t>Implement HTTPS server</w:t>
-      </w:r>
-      <w:r>
-        <w:rPr>
-          <w:lang w:val="en-US"/>
-        </w:rPr>
-        <w:t xml:space="preserve"> (implement SSL on HTTP protocol)</w:t>
-      </w:r>
-    </w:p>
-    <w:p>
-      <w:pPr>
-        <w:rPr>
-          <w:lang w:val="en-US"/>
-        </w:rPr>
-      </w:pPr>
+    </w:p>
+    <w:p>
+      <w:pPr>
+        <w:rPr>
+          <w:lang w:val="en-US"/>
+        </w:rPr>
+      </w:pPr>
+      <w:r>
+        <w:rPr>
+          <w:lang w:val="en-US"/>
+        </w:rPr>
+        <w:t>4.5. Implement HTTPS server (implement SSL on HTTP protocol)</w:t>
+      </w:r>
     </w:p>
     <w:p>
       <w:pPr>
@@ -3550,13 +4860,7 @@
         <w:rPr>
           <w:lang w:val="en-US"/>
         </w:rPr>
-        <w:t>Build a web server</w:t>
-      </w:r>
-      <w:r>
-        <w:rPr>
-          <w:lang w:val="en-US"/>
-        </w:rPr>
-        <w:t xml:space="preserve"> (using C and docker)</w:t>
+        <w:t>Build a web server (using C and docker)</w:t>
       </w:r>
     </w:p>
     <w:p>
@@ -3576,7 +4880,6 @@
           <w:strike/>
           <w:lang w:val="en-US"/>
         </w:rPr>
-        <w:lastRenderedPageBreak/>
         <w:t>Build a file server</w:t>
       </w:r>
     </w:p>
@@ -3640,6 +4943,7 @@
         <w:t>TCP-based Remote File Explore</w:t>
       </w:r>
     </w:p>
+    <w:p/>
     <w:sectPr>
       <w:pgSz w:w="12240" w:h="15840"/>
       <w:pgMar w:top="1440" w:right="1440" w:bottom="1440" w:left="1440" w:header="720" w:footer="720" w:gutter="0"/>
@@ -4004,6 +5308,316 @@
     </w:lvl>
   </w:abstractNum>
   <w:abstractNum w:abstractNumId="3" w15:restartNumberingAfterBreak="0">
+    <w:nsid w:val="2D986A7B"/>
+    <w:multiLevelType w:val="hybridMultilevel"/>
+    <w:tmpl w:val="80BC418E"/>
+    <w:lvl w:ilvl="0" w:tplc="FBEE5F72">
+      <w:numFmt w:val="bullet"/>
+      <w:lvlText w:val="-"/>
+      <w:lvlJc w:val="left"/>
+      <w:pPr>
+        <w:ind w:left="720" w:hanging="360"/>
+      </w:pPr>
+      <w:rPr>
+        <w:rFonts w:ascii="Calibri" w:eastAsiaTheme="minorHAnsi" w:hAnsi="Calibri" w:cs="Calibri" w:hint="default"/>
+      </w:rPr>
+    </w:lvl>
+    <w:lvl w:ilvl="1" w:tplc="042A0003" w:tentative="1">
+      <w:start w:val="1"/>
+      <w:numFmt w:val="bullet"/>
+      <w:lvlText w:val="o"/>
+      <w:lvlJc w:val="left"/>
+      <w:pPr>
+        <w:ind w:left="1440" w:hanging="360"/>
+      </w:pPr>
+      <w:rPr>
+        <w:rFonts w:ascii="Courier New" w:hAnsi="Courier New" w:cs="Courier New" w:hint="default"/>
+      </w:rPr>
+    </w:lvl>
+    <w:lvl w:ilvl="2" w:tplc="042A0005" w:tentative="1">
+      <w:start w:val="1"/>
+      <w:numFmt w:val="bullet"/>
+      <w:lvlText w:val=""/>
+      <w:lvlJc w:val="left"/>
+      <w:pPr>
+        <w:ind w:left="2160" w:hanging="360"/>
+      </w:pPr>
+      <w:rPr>
+        <w:rFonts w:ascii="Wingdings" w:hAnsi="Wingdings" w:hint="default"/>
+      </w:rPr>
+    </w:lvl>
+    <w:lvl w:ilvl="3" w:tplc="042A0001" w:tentative="1">
+      <w:start w:val="1"/>
+      <w:numFmt w:val="bullet"/>
+      <w:lvlText w:val=""/>
+      <w:lvlJc w:val="left"/>
+      <w:pPr>
+        <w:ind w:left="2880" w:hanging="360"/>
+      </w:pPr>
+      <w:rPr>
+        <w:rFonts w:ascii="Symbol" w:hAnsi="Symbol" w:hint="default"/>
+      </w:rPr>
+    </w:lvl>
+    <w:lvl w:ilvl="4" w:tplc="042A0003" w:tentative="1">
+      <w:start w:val="1"/>
+      <w:numFmt w:val="bullet"/>
+      <w:lvlText w:val="o"/>
+      <w:lvlJc w:val="left"/>
+      <w:pPr>
+        <w:ind w:left="3600" w:hanging="360"/>
+      </w:pPr>
+      <w:rPr>
+        <w:rFonts w:ascii="Courier New" w:hAnsi="Courier New" w:cs="Courier New" w:hint="default"/>
+      </w:rPr>
+    </w:lvl>
+    <w:lvl w:ilvl="5" w:tplc="042A0005" w:tentative="1">
+      <w:start w:val="1"/>
+      <w:numFmt w:val="bullet"/>
+      <w:lvlText w:val=""/>
+      <w:lvlJc w:val="left"/>
+      <w:pPr>
+        <w:ind w:left="4320" w:hanging="360"/>
+      </w:pPr>
+      <w:rPr>
+        <w:rFonts w:ascii="Wingdings" w:hAnsi="Wingdings" w:hint="default"/>
+      </w:rPr>
+    </w:lvl>
+    <w:lvl w:ilvl="6" w:tplc="042A0001" w:tentative="1">
+      <w:start w:val="1"/>
+      <w:numFmt w:val="bullet"/>
+      <w:lvlText w:val=""/>
+      <w:lvlJc w:val="left"/>
+      <w:pPr>
+        <w:ind w:left="5040" w:hanging="360"/>
+      </w:pPr>
+      <w:rPr>
+        <w:rFonts w:ascii="Symbol" w:hAnsi="Symbol" w:hint="default"/>
+      </w:rPr>
+    </w:lvl>
+    <w:lvl w:ilvl="7" w:tplc="042A0003" w:tentative="1">
+      <w:start w:val="1"/>
+      <w:numFmt w:val="bullet"/>
+      <w:lvlText w:val="o"/>
+      <w:lvlJc w:val="left"/>
+      <w:pPr>
+        <w:ind w:left="5760" w:hanging="360"/>
+      </w:pPr>
+      <w:rPr>
+        <w:rFonts w:ascii="Courier New" w:hAnsi="Courier New" w:cs="Courier New" w:hint="default"/>
+      </w:rPr>
+    </w:lvl>
+    <w:lvl w:ilvl="8" w:tplc="042A0005" w:tentative="1">
+      <w:start w:val="1"/>
+      <w:numFmt w:val="bullet"/>
+      <w:lvlText w:val=""/>
+      <w:lvlJc w:val="left"/>
+      <w:pPr>
+        <w:ind w:left="6480" w:hanging="360"/>
+      </w:pPr>
+      <w:rPr>
+        <w:rFonts w:ascii="Wingdings" w:hAnsi="Wingdings" w:hint="default"/>
+      </w:rPr>
+    </w:lvl>
+  </w:abstractNum>
+  <w:abstractNum w:abstractNumId="4" w15:restartNumberingAfterBreak="0">
+    <w:nsid w:val="2F922FEF"/>
+    <w:multiLevelType w:val="hybridMultilevel"/>
+    <w:tmpl w:val="BF3C09EA"/>
+    <w:lvl w:ilvl="0" w:tplc="FFFFFFFF">
+      <w:start w:val="1"/>
+      <w:numFmt w:val="decimal"/>
+      <w:lvlText w:val="%1."/>
+      <w:lvlJc w:val="left"/>
+      <w:pPr>
+        <w:ind w:left="720" w:hanging="360"/>
+      </w:pPr>
+    </w:lvl>
+    <w:lvl w:ilvl="1" w:tplc="0409000F">
+      <w:start w:val="1"/>
+      <w:numFmt w:val="decimal"/>
+      <w:lvlText w:val="%2."/>
+      <w:lvlJc w:val="left"/>
+      <w:pPr>
+        <w:ind w:left="1440" w:hanging="360"/>
+      </w:pPr>
+    </w:lvl>
+    <w:lvl w:ilvl="2" w:tplc="FFFFFFFF" w:tentative="1">
+      <w:start w:val="1"/>
+      <w:numFmt w:val="lowerRoman"/>
+      <w:lvlText w:val="%3."/>
+      <w:lvlJc w:val="right"/>
+      <w:pPr>
+        <w:ind w:left="2160" w:hanging="180"/>
+      </w:pPr>
+    </w:lvl>
+    <w:lvl w:ilvl="3" w:tplc="FFFFFFFF" w:tentative="1">
+      <w:start w:val="1"/>
+      <w:numFmt w:val="decimal"/>
+      <w:lvlText w:val="%4."/>
+      <w:lvlJc w:val="left"/>
+      <w:pPr>
+        <w:ind w:left="2880" w:hanging="360"/>
+      </w:pPr>
+    </w:lvl>
+    <w:lvl w:ilvl="4" w:tplc="FFFFFFFF" w:tentative="1">
+      <w:start w:val="1"/>
+      <w:numFmt w:val="lowerLetter"/>
+      <w:lvlText w:val="%5."/>
+      <w:lvlJc w:val="left"/>
+      <w:pPr>
+        <w:ind w:left="3600" w:hanging="360"/>
+      </w:pPr>
+    </w:lvl>
+    <w:lvl w:ilvl="5" w:tplc="FFFFFFFF" w:tentative="1">
+      <w:start w:val="1"/>
+      <w:numFmt w:val="lowerRoman"/>
+      <w:lvlText w:val="%6."/>
+      <w:lvlJc w:val="right"/>
+      <w:pPr>
+        <w:ind w:left="4320" w:hanging="180"/>
+      </w:pPr>
+    </w:lvl>
+    <w:lvl w:ilvl="6" w:tplc="FFFFFFFF" w:tentative="1">
+      <w:start w:val="1"/>
+      <w:numFmt w:val="decimal"/>
+      <w:lvlText w:val="%7."/>
+      <w:lvlJc w:val="left"/>
+      <w:pPr>
+        <w:ind w:left="5040" w:hanging="360"/>
+      </w:pPr>
+    </w:lvl>
+    <w:lvl w:ilvl="7" w:tplc="FFFFFFFF" w:tentative="1">
+      <w:start w:val="1"/>
+      <w:numFmt w:val="lowerLetter"/>
+      <w:lvlText w:val="%8."/>
+      <w:lvlJc w:val="left"/>
+      <w:pPr>
+        <w:ind w:left="5760" w:hanging="360"/>
+      </w:pPr>
+    </w:lvl>
+    <w:lvl w:ilvl="8" w:tplc="FFFFFFFF" w:tentative="1">
+      <w:start w:val="1"/>
+      <w:numFmt w:val="lowerRoman"/>
+      <w:lvlText w:val="%9."/>
+      <w:lvlJc w:val="right"/>
+      <w:pPr>
+        <w:ind w:left="6480" w:hanging="180"/>
+      </w:pPr>
+    </w:lvl>
+  </w:abstractNum>
+  <w:abstractNum w:abstractNumId="5" w15:restartNumberingAfterBreak="0">
+    <w:nsid w:val="31DC7E9E"/>
+    <w:multiLevelType w:val="hybridMultilevel"/>
+    <w:tmpl w:val="747E98A0"/>
+    <w:lvl w:ilvl="0" w:tplc="FBEE5F72">
+      <w:numFmt w:val="bullet"/>
+      <w:lvlText w:val="-"/>
+      <w:lvlJc w:val="left"/>
+      <w:pPr>
+        <w:ind w:left="720" w:hanging="360"/>
+      </w:pPr>
+      <w:rPr>
+        <w:rFonts w:ascii="Calibri" w:eastAsiaTheme="minorHAnsi" w:hAnsi="Calibri" w:cs="Calibri" w:hint="default"/>
+      </w:rPr>
+    </w:lvl>
+    <w:lvl w:ilvl="1" w:tplc="042A0003" w:tentative="1">
+      <w:start w:val="1"/>
+      <w:numFmt w:val="bullet"/>
+      <w:lvlText w:val="o"/>
+      <w:lvlJc w:val="left"/>
+      <w:pPr>
+        <w:ind w:left="1440" w:hanging="360"/>
+      </w:pPr>
+      <w:rPr>
+        <w:rFonts w:ascii="Courier New" w:hAnsi="Courier New" w:cs="Courier New" w:hint="default"/>
+      </w:rPr>
+    </w:lvl>
+    <w:lvl w:ilvl="2" w:tplc="042A0005" w:tentative="1">
+      <w:start w:val="1"/>
+      <w:numFmt w:val="bullet"/>
+      <w:lvlText w:val=""/>
+      <w:lvlJc w:val="left"/>
+      <w:pPr>
+        <w:ind w:left="2160" w:hanging="360"/>
+      </w:pPr>
+      <w:rPr>
+        <w:rFonts w:ascii="Wingdings" w:hAnsi="Wingdings" w:hint="default"/>
+      </w:rPr>
+    </w:lvl>
+    <w:lvl w:ilvl="3" w:tplc="042A0001" w:tentative="1">
+      <w:start w:val="1"/>
+      <w:numFmt w:val="bullet"/>
+      <w:lvlText w:val=""/>
+      <w:lvlJc w:val="left"/>
+      <w:pPr>
+        <w:ind w:left="2880" w:hanging="360"/>
+      </w:pPr>
+      <w:rPr>
+        <w:rFonts w:ascii="Symbol" w:hAnsi="Symbol" w:hint="default"/>
+      </w:rPr>
+    </w:lvl>
+    <w:lvl w:ilvl="4" w:tplc="042A0003" w:tentative="1">
+      <w:start w:val="1"/>
+      <w:numFmt w:val="bullet"/>
+      <w:lvlText w:val="o"/>
+      <w:lvlJc w:val="left"/>
+      <w:pPr>
+        <w:ind w:left="3600" w:hanging="360"/>
+      </w:pPr>
+      <w:rPr>
+        <w:rFonts w:ascii="Courier New" w:hAnsi="Courier New" w:cs="Courier New" w:hint="default"/>
+      </w:rPr>
+    </w:lvl>
+    <w:lvl w:ilvl="5" w:tplc="042A0005" w:tentative="1">
+      <w:start w:val="1"/>
+      <w:numFmt w:val="bullet"/>
+      <w:lvlText w:val=""/>
+      <w:lvlJc w:val="left"/>
+      <w:pPr>
+        <w:ind w:left="4320" w:hanging="360"/>
+      </w:pPr>
+      <w:rPr>
+        <w:rFonts w:ascii="Wingdings" w:hAnsi="Wingdings" w:hint="default"/>
+      </w:rPr>
+    </w:lvl>
+    <w:lvl w:ilvl="6" w:tplc="042A0001" w:tentative="1">
+      <w:start w:val="1"/>
+      <w:numFmt w:val="bullet"/>
+      <w:lvlText w:val=""/>
+      <w:lvlJc w:val="left"/>
+      <w:pPr>
+        <w:ind w:left="5040" w:hanging="360"/>
+      </w:pPr>
+      <w:rPr>
+        <w:rFonts w:ascii="Symbol" w:hAnsi="Symbol" w:hint="default"/>
+      </w:rPr>
+    </w:lvl>
+    <w:lvl w:ilvl="7" w:tplc="042A0003" w:tentative="1">
+      <w:start w:val="1"/>
+      <w:numFmt w:val="bullet"/>
+      <w:lvlText w:val="o"/>
+      <w:lvlJc w:val="left"/>
+      <w:pPr>
+        <w:ind w:left="5760" w:hanging="360"/>
+      </w:pPr>
+      <w:rPr>
+        <w:rFonts w:ascii="Courier New" w:hAnsi="Courier New" w:cs="Courier New" w:hint="default"/>
+      </w:rPr>
+    </w:lvl>
+    <w:lvl w:ilvl="8" w:tplc="042A0005" w:tentative="1">
+      <w:start w:val="1"/>
+      <w:numFmt w:val="bullet"/>
+      <w:lvlText w:val=""/>
+      <w:lvlJc w:val="left"/>
+      <w:pPr>
+        <w:ind w:left="6480" w:hanging="360"/>
+      </w:pPr>
+      <w:rPr>
+        <w:rFonts w:ascii="Wingdings" w:hAnsi="Wingdings" w:hint="default"/>
+      </w:rPr>
+    </w:lvl>
+  </w:abstractNum>
+  <w:abstractNum w:abstractNumId="6" w15:restartNumberingAfterBreak="0">
     <w:nsid w:val="3DFE689E"/>
     <w:multiLevelType w:val="multilevel"/>
     <w:tmpl w:val="9C56F862"/>
@@ -4116,7 +5730,119 @@
       </w:pPr>
     </w:lvl>
   </w:abstractNum>
-  <w:abstractNum w:abstractNumId="4" w15:restartNumberingAfterBreak="0">
+  <w:abstractNum w:abstractNumId="7" w15:restartNumberingAfterBreak="0">
+    <w:nsid w:val="413C5C1D"/>
+    <w:multiLevelType w:val="hybridMultilevel"/>
+    <w:tmpl w:val="FE70AB8C"/>
+    <w:lvl w:ilvl="0" w:tplc="FBEE5F72">
+      <w:numFmt w:val="bullet"/>
+      <w:lvlText w:val="-"/>
+      <w:lvlJc w:val="left"/>
+      <w:pPr>
+        <w:ind w:left="720" w:hanging="360"/>
+      </w:pPr>
+      <w:rPr>
+        <w:rFonts w:ascii="Calibri" w:eastAsiaTheme="minorHAnsi" w:hAnsi="Calibri" w:cs="Calibri" w:hint="default"/>
+      </w:rPr>
+    </w:lvl>
+    <w:lvl w:ilvl="1" w:tplc="042A0003" w:tentative="1">
+      <w:start w:val="1"/>
+      <w:numFmt w:val="bullet"/>
+      <w:lvlText w:val="o"/>
+      <w:lvlJc w:val="left"/>
+      <w:pPr>
+        <w:ind w:left="1440" w:hanging="360"/>
+      </w:pPr>
+      <w:rPr>
+        <w:rFonts w:ascii="Courier New" w:hAnsi="Courier New" w:cs="Courier New" w:hint="default"/>
+      </w:rPr>
+    </w:lvl>
+    <w:lvl w:ilvl="2" w:tplc="042A0005" w:tentative="1">
+      <w:start w:val="1"/>
+      <w:numFmt w:val="bullet"/>
+      <w:lvlText w:val=""/>
+      <w:lvlJc w:val="left"/>
+      <w:pPr>
+        <w:ind w:left="2160" w:hanging="360"/>
+      </w:pPr>
+      <w:rPr>
+        <w:rFonts w:ascii="Wingdings" w:hAnsi="Wingdings" w:hint="default"/>
+      </w:rPr>
+    </w:lvl>
+    <w:lvl w:ilvl="3" w:tplc="042A0001" w:tentative="1">
+      <w:start w:val="1"/>
+      <w:numFmt w:val="bullet"/>
+      <w:lvlText w:val=""/>
+      <w:lvlJc w:val="left"/>
+      <w:pPr>
+        <w:ind w:left="2880" w:hanging="360"/>
+      </w:pPr>
+      <w:rPr>
+        <w:rFonts w:ascii="Symbol" w:hAnsi="Symbol" w:hint="default"/>
+      </w:rPr>
+    </w:lvl>
+    <w:lvl w:ilvl="4" w:tplc="042A0003" w:tentative="1">
+      <w:start w:val="1"/>
+      <w:numFmt w:val="bullet"/>
+      <w:lvlText w:val="o"/>
+      <w:lvlJc w:val="left"/>
+      <w:pPr>
+        <w:ind w:left="3600" w:hanging="360"/>
+      </w:pPr>
+      <w:rPr>
+        <w:rFonts w:ascii="Courier New" w:hAnsi="Courier New" w:cs="Courier New" w:hint="default"/>
+      </w:rPr>
+    </w:lvl>
+    <w:lvl w:ilvl="5" w:tplc="042A0005" w:tentative="1">
+      <w:start w:val="1"/>
+      <w:numFmt w:val="bullet"/>
+      <w:lvlText w:val=""/>
+      <w:lvlJc w:val="left"/>
+      <w:pPr>
+        <w:ind w:left="4320" w:hanging="360"/>
+      </w:pPr>
+      <w:rPr>
+        <w:rFonts w:ascii="Wingdings" w:hAnsi="Wingdings" w:hint="default"/>
+      </w:rPr>
+    </w:lvl>
+    <w:lvl w:ilvl="6" w:tplc="042A0001" w:tentative="1">
+      <w:start w:val="1"/>
+      <w:numFmt w:val="bullet"/>
+      <w:lvlText w:val=""/>
+      <w:lvlJc w:val="left"/>
+      <w:pPr>
+        <w:ind w:left="5040" w:hanging="360"/>
+      </w:pPr>
+      <w:rPr>
+        <w:rFonts w:ascii="Symbol" w:hAnsi="Symbol" w:hint="default"/>
+      </w:rPr>
+    </w:lvl>
+    <w:lvl w:ilvl="7" w:tplc="042A0003" w:tentative="1">
+      <w:start w:val="1"/>
+      <w:numFmt w:val="bullet"/>
+      <w:lvlText w:val="o"/>
+      <w:lvlJc w:val="left"/>
+      <w:pPr>
+        <w:ind w:left="5760" w:hanging="360"/>
+      </w:pPr>
+      <w:rPr>
+        <w:rFonts w:ascii="Courier New" w:hAnsi="Courier New" w:cs="Courier New" w:hint="default"/>
+      </w:rPr>
+    </w:lvl>
+    <w:lvl w:ilvl="8" w:tplc="042A0005" w:tentative="1">
+      <w:start w:val="1"/>
+      <w:numFmt w:val="bullet"/>
+      <w:lvlText w:val=""/>
+      <w:lvlJc w:val="left"/>
+      <w:pPr>
+        <w:ind w:left="6480" w:hanging="360"/>
+      </w:pPr>
+      <w:rPr>
+        <w:rFonts w:ascii="Wingdings" w:hAnsi="Wingdings" w:hint="default"/>
+      </w:rPr>
+    </w:lvl>
+  </w:abstractNum>
+  <w:abstractNum w:abstractNumId="8" w15:restartNumberingAfterBreak="0">
     <w:nsid w:val="55BD7A0E"/>
     <w:multiLevelType w:val="multilevel"/>
     <w:tmpl w:val="5C103B9C"/>
@@ -4229,7 +5955,232 @@
       </w:pPr>
     </w:lvl>
   </w:abstractNum>
-  <w:abstractNum w:abstractNumId="5" w15:restartNumberingAfterBreak="0">
+  <w:abstractNum w:abstractNumId="9" w15:restartNumberingAfterBreak="0">
+    <w:nsid w:val="59392500"/>
+    <w:multiLevelType w:val="multilevel"/>
+    <w:tmpl w:val="51BCEE4E"/>
+    <w:lvl w:ilvl="0">
+      <w:start w:val="1"/>
+      <w:numFmt w:val="decimal"/>
+      <w:lvlText w:val="%1."/>
+      <w:lvlJc w:val="left"/>
+      <w:pPr>
+        <w:tabs>
+          <w:tab w:val="num" w:pos="720"/>
+        </w:tabs>
+        <w:ind w:left="720" w:hanging="360"/>
+      </w:pPr>
+    </w:lvl>
+    <w:lvl w:ilvl="1" w:tentative="1">
+      <w:start w:val="1"/>
+      <w:numFmt w:val="decimal"/>
+      <w:lvlText w:val="%2."/>
+      <w:lvlJc w:val="left"/>
+      <w:pPr>
+        <w:tabs>
+          <w:tab w:val="num" w:pos="1440"/>
+        </w:tabs>
+        <w:ind w:left="1440" w:hanging="360"/>
+      </w:pPr>
+    </w:lvl>
+    <w:lvl w:ilvl="2" w:tentative="1">
+      <w:start w:val="1"/>
+      <w:numFmt w:val="decimal"/>
+      <w:lvlText w:val="%3."/>
+      <w:lvlJc w:val="left"/>
+      <w:pPr>
+        <w:tabs>
+          <w:tab w:val="num" w:pos="2160"/>
+        </w:tabs>
+        <w:ind w:left="2160" w:hanging="360"/>
+      </w:pPr>
+    </w:lvl>
+    <w:lvl w:ilvl="3" w:tentative="1">
+      <w:start w:val="1"/>
+      <w:numFmt w:val="decimal"/>
+      <w:lvlText w:val="%4."/>
+      <w:lvlJc w:val="left"/>
+      <w:pPr>
+        <w:tabs>
+          <w:tab w:val="num" w:pos="2880"/>
+        </w:tabs>
+        <w:ind w:left="2880" w:hanging="360"/>
+      </w:pPr>
+    </w:lvl>
+    <w:lvl w:ilvl="4" w:tentative="1">
+      <w:start w:val="1"/>
+      <w:numFmt w:val="decimal"/>
+      <w:lvlText w:val="%5."/>
+      <w:lvlJc w:val="left"/>
+      <w:pPr>
+        <w:tabs>
+          <w:tab w:val="num" w:pos="3600"/>
+        </w:tabs>
+        <w:ind w:left="3600" w:hanging="360"/>
+      </w:pPr>
+    </w:lvl>
+    <w:lvl w:ilvl="5" w:tentative="1">
+      <w:start w:val="1"/>
+      <w:numFmt w:val="decimal"/>
+      <w:lvlText w:val="%6."/>
+      <w:lvlJc w:val="left"/>
+      <w:pPr>
+        <w:tabs>
+          <w:tab w:val="num" w:pos="4320"/>
+        </w:tabs>
+        <w:ind w:left="4320" w:hanging="360"/>
+      </w:pPr>
+    </w:lvl>
+    <w:lvl w:ilvl="6" w:tentative="1">
+      <w:start w:val="1"/>
+      <w:numFmt w:val="decimal"/>
+      <w:lvlText w:val="%7."/>
+      <w:lvlJc w:val="left"/>
+      <w:pPr>
+        <w:tabs>
+          <w:tab w:val="num" w:pos="5040"/>
+        </w:tabs>
+        <w:ind w:left="5040" w:hanging="360"/>
+      </w:pPr>
+    </w:lvl>
+    <w:lvl w:ilvl="7" w:tentative="1">
+      <w:start w:val="1"/>
+      <w:numFmt w:val="decimal"/>
+      <w:lvlText w:val="%8."/>
+      <w:lvlJc w:val="left"/>
+      <w:pPr>
+        <w:tabs>
+          <w:tab w:val="num" w:pos="5760"/>
+        </w:tabs>
+        <w:ind w:left="5760" w:hanging="360"/>
+      </w:pPr>
+    </w:lvl>
+    <w:lvl w:ilvl="8" w:tentative="1">
+      <w:start w:val="1"/>
+      <w:numFmt w:val="decimal"/>
+      <w:lvlText w:val="%9."/>
+      <w:lvlJc w:val="left"/>
+      <w:pPr>
+        <w:tabs>
+          <w:tab w:val="num" w:pos="6480"/>
+        </w:tabs>
+        <w:ind w:left="6480" w:hanging="360"/>
+      </w:pPr>
+    </w:lvl>
+  </w:abstractNum>
+  <w:abstractNum w:abstractNumId="10" w15:restartNumberingAfterBreak="0">
+    <w:nsid w:val="650D64AA"/>
+    <w:multiLevelType w:val="hybridMultilevel"/>
+    <w:tmpl w:val="3EBC3564"/>
+    <w:lvl w:ilvl="0" w:tplc="FBEE5F72">
+      <w:numFmt w:val="bullet"/>
+      <w:lvlText w:val="-"/>
+      <w:lvlJc w:val="left"/>
+      <w:pPr>
+        <w:ind w:left="720" w:hanging="360"/>
+      </w:pPr>
+      <w:rPr>
+        <w:rFonts w:ascii="Calibri" w:eastAsiaTheme="minorHAnsi" w:hAnsi="Calibri" w:cs="Calibri" w:hint="default"/>
+      </w:rPr>
+    </w:lvl>
+    <w:lvl w:ilvl="1" w:tplc="042A0003" w:tentative="1">
+      <w:start w:val="1"/>
+      <w:numFmt w:val="bullet"/>
+      <w:lvlText w:val="o"/>
+      <w:lvlJc w:val="left"/>
+      <w:pPr>
+        <w:ind w:left="1440" w:hanging="360"/>
+      </w:pPr>
+      <w:rPr>
+        <w:rFonts w:ascii="Courier New" w:hAnsi="Courier New" w:cs="Courier New" w:hint="default"/>
+      </w:rPr>
+    </w:lvl>
+    <w:lvl w:ilvl="2" w:tplc="042A0005" w:tentative="1">
+      <w:start w:val="1"/>
+      <w:numFmt w:val="bullet"/>
+      <w:lvlText w:val=""/>
+      <w:lvlJc w:val="left"/>
+      <w:pPr>
+        <w:ind w:left="2160" w:hanging="360"/>
+      </w:pPr>
+      <w:rPr>
+        <w:rFonts w:ascii="Wingdings" w:hAnsi="Wingdings" w:hint="default"/>
+      </w:rPr>
+    </w:lvl>
+    <w:lvl w:ilvl="3" w:tplc="042A0001" w:tentative="1">
+      <w:start w:val="1"/>
+      <w:numFmt w:val="bullet"/>
+      <w:lvlText w:val=""/>
+      <w:lvlJc w:val="left"/>
+      <w:pPr>
+        <w:ind w:left="2880" w:hanging="360"/>
+      </w:pPr>
+      <w:rPr>
+        <w:rFonts w:ascii="Symbol" w:hAnsi="Symbol" w:hint="default"/>
+      </w:rPr>
+    </w:lvl>
+    <w:lvl w:ilvl="4" w:tplc="042A0003" w:tentative="1">
+      <w:start w:val="1"/>
+      <w:numFmt w:val="bullet"/>
+      <w:lvlText w:val="o"/>
+      <w:lvlJc w:val="left"/>
+      <w:pPr>
+        <w:ind w:left="3600" w:hanging="360"/>
+      </w:pPr>
+      <w:rPr>
+        <w:rFonts w:ascii="Courier New" w:hAnsi="Courier New" w:cs="Courier New" w:hint="default"/>
+      </w:rPr>
+    </w:lvl>
+    <w:lvl w:ilvl="5" w:tplc="042A0005" w:tentative="1">
+      <w:start w:val="1"/>
+      <w:numFmt w:val="bullet"/>
+      <w:lvlText w:val=""/>
+      <w:lvlJc w:val="left"/>
+      <w:pPr>
+        <w:ind w:left="4320" w:hanging="360"/>
+      </w:pPr>
+      <w:rPr>
+        <w:rFonts w:ascii="Wingdings" w:hAnsi="Wingdings" w:hint="default"/>
+      </w:rPr>
+    </w:lvl>
+    <w:lvl w:ilvl="6" w:tplc="042A0001" w:tentative="1">
+      <w:start w:val="1"/>
+      <w:numFmt w:val="bullet"/>
+      <w:lvlText w:val=""/>
+      <w:lvlJc w:val="left"/>
+      <w:pPr>
+        <w:ind w:left="5040" w:hanging="360"/>
+      </w:pPr>
+      <w:rPr>
+        <w:rFonts w:ascii="Symbol" w:hAnsi="Symbol" w:hint="default"/>
+      </w:rPr>
+    </w:lvl>
+    <w:lvl w:ilvl="7" w:tplc="042A0003" w:tentative="1">
+      <w:start w:val="1"/>
+      <w:numFmt w:val="bullet"/>
+      <w:lvlText w:val="o"/>
+      <w:lvlJc w:val="left"/>
+      <w:pPr>
+        <w:ind w:left="5760" w:hanging="360"/>
+      </w:pPr>
+      <w:rPr>
+        <w:rFonts w:ascii="Courier New" w:hAnsi="Courier New" w:cs="Courier New" w:hint="default"/>
+      </w:rPr>
+    </w:lvl>
+    <w:lvl w:ilvl="8" w:tplc="042A0005" w:tentative="1">
+      <w:start w:val="1"/>
+      <w:numFmt w:val="bullet"/>
+      <w:lvlText w:val=""/>
+      <w:lvlJc w:val="left"/>
+      <w:pPr>
+        <w:ind w:left="6480" w:hanging="360"/>
+      </w:pPr>
+      <w:rPr>
+        <w:rFonts w:ascii="Wingdings" w:hAnsi="Wingdings" w:hint="default"/>
+      </w:rPr>
+    </w:lvl>
+  </w:abstractNum>
+  <w:abstractNum w:abstractNumId="11" w15:restartNumberingAfterBreak="0">
     <w:nsid w:val="6794636B"/>
     <w:multiLevelType w:val="hybridMultilevel"/>
     <w:tmpl w:val="4776F2DE"/>
@@ -4319,7 +6270,119 @@
       </w:pPr>
     </w:lvl>
   </w:abstractNum>
-  <w:abstractNum w:abstractNumId="6" w15:restartNumberingAfterBreak="0">
+  <w:abstractNum w:abstractNumId="12" w15:restartNumberingAfterBreak="0">
+    <w:nsid w:val="71563FC7"/>
+    <w:multiLevelType w:val="hybridMultilevel"/>
+    <w:tmpl w:val="CF9AC6A4"/>
+    <w:lvl w:ilvl="0" w:tplc="FBEE5F72">
+      <w:numFmt w:val="bullet"/>
+      <w:lvlText w:val="-"/>
+      <w:lvlJc w:val="left"/>
+      <w:pPr>
+        <w:ind w:left="720" w:hanging="360"/>
+      </w:pPr>
+      <w:rPr>
+        <w:rFonts w:ascii="Calibri" w:eastAsiaTheme="minorHAnsi" w:hAnsi="Calibri" w:cs="Calibri" w:hint="default"/>
+      </w:rPr>
+    </w:lvl>
+    <w:lvl w:ilvl="1" w:tplc="042A0003" w:tentative="1">
+      <w:start w:val="1"/>
+      <w:numFmt w:val="bullet"/>
+      <w:lvlText w:val="o"/>
+      <w:lvlJc w:val="left"/>
+      <w:pPr>
+        <w:ind w:left="1440" w:hanging="360"/>
+      </w:pPr>
+      <w:rPr>
+        <w:rFonts w:ascii="Courier New" w:hAnsi="Courier New" w:cs="Courier New" w:hint="default"/>
+      </w:rPr>
+    </w:lvl>
+    <w:lvl w:ilvl="2" w:tplc="042A0005" w:tentative="1">
+      <w:start w:val="1"/>
+      <w:numFmt w:val="bullet"/>
+      <w:lvlText w:val=""/>
+      <w:lvlJc w:val="left"/>
+      <w:pPr>
+        <w:ind w:left="2160" w:hanging="360"/>
+      </w:pPr>
+      <w:rPr>
+        <w:rFonts w:ascii="Wingdings" w:hAnsi="Wingdings" w:hint="default"/>
+      </w:rPr>
+    </w:lvl>
+    <w:lvl w:ilvl="3" w:tplc="042A0001" w:tentative="1">
+      <w:start w:val="1"/>
+      <w:numFmt w:val="bullet"/>
+      <w:lvlText w:val=""/>
+      <w:lvlJc w:val="left"/>
+      <w:pPr>
+        <w:ind w:left="2880" w:hanging="360"/>
+      </w:pPr>
+      <w:rPr>
+        <w:rFonts w:ascii="Symbol" w:hAnsi="Symbol" w:hint="default"/>
+      </w:rPr>
+    </w:lvl>
+    <w:lvl w:ilvl="4" w:tplc="042A0003" w:tentative="1">
+      <w:start w:val="1"/>
+      <w:numFmt w:val="bullet"/>
+      <w:lvlText w:val="o"/>
+      <w:lvlJc w:val="left"/>
+      <w:pPr>
+        <w:ind w:left="3600" w:hanging="360"/>
+      </w:pPr>
+      <w:rPr>
+        <w:rFonts w:ascii="Courier New" w:hAnsi="Courier New" w:cs="Courier New" w:hint="default"/>
+      </w:rPr>
+    </w:lvl>
+    <w:lvl w:ilvl="5" w:tplc="042A0005" w:tentative="1">
+      <w:start w:val="1"/>
+      <w:numFmt w:val="bullet"/>
+      <w:lvlText w:val=""/>
+      <w:lvlJc w:val="left"/>
+      <w:pPr>
+        <w:ind w:left="4320" w:hanging="360"/>
+      </w:pPr>
+      <w:rPr>
+        <w:rFonts w:ascii="Wingdings" w:hAnsi="Wingdings" w:hint="default"/>
+      </w:rPr>
+    </w:lvl>
+    <w:lvl w:ilvl="6" w:tplc="042A0001" w:tentative="1">
+      <w:start w:val="1"/>
+      <w:numFmt w:val="bullet"/>
+      <w:lvlText w:val=""/>
+      <w:lvlJc w:val="left"/>
+      <w:pPr>
+        <w:ind w:left="5040" w:hanging="360"/>
+      </w:pPr>
+      <w:rPr>
+        <w:rFonts w:ascii="Symbol" w:hAnsi="Symbol" w:hint="default"/>
+      </w:rPr>
+    </w:lvl>
+    <w:lvl w:ilvl="7" w:tplc="042A0003" w:tentative="1">
+      <w:start w:val="1"/>
+      <w:numFmt w:val="bullet"/>
+      <w:lvlText w:val="o"/>
+      <w:lvlJc w:val="left"/>
+      <w:pPr>
+        <w:ind w:left="5760" w:hanging="360"/>
+      </w:pPr>
+      <w:rPr>
+        <w:rFonts w:ascii="Courier New" w:hAnsi="Courier New" w:cs="Courier New" w:hint="default"/>
+      </w:rPr>
+    </w:lvl>
+    <w:lvl w:ilvl="8" w:tplc="042A0005" w:tentative="1">
+      <w:start w:val="1"/>
+      <w:numFmt w:val="bullet"/>
+      <w:lvlText w:val=""/>
+      <w:lvlJc w:val="left"/>
+      <w:pPr>
+        <w:ind w:left="6480" w:hanging="360"/>
+      </w:pPr>
+      <w:rPr>
+        <w:rFonts w:ascii="Wingdings" w:hAnsi="Wingdings" w:hint="default"/>
+      </w:rPr>
+    </w:lvl>
+  </w:abstractNum>
+  <w:abstractNum w:abstractNumId="13" w15:restartNumberingAfterBreak="0">
     <w:nsid w:val="7EE74103"/>
     <w:multiLevelType w:val="multilevel"/>
     <w:tmpl w:val="8D70A884"/>
@@ -4433,24 +6496,45 @@
     </w:lvl>
   </w:abstractNum>
   <w:num w:numId="1" w16cid:durableId="1048263901">
-    <w:abstractNumId w:val="6"/>
+    <w:abstractNumId w:val="13"/>
   </w:num>
   <w:num w:numId="2" w16cid:durableId="433748108">
     <w:abstractNumId w:val="2"/>
   </w:num>
   <w:num w:numId="3" w16cid:durableId="682515628">
-    <w:abstractNumId w:val="4"/>
+    <w:abstractNumId w:val="8"/>
   </w:num>
   <w:num w:numId="4" w16cid:durableId="1127234672">
     <w:abstractNumId w:val="0"/>
   </w:num>
   <w:num w:numId="5" w16cid:durableId="1086419286">
-    <w:abstractNumId w:val="5"/>
+    <w:abstractNumId w:val="11"/>
   </w:num>
   <w:num w:numId="6" w16cid:durableId="203058906">
     <w:abstractNumId w:val="1"/>
   </w:num>
   <w:num w:numId="7" w16cid:durableId="777869988">
+    <w:abstractNumId w:val="6"/>
+  </w:num>
+  <w:num w:numId="8" w16cid:durableId="1982072812">
+    <w:abstractNumId w:val="9"/>
+  </w:num>
+  <w:num w:numId="9" w16cid:durableId="910382264">
+    <w:abstractNumId w:val="12"/>
+  </w:num>
+  <w:num w:numId="10" w16cid:durableId="1615358520">
+    <w:abstractNumId w:val="7"/>
+  </w:num>
+  <w:num w:numId="11" w16cid:durableId="931888729">
+    <w:abstractNumId w:val="10"/>
+  </w:num>
+  <w:num w:numId="12" w16cid:durableId="219707487">
+    <w:abstractNumId w:val="5"/>
+  </w:num>
+  <w:num w:numId="13" w16cid:durableId="258216472">
+    <w:abstractNumId w:val="4"/>
+  </w:num>
+  <w:num w:numId="14" w16cid:durableId="507910242">
     <w:abstractNumId w:val="3"/>
   </w:num>
 </w:numbering>
@@ -4855,6 +6939,7 @@
   <w:style w:type="paragraph" w:default="1" w:styleId="Normal">
     <w:name w:val="Normal"/>
     <w:qFormat/>
+    <w:rsid w:val="00D965D4"/>
   </w:style>
   <w:style w:type="paragraph" w:styleId="Heading1">
     <w:name w:val="heading 1"/>

--- a/Nhom5_Detai01.docx
+++ b/Nhom5_Detai01.docx
@@ -21,7 +21,7 @@
     </w:p>
     <w:p>
       <w:pPr>
-        <w:jc w:val="both"/>
+        <w:pStyle w:val="Heading1"/>
         <w:rPr>
           <w:lang w:val="en-US"/>
         </w:rPr>
@@ -2538,7 +2538,7 @@
           <w:lang w:val="en-US"/>
         </w:rPr>
         <w:drawing>
-          <wp:inline distT="0" distB="0" distL="0" distR="0" wp14:anchorId="57CF7146" wp14:editId="4C3966AA">
+          <wp:inline distT="0" distB="0" distL="0" distR="0" wp14:anchorId="30B83B65" wp14:editId="26CB6D1B">
             <wp:extent cx="5943600" cy="3272790"/>
             <wp:effectExtent l="0" t="0" r="0" b="3810"/>
             <wp:docPr id="22" name="Picture 22" descr="A diagram of a server&#10;&#10;Description automatically generated"/>
@@ -2804,7 +2804,7 @@
           <w:noProof/>
         </w:rPr>
         <w:drawing>
-          <wp:inline distT="0" distB="0" distL="0" distR="0" wp14:anchorId="51247899" wp14:editId="7F33748C">
+          <wp:inline distT="0" distB="0" distL="0" distR="0" wp14:anchorId="65256F5C" wp14:editId="682E125B">
             <wp:extent cx="5943600" cy="506095"/>
             <wp:effectExtent l="0" t="0" r="0" b="8255"/>
             <wp:docPr id="25" name="Picture 25"/>
@@ -3074,7 +3074,7 @@
         </w:rPr>
         <w:lastRenderedPageBreak/>
         <w:drawing>
-          <wp:inline distT="0" distB="0" distL="0" distR="0" wp14:anchorId="740B1F6F" wp14:editId="69C1D9D6">
+          <wp:inline distT="0" distB="0" distL="0" distR="0" wp14:anchorId="4A832984" wp14:editId="24DC7B7B">
             <wp:extent cx="5901267" cy="2368652"/>
             <wp:effectExtent l="0" t="0" r="4445" b="0"/>
             <wp:docPr id="17" name="Picture 17"/>
@@ -3969,7 +3969,7 @@
           <w:lang w:val="en-US"/>
         </w:rPr>
         <w:drawing>
-          <wp:inline distT="0" distB="0" distL="0" distR="0" wp14:anchorId="4CCED1F7" wp14:editId="3559C7CC">
+          <wp:inline distT="0" distB="0" distL="0" distR="0" wp14:anchorId="3979DEF2" wp14:editId="136ACBC6">
             <wp:extent cx="5918200" cy="2398619"/>
             <wp:effectExtent l="0" t="0" r="6350" b="1905"/>
             <wp:docPr id="18" name="Picture 18"/>
@@ -4647,13 +4647,15 @@
         <w:rPr>
           <w:b/>
           <w:bCs/>
-          <w:lang w:val="en-US"/>
-        </w:rPr>
-      </w:pPr>
-      <w:r>
-        <w:rPr>
-          <w:b/>
-          <w:bCs/>
+          <w:strike/>
+          <w:lang w:val="en-US"/>
+        </w:rPr>
+      </w:pPr>
+      <w:r>
+        <w:rPr>
+          <w:b/>
+          <w:bCs/>
+          <w:strike/>
           <w:lang w:val="en-US"/>
         </w:rPr>
         <w:t>* Các giao thức chính được triển khai</w:t>
@@ -4722,7 +4724,7 @@
           <w:lang w:val="en-US"/>
         </w:rPr>
         <w:drawing>
-          <wp:inline distT="0" distB="0" distL="0" distR="0" wp14:anchorId="5052B97F" wp14:editId="10A3158E">
+          <wp:inline distT="0" distB="0" distL="0" distR="0" wp14:anchorId="031826F4" wp14:editId="509AFEB6">
             <wp:extent cx="5943600" cy="918210"/>
             <wp:effectExtent l="0" t="0" r="0" b="0"/>
             <wp:docPr id="2" name="Picture 2"/>
@@ -4785,7 +4787,7 @@
           <w:lang w:val="en-US"/>
         </w:rPr>
         <w:drawing>
-          <wp:inline distT="0" distB="0" distL="0" distR="0" wp14:anchorId="5B7EA8F3" wp14:editId="25244D3E">
+          <wp:inline distT="0" distB="0" distL="0" distR="0" wp14:anchorId="652A5C11" wp14:editId="251AE1C0">
             <wp:extent cx="5943600" cy="997585"/>
             <wp:effectExtent l="0" t="0" r="0" b="0"/>
             <wp:docPr id="4" name="Picture 4"/>
@@ -4848,7 +4850,7 @@
           <w:lang w:val="en-US"/>
         </w:rPr>
         <w:drawing>
-          <wp:inline distT="0" distB="0" distL="0" distR="0" wp14:anchorId="7CB40AA1" wp14:editId="2208AACA">
+          <wp:inline distT="0" distB="0" distL="0" distR="0" wp14:anchorId="135359F8" wp14:editId="7FAF430D">
             <wp:extent cx="5943600" cy="1245235"/>
             <wp:effectExtent l="0" t="0" r="0" b="0"/>
             <wp:docPr id="3" name="Picture 3"/>
@@ -4911,7 +4913,7 @@
           <w:lang w:val="en-US"/>
         </w:rPr>
         <w:drawing>
-          <wp:inline distT="0" distB="0" distL="0" distR="0" wp14:anchorId="418CDB3A" wp14:editId="53C323B9">
+          <wp:inline distT="0" distB="0" distL="0" distR="0" wp14:anchorId="01AC4043" wp14:editId="482A0B9A">
             <wp:extent cx="5943600" cy="1443355"/>
             <wp:effectExtent l="0" t="0" r="0" b="4445"/>
             <wp:docPr id="5" name="Picture 5"/>
@@ -4975,7 +4977,7 @@
           <w:lang w:val="en-US"/>
         </w:rPr>
         <w:drawing>
-          <wp:inline distT="0" distB="0" distL="0" distR="0" wp14:anchorId="003E6061" wp14:editId="7404197D">
+          <wp:inline distT="0" distB="0" distL="0" distR="0" wp14:anchorId="100BF4CF" wp14:editId="35BB55DC">
             <wp:extent cx="5943600" cy="1386205"/>
             <wp:effectExtent l="0" t="0" r="0" b="4445"/>
             <wp:docPr id="6" name="Picture 6"/>
@@ -5038,7 +5040,7 @@
           <w:lang w:val="en-US"/>
         </w:rPr>
         <w:drawing>
-          <wp:inline distT="0" distB="0" distL="0" distR="0" wp14:anchorId="5C52CFB7" wp14:editId="6FF778B8">
+          <wp:inline distT="0" distB="0" distL="0" distR="0" wp14:anchorId="6ED99649" wp14:editId="2C6765A8">
             <wp:extent cx="5943600" cy="1941195"/>
             <wp:effectExtent l="0" t="0" r="0" b="1905"/>
             <wp:docPr id="7" name="Picture 7"/>
@@ -5101,7 +5103,7 @@
           <w:lang w:val="en-US"/>
         </w:rPr>
         <w:drawing>
-          <wp:inline distT="0" distB="0" distL="0" distR="0" wp14:anchorId="03DF1180" wp14:editId="1FAF0949">
+          <wp:inline distT="0" distB="0" distL="0" distR="0" wp14:anchorId="15B3B0AE" wp14:editId="298DC41A">
             <wp:extent cx="5943600" cy="760730"/>
             <wp:effectExtent l="0" t="0" r="0" b="1270"/>
             <wp:docPr id="8" name="Picture 8"/>
@@ -5180,7 +5182,7 @@
           <w:lang w:val="en-US"/>
         </w:rPr>
         <w:drawing>
-          <wp:inline distT="0" distB="0" distL="0" distR="0" wp14:anchorId="1903E853" wp14:editId="45F47179">
+          <wp:inline distT="0" distB="0" distL="0" distR="0" wp14:anchorId="3EA8D876" wp14:editId="6E84F77D">
             <wp:extent cx="5943600" cy="807085"/>
             <wp:effectExtent l="0" t="0" r="0" b="0"/>
             <wp:docPr id="9" name="Picture 9"/>
@@ -5243,7 +5245,7 @@
           <w:lang w:val="en-US"/>
         </w:rPr>
         <w:drawing>
-          <wp:inline distT="0" distB="0" distL="0" distR="0" wp14:anchorId="4DB20712" wp14:editId="41C62EC2">
+          <wp:inline distT="0" distB="0" distL="0" distR="0" wp14:anchorId="7E176154" wp14:editId="61FDDB82">
             <wp:extent cx="5943600" cy="447675"/>
             <wp:effectExtent l="0" t="0" r="0" b="9525"/>
             <wp:docPr id="10" name="Picture 10"/>
@@ -5321,7 +5323,7 @@
           <w:lang w:val="en-US"/>
         </w:rPr>
         <w:drawing>
-          <wp:inline distT="0" distB="0" distL="0" distR="0" wp14:anchorId="6AFC8D8F" wp14:editId="75CF92EB">
+          <wp:inline distT="0" distB="0" distL="0" distR="0" wp14:anchorId="62DAFE24" wp14:editId="065484D9">
             <wp:extent cx="5943600" cy="723265"/>
             <wp:effectExtent l="0" t="0" r="0" b="635"/>
             <wp:docPr id="11" name="Picture 11"/>
@@ -5406,7 +5408,7 @@
           <w:lang w:val="en-US"/>
         </w:rPr>
         <w:drawing>
-          <wp:inline distT="0" distB="0" distL="0" distR="0" wp14:anchorId="374437D5" wp14:editId="4F1EC6F6">
+          <wp:inline distT="0" distB="0" distL="0" distR="0" wp14:anchorId="73791D2B" wp14:editId="0860FE80">
             <wp:extent cx="5943600" cy="813435"/>
             <wp:effectExtent l="0" t="0" r="0" b="5715"/>
             <wp:docPr id="12" name="Picture 12"/>
@@ -5469,7 +5471,7 @@
           <w:lang w:val="en-US"/>
         </w:rPr>
         <w:drawing>
-          <wp:inline distT="0" distB="0" distL="0" distR="0" wp14:anchorId="6AC3AA60" wp14:editId="6F6C0B00">
+          <wp:inline distT="0" distB="0" distL="0" distR="0" wp14:anchorId="0C101BFE" wp14:editId="610E882F">
             <wp:extent cx="5943600" cy="664210"/>
             <wp:effectExtent l="0" t="0" r="0" b="2540"/>
             <wp:docPr id="13" name="Picture 13"/>
@@ -5532,7 +5534,7 @@
           <w:lang w:val="en-US"/>
         </w:rPr>
         <w:drawing>
-          <wp:inline distT="0" distB="0" distL="0" distR="0" wp14:anchorId="1EEEEEF2" wp14:editId="4F517BC7">
+          <wp:inline distT="0" distB="0" distL="0" distR="0" wp14:anchorId="058B53A9" wp14:editId="4D15330A">
             <wp:extent cx="5943600" cy="484505"/>
             <wp:effectExtent l="0" t="0" r="0" b="0"/>
             <wp:docPr id="14" name="Picture 14"/>
@@ -5595,7 +5597,7 @@
           <w:lang w:val="en-US"/>
         </w:rPr>
         <w:drawing>
-          <wp:anchor distT="0" distB="0" distL="114300" distR="114300" simplePos="0" relativeHeight="251659264" behindDoc="0" locked="0" layoutInCell="1" allowOverlap="1" wp14:anchorId="04064E2C" wp14:editId="00F1AF67">
+          <wp:anchor distT="0" distB="0" distL="114300" distR="114300" simplePos="0" relativeHeight="251659264" behindDoc="0" locked="0" layoutInCell="1" allowOverlap="1" wp14:anchorId="4153ECC3" wp14:editId="4BAEBE6B">
             <wp:simplePos x="0" y="0"/>
             <wp:positionH relativeFrom="margin">
               <wp:align>left</wp:align>
@@ -5656,7 +5658,7 @@
           <w:lang w:val="en-US"/>
         </w:rPr>
         <w:drawing>
-          <wp:inline distT="0" distB="0" distL="0" distR="0" wp14:anchorId="52E2A57C" wp14:editId="5BF3602F">
+          <wp:inline distT="0" distB="0" distL="0" distR="0" wp14:anchorId="09CBF6F3" wp14:editId="70CD8737">
             <wp:extent cx="2810933" cy="1984188"/>
             <wp:effectExtent l="0" t="0" r="8890" b="0"/>
             <wp:docPr id="16" name="Picture 16"/>
@@ -5736,7 +5738,7 @@
           <w:lang w:val="en-US"/>
         </w:rPr>
         <w:drawing>
-          <wp:inline distT="0" distB="0" distL="0" distR="0" wp14:anchorId="22BDE416" wp14:editId="69E3E0E1">
+          <wp:inline distT="0" distB="0" distL="0" distR="0" wp14:anchorId="17C93900" wp14:editId="1D9C7DC2">
             <wp:extent cx="5943600" cy="2033905"/>
             <wp:effectExtent l="0" t="0" r="0" b="4445"/>
             <wp:docPr id="26" name="Picture 26"/>
@@ -5799,7 +5801,7 @@
           <w:lang w:val="en-US"/>
         </w:rPr>
         <w:drawing>
-          <wp:inline distT="0" distB="0" distL="0" distR="0" wp14:anchorId="6636FD1D" wp14:editId="66993885">
+          <wp:inline distT="0" distB="0" distL="0" distR="0" wp14:anchorId="17913D44" wp14:editId="39E81F9D">
             <wp:extent cx="5943600" cy="1931670"/>
             <wp:effectExtent l="0" t="0" r="0" b="0"/>
             <wp:docPr id="1" name="Picture 1"/>
@@ -5862,7 +5864,7 @@
           <w:lang w:val="en-US"/>
         </w:rPr>
         <w:drawing>
-          <wp:inline distT="0" distB="0" distL="0" distR="0" wp14:anchorId="1F1A313E" wp14:editId="4ADFD2B7">
+          <wp:inline distT="0" distB="0" distL="0" distR="0" wp14:anchorId="19118F92" wp14:editId="51BD9D18">
             <wp:extent cx="5943600" cy="2008505"/>
             <wp:effectExtent l="0" t="0" r="0" b="0"/>
             <wp:docPr id="19" name="Picture 19"/>
@@ -5926,7 +5928,7 @@
         </w:rPr>
         <w:lastRenderedPageBreak/>
         <w:drawing>
-          <wp:inline distT="0" distB="0" distL="0" distR="0" wp14:anchorId="07A3A35B" wp14:editId="2BBE8A9D">
+          <wp:inline distT="0" distB="0" distL="0" distR="0" wp14:anchorId="72407F60" wp14:editId="2F638807">
             <wp:extent cx="5943600" cy="2084705"/>
             <wp:effectExtent l="0" t="0" r="0" b="0"/>
             <wp:docPr id="21" name="Picture 21"/>
@@ -6264,6 +6266,19 @@
         </w:rPr>
         <w:t>Dễ bị lỗi nếu các luồng dùng chung dữ liệu: Khi nhiều luồng cùng truy cập hoặc thay đổi một dữ liệu dùng chung, chúng có thể gây ra lỗi khó lường (gọi là "race condition"). Để tránh lỗi này, lập trình viên phải dùng các kỹ thuật khóa (như mutex) cẩn thận, làm code phức tạp hơn. (Tuy nhiên, server echo đơn giản này ít gặp vấn đề này).</w:t>
       </w:r>
+      <w:r>
+        <w:rPr>
+          <w:lang w:val="en-US"/>
+        </w:rPr>
+        <w:t xml:space="preserve"> </w:t>
+      </w:r>
+      <w:r>
+        <w:rPr>
+          <w:highlight w:val="cyan"/>
+          <w:lang w:val="en-US"/>
+        </w:rPr>
+        <w:t>(sửa ảnh này)</w:t>
+      </w:r>
     </w:p>
     <w:p>
       <w:pPr>
@@ -6278,7 +6293,7 @@
           <w:lang w:val="en-US"/>
         </w:rPr>
         <w:drawing>
-          <wp:inline distT="0" distB="0" distL="0" distR="0" wp14:anchorId="47D8777C" wp14:editId="566CB0B4">
+          <wp:inline distT="0" distB="0" distL="0" distR="0" wp14:anchorId="18663BA7" wp14:editId="250B379B">
             <wp:extent cx="5351288" cy="4918364"/>
             <wp:effectExtent l="0" t="0" r="1905" b="0"/>
             <wp:docPr id="30" name="Picture 30" descr="A screenshot of a computer program&#10;&#10;Description automatically generated"/>
@@ -6382,7 +6397,7 @@
           <w:noProof/>
         </w:rPr>
         <w:drawing>
-          <wp:inline distT="0" distB="0" distL="0" distR="0" wp14:anchorId="22C3CF5F" wp14:editId="4CF72B27">
+          <wp:inline distT="0" distB="0" distL="0" distR="0" wp14:anchorId="3A610927" wp14:editId="37A900D3">
             <wp:extent cx="5943600" cy="6719570"/>
             <wp:effectExtent l="0" t="0" r="0" b="5080"/>
             <wp:docPr id="23" name="Picture 23"/>
@@ -7650,10 +7665,11 @@
       </w:pPr>
       <w:r>
         <w:rPr>
+          <w:noProof/>
           <w:lang w:val="en-US"/>
         </w:rPr>
         <w:drawing>
-          <wp:inline distT="0" distB="0" distL="0" distR="0" wp14:anchorId="413F677C" wp14:editId="3871E49A">
+          <wp:inline distT="0" distB="0" distL="0" distR="0" wp14:anchorId="69916874" wp14:editId="0A612720">
             <wp:extent cx="5943600" cy="1130300"/>
             <wp:effectExtent l="0" t="0" r="0" b="0"/>
             <wp:docPr id="20" name="Picture 20"/>
@@ -7733,10 +7749,11 @@
       </w:pPr>
       <w:r>
         <w:rPr>
+          <w:noProof/>
           <w:lang w:val="en-US"/>
         </w:rPr>
         <w:drawing>
-          <wp:inline distT="0" distB="0" distL="0" distR="0" wp14:anchorId="045BB8A6" wp14:editId="4DC75D78">
+          <wp:inline distT="0" distB="0" distL="0" distR="0" wp14:anchorId="4C26A934" wp14:editId="0235FAAC">
             <wp:extent cx="5943600" cy="2169795"/>
             <wp:effectExtent l="0" t="0" r="0" b="1905"/>
             <wp:docPr id="24" name="Picture 24"/>
@@ -7794,11 +7811,12 @@
       </w:pPr>
       <w:r>
         <w:rPr>
+          <w:noProof/>
           <w:lang w:val="en-US"/>
         </w:rPr>
         <w:lastRenderedPageBreak/>
         <w:drawing>
-          <wp:inline distT="0" distB="0" distL="0" distR="0" wp14:anchorId="7459A207" wp14:editId="2DA9D3CA">
+          <wp:inline distT="0" distB="0" distL="0" distR="0" wp14:anchorId="6BDE5699" wp14:editId="4BAD1BAD">
             <wp:extent cx="5943600" cy="1537970"/>
             <wp:effectExtent l="0" t="0" r="0" b="5080"/>
             <wp:docPr id="27" name="Picture 27"/>
@@ -7869,10 +7887,11 @@
       </w:pPr>
       <w:r>
         <w:rPr>
+          <w:noProof/>
           <w:lang w:val="en-US"/>
         </w:rPr>
         <w:drawing>
-          <wp:inline distT="0" distB="0" distL="0" distR="0" wp14:anchorId="672EBFED" wp14:editId="0785D53F">
+          <wp:inline distT="0" distB="0" distL="0" distR="0" wp14:anchorId="4B0BA293" wp14:editId="1868BC5E">
             <wp:extent cx="5943600" cy="984885"/>
             <wp:effectExtent l="0" t="0" r="0" b="5715"/>
             <wp:docPr id="28" name="Picture 28"/>
@@ -7916,10 +7935,11 @@
       </w:pPr>
       <w:r>
         <w:rPr>
+          <w:noProof/>
           <w:lang w:val="en-US"/>
         </w:rPr>
         <w:drawing>
-          <wp:inline distT="0" distB="0" distL="0" distR="0" wp14:anchorId="345285D0" wp14:editId="5CE451AE">
+          <wp:inline distT="0" distB="0" distL="0" distR="0" wp14:anchorId="050F2942" wp14:editId="31AE8AEA">
             <wp:extent cx="5943600" cy="1569085"/>
             <wp:effectExtent l="0" t="0" r="0" b="0"/>
             <wp:docPr id="29" name="Picture 29"/>
@@ -7976,10 +7996,11 @@
       </w:pPr>
       <w:r>
         <w:rPr>
+          <w:noProof/>
           <w:lang w:val="en-US"/>
         </w:rPr>
         <w:drawing>
-          <wp:inline distT="0" distB="0" distL="0" distR="0" wp14:anchorId="3E1E673D" wp14:editId="2F6B5FA2">
+          <wp:inline distT="0" distB="0" distL="0" distR="0" wp14:anchorId="101406DB" wp14:editId="6B57BCD9">
             <wp:extent cx="5943600" cy="999490"/>
             <wp:effectExtent l="0" t="0" r="0" b="0"/>
             <wp:docPr id="32" name="Picture 32"/>
@@ -8036,11 +8057,12 @@
       </w:pPr>
       <w:r>
         <w:rPr>
+          <w:noProof/>
           <w:lang w:val="en-US"/>
         </w:rPr>
         <w:lastRenderedPageBreak/>
         <w:drawing>
-          <wp:inline distT="0" distB="0" distL="0" distR="0" wp14:anchorId="4540A6D6" wp14:editId="5C4D498A">
+          <wp:inline distT="0" distB="0" distL="0" distR="0" wp14:anchorId="1FF4C101" wp14:editId="0B9CF3B2">
             <wp:extent cx="5943600" cy="2160905"/>
             <wp:effectExtent l="0" t="0" r="0" b="0"/>
             <wp:docPr id="31" name="Picture 31"/>
@@ -8109,10 +8131,11 @@
       </w:pPr>
       <w:r>
         <w:rPr>
+          <w:noProof/>
           <w:lang w:val="en-US"/>
         </w:rPr>
         <w:drawing>
-          <wp:inline distT="0" distB="0" distL="0" distR="0" wp14:anchorId="1C0B1F42" wp14:editId="71BADE92">
+          <wp:inline distT="0" distB="0" distL="0" distR="0" wp14:anchorId="1F3DAD36" wp14:editId="1C2AB747">
             <wp:extent cx="5943600" cy="1115060"/>
             <wp:effectExtent l="0" t="0" r="0" b="8890"/>
             <wp:docPr id="33" name="Picture 33"/>
@@ -8169,10 +8192,11 @@
       </w:pPr>
       <w:r>
         <w:rPr>
+          <w:noProof/>
           <w:lang w:val="en-US"/>
         </w:rPr>
         <w:drawing>
-          <wp:inline distT="0" distB="0" distL="0" distR="0" wp14:anchorId="28F97EB4" wp14:editId="067E7604">
+          <wp:inline distT="0" distB="0" distL="0" distR="0" wp14:anchorId="2DC5DD49" wp14:editId="1AC6FFBB">
             <wp:extent cx="5943600" cy="1036955"/>
             <wp:effectExtent l="0" t="0" r="0" b="0"/>
             <wp:docPr id="34" name="Picture 34"/>
@@ -8253,11 +8277,12 @@
       </w:pPr>
       <w:r>
         <w:rPr>
+          <w:noProof/>
           <w:lang w:val="en-US"/>
         </w:rPr>
         <w:lastRenderedPageBreak/>
         <w:drawing>
-          <wp:inline distT="0" distB="0" distL="0" distR="0" wp14:anchorId="3C823AE4" wp14:editId="6B1A0296">
+          <wp:inline distT="0" distB="0" distL="0" distR="0" wp14:anchorId="5F4D63FA" wp14:editId="37014CC1">
             <wp:extent cx="5943600" cy="1507490"/>
             <wp:effectExtent l="0" t="0" r="0" b="0"/>
             <wp:docPr id="35" name="Picture 35"/>
@@ -8307,10 +8332,11 @@
       </w:pPr>
       <w:r>
         <w:rPr>
+          <w:noProof/>
           <w:lang w:val="en-US"/>
         </w:rPr>
         <w:drawing>
-          <wp:inline distT="0" distB="0" distL="0" distR="0" wp14:anchorId="5FE21273" wp14:editId="7EEABD96">
+          <wp:inline distT="0" distB="0" distL="0" distR="0" wp14:anchorId="47EA6746" wp14:editId="0688B622">
             <wp:extent cx="5943600" cy="808355"/>
             <wp:effectExtent l="0" t="0" r="0" b="0"/>
             <wp:docPr id="36" name="Picture 36"/>
@@ -8354,10 +8380,11 @@
       </w:pPr>
       <w:r>
         <w:rPr>
+          <w:noProof/>
           <w:lang w:val="en-US"/>
         </w:rPr>
         <w:drawing>
-          <wp:inline distT="0" distB="0" distL="0" distR="0" wp14:anchorId="0E780E58" wp14:editId="2ECAFA58">
+          <wp:inline distT="0" distB="0" distL="0" distR="0" wp14:anchorId="45BFF7B0" wp14:editId="708E03C2">
             <wp:extent cx="5943600" cy="1086485"/>
             <wp:effectExtent l="0" t="0" r="0" b="0"/>
             <wp:docPr id="37" name="Picture 37"/>
@@ -8395,20 +8422,95 @@
     </w:p>
     <w:p>
       <w:pPr>
-        <w:jc w:val="both"/>
-        <w:rPr>
-          <w:b/>
-          <w:bCs/>
-          <w:lang w:val="en-US"/>
-        </w:rPr>
-      </w:pPr>
-      <w:r>
-        <w:rPr>
-          <w:b/>
-          <w:bCs/>
-          <w:lang w:val="en-US"/>
-        </w:rPr>
-        <w:t>4.4. Basic HTTP server</w:t>
+        <w:rPr>
+          <w:lang w:val="en-US"/>
+        </w:rPr>
+      </w:pPr>
+      <w:r>
+        <w:rPr>
+          <w:b/>
+          <w:bCs/>
+          <w:lang w:val="en-US"/>
+        </w:rPr>
+        <w:t>Kết luận</w:t>
+      </w:r>
+      <w:r>
+        <w:rPr>
+          <w:lang w:val="en-US"/>
+        </w:rPr>
+        <w:t>:</w:t>
+      </w:r>
+    </w:p>
+    <w:p>
+      <w:pPr>
+        <w:rPr>
+          <w:lang w:val="en-US"/>
+        </w:rPr>
+      </w:pPr>
+      <w:r>
+        <w:rPr>
+          <w:highlight w:val="yellow"/>
+          <w:lang w:val="en-US"/>
+        </w:rPr>
+        <w:t>ddddd</w:t>
+      </w:r>
+    </w:p>
+    <w:p>
+      <w:pPr>
+        <w:jc w:val="both"/>
+        <w:rPr>
+          <w:b/>
+          <w:bCs/>
+          <w:lang w:val="en-US"/>
+        </w:rPr>
+      </w:pPr>
+      <w:r>
+        <w:rPr>
+          <w:b/>
+          <w:bCs/>
+        </w:rPr>
+        <w:t>4.4. HTTP server (Phục vụ Tệp tĩnh &amp; PHP-CGI)</w:t>
+      </w:r>
+    </w:p>
+    <w:p>
+      <w:pPr>
+        <w:jc w:val="both"/>
+        <w:rPr>
+          <w:lang w:val="en-US"/>
+        </w:rPr>
+      </w:pPr>
+      <w:r>
+        <w:t>Phần này mô tả việc phát triển và triển khai một máy chủ HTTP đa luồng, kế thừa từ nền tảng máy chủ TCP ở phần 4.3. Điểm nâng cấp chính là khả năng hiểu và xử lý các yêu cầu theo giao thức HTTP/1.1, phục vụ các </w:t>
+      </w:r>
+      <w:r>
+        <w:rPr>
+          <w:b/>
+          <w:bCs/>
+        </w:rPr>
+        <w:t>tệp tĩnh</w:t>
+      </w:r>
+      <w:r>
+        <w:t> (HTML, CSS, ảnh...) và thực thi các </w:t>
+      </w:r>
+      <w:r>
+        <w:rPr>
+          <w:b/>
+          <w:bCs/>
+        </w:rPr>
+        <w:t>script PHP</w:t>
+      </w:r>
+      <w:r>
+        <w:t> để tạo nội dung động thông qua cơ chế </w:t>
+      </w:r>
+      <w:r>
+        <w:rPr>
+          <w:b/>
+          <w:bCs/>
+        </w:rPr>
+        <w:t>CGI (Common Gateway Interface)</w:t>
+      </w:r>
+      <w:r>
+        <w:t> bằng cách gọi tiến trình php-cgi.</w:t>
       </w:r>
     </w:p>
     <w:p>
@@ -8449,6 +8551,608 @@
       <w:pPr>
         <w:jc w:val="both"/>
         <w:rPr>
+          <w:strike/>
+          <w:lang w:val="en-US"/>
+        </w:rPr>
+      </w:pPr>
+      <w:r>
+        <w:rPr>
+          <w:strike/>
+          <w:lang w:val="en-US"/>
+        </w:rPr>
+        <w:t>Tại phần này chúng em tiến hành xây dựng một HTTP Server phục vụ những nhu cầu cơ bản của 1 Web Server, lí do có ý tưởng này là do chúng em thấy sự tốn kém của một server thông thường (tốn kém tài nguyên). Việc xây dựng server này chỉ đáp ứng các nhu cầu cơ bản truy cập 1 web từ người dùng (database)</w:t>
+      </w:r>
+    </w:p>
+    <w:p>
+      <w:pPr>
+        <w:jc w:val="both"/>
+        <w:rPr>
+          <w:lang w:val="en-US"/>
+        </w:rPr>
+      </w:pPr>
+      <w:r>
+        <w:t xml:space="preserve">Phần này của dự án trình bày quá trình nhóm chúng em thiết kế và xây dựng một </w:t>
+      </w:r>
+      <w:r>
+        <w:rPr>
+          <w:lang w:val="en-US"/>
+        </w:rPr>
+        <w:t>máy</w:t>
+      </w:r>
+      <w:r>
+        <w:t xml:space="preserve"> chủ HTTP (HTTP Server) riêng. Ý tưởng này xuất phát từ thực tế rằng việc triển khai một máy chủ web thông thường cho các tác vụ đơn giản thường tiêu tốn nhiều tài nguyên hơn mức cần thiết. Để tối ưu hóa hiệu suất và giảm thiểu chi phí tài nguyên hệ thống, chúng em hướng đến việc tạo ra một máy chủ HTTP chỉ tập trung vào các chức năng cốt lõi. Việc tự xây dựng máy chủ này không chỉ giúp chúng em tạo ra một giải pháp phù hợp hơn cho các nhu cầu cụ thể, mà còn mang lại hiểu biết sâu sắc về cách thức hoạt động của giao thức HTTP và kiến trúc client-server.</w:t>
+      </w:r>
+    </w:p>
+    <w:p>
+      <w:pPr>
+        <w:jc w:val="both"/>
+      </w:pPr>
+      <w:r>
+        <w:rPr>
+          <w:b/>
+          <w:bCs/>
+        </w:rPr>
+        <w:lastRenderedPageBreak/>
+        <w:t>HTTP Server (Multi-threaded, Static &amp; PHP-CGI)</w:t>
+      </w:r>
+      <w:r>
+        <w:t> là một máy chủ web hoạt động trên giao thức HTTP (không mã hóa), sử dụng kiến trúc đa luồng để xử lý đồng thời nhiều kết nối từ client. Máy chủ lắng nghe trên một cổng được định nghĩa (mặc định là 8080) và có khả năng:</w:t>
+      </w:r>
+    </w:p>
+    <w:p>
+      <w:pPr>
+        <w:pStyle w:val="ListParagraph"/>
+        <w:numPr>
+          <w:ilvl w:val="0"/>
+          <w:numId w:val="39"/>
+        </w:numPr>
+      </w:pPr>
+      <w:r>
+        <w:t>Phân tích yêu cầu HTTP đến để xác định phương thức (GET, POST...), đường dẫn (URI), phiên bản giao thức, các header và phần body (nếu có).</w:t>
+      </w:r>
+    </w:p>
+    <w:p>
+      <w:pPr>
+        <w:pStyle w:val="ListParagraph"/>
+        <w:numPr>
+          <w:ilvl w:val="0"/>
+          <w:numId w:val="39"/>
+        </w:numPr>
+      </w:pPr>
+      <w:r>
+        <w:t>Đối với yêu cầu tệp tĩnh (ví dụ: .html, .css, .jpg) bằng phương thức GET: Xác định vị trí tệp trên hệ thống tệp dựa vào DOCUMENT_ROOT và đường dẫn yêu cầu, kiểm tra sự tồn tại và quyền đọc, xác định loại MIME, sau đó gửi phản hồi HTTP 200 OK cùng với nội dung tệp.</w:t>
+      </w:r>
+    </w:p>
+    <w:p>
+      <w:pPr>
+        <w:pStyle w:val="ListParagraph"/>
+        <w:numPr>
+          <w:ilvl w:val="0"/>
+          <w:numId w:val="39"/>
+        </w:numPr>
+      </w:pPr>
+      <w:r>
+        <w:t>Đối với yêu cầu tệp .php: Kích hoạt cơ chế CGI bằng cách:</w:t>
+      </w:r>
+    </w:p>
+    <w:p>
+      <w:pPr>
+        <w:pStyle w:val="ListParagraph"/>
+        <w:numPr>
+          <w:ilvl w:val="0"/>
+          <w:numId w:val="40"/>
+        </w:numPr>
+      </w:pPr>
+      <w:r>
+        <w:t>Thiết lập các biến môi trường tiêu chuẩn CGI (ví</w:t>
+      </w:r>
+      <w:r>
+        <w:rPr>
+          <w:lang w:val="en-US"/>
+        </w:rPr>
+        <w:t xml:space="preserve"> </w:t>
+      </w:r>
+      <w:r>
+        <w:t>dụ: REQUEST_METHOD, SCRIPT_FILENAME, QUERY_STRING, CONTENT_LENGTH, CONTENT_TYPE) và các biến HTTP_* từ header của request.</w:t>
+      </w:r>
+    </w:p>
+    <w:p>
+      <w:pPr>
+        <w:pStyle w:val="ListParagraph"/>
+        <w:numPr>
+          <w:ilvl w:val="0"/>
+          <w:numId w:val="40"/>
+        </w:numPr>
+      </w:pPr>
+      <w:r>
+        <w:t>Sử dụng fork() để tạo một tiến trình con.</w:t>
+      </w:r>
+    </w:p>
+    <w:p>
+      <w:pPr>
+        <w:pStyle w:val="ListParagraph"/>
+        <w:numPr>
+          <w:ilvl w:val="0"/>
+          <w:numId w:val="40"/>
+        </w:numPr>
+      </w:pPr>
+      <w:r>
+        <w:t>Tiến trình con thực thi php-cgi (execlp), với stdin được nối với body của request (nếu là POST) và stdout được nối vào một pipe.</w:t>
+      </w:r>
+    </w:p>
+    <w:p>
+      <w:pPr>
+        <w:pStyle w:val="ListParagraph"/>
+        <w:numPr>
+          <w:ilvl w:val="0"/>
+          <w:numId w:val="40"/>
+        </w:numPr>
+      </w:pPr>
+      <w:r>
+        <w:t>Tiến trình cha (luồng xử lý client ban đầu) đọc toàn bộ output từ pipe (bao gồm cả header do PHP tạo ra và nội dung HTML), phân tích header Status: (nếu có) để xác định mã trạng thái HTTP, sau đó xây dựng và gửi phản hồi HTTP cuối cùng về cho client.</w:t>
+      </w:r>
+    </w:p>
+    <w:p>
+      <w:pPr>
+        <w:rPr>
+          <w:b/>
+          <w:bCs/>
+        </w:rPr>
+      </w:pPr>
+      <w:r>
+        <w:rPr>
+          <w:b/>
+          <w:bCs/>
+        </w:rPr>
+        <w:t>Cách hoạt động chi tiết:</w:t>
+      </w:r>
+    </w:p>
+    <w:p>
+      <w:pPr>
+        <w:pStyle w:val="ListParagraph"/>
+        <w:numPr>
+          <w:ilvl w:val="0"/>
+          <w:numId w:val="41"/>
+        </w:numPr>
+      </w:pPr>
+      <w:r>
+        <w:t>Khởi tạo (start_server): Server tạo socket, cấu hình để tái sử dụng địa chỉ (SO_REUSEADDR), bind vào địa chỉ INADDR_ANY và cổng HTTP_PORT, sau đó bắt đầu lắng nghe (listen).</w:t>
+      </w:r>
+    </w:p>
+    <w:p>
+      <w:pPr>
+        <w:pStyle w:val="ListParagraph"/>
+        <w:numPr>
+          <w:ilvl w:val="0"/>
+          <w:numId w:val="41"/>
+        </w:numPr>
+      </w:pPr>
+      <w:r>
+        <w:t>Vòng lặp chính (start_server): Liên tục chờ và chấp nhận (accept) các kết nối TCP mới từ client.</w:t>
+      </w:r>
+    </w:p>
+    <w:p>
+      <w:pPr>
+        <w:pStyle w:val="ListParagraph"/>
+        <w:numPr>
+          <w:ilvl w:val="0"/>
+          <w:numId w:val="41"/>
+        </w:numPr>
+      </w:pPr>
+      <w:r>
+        <w:t>Tạo luồng (start_server): Với mỗi kết nối được chấp nhận, server cấp phát bộ nhớ cho struct client_info (chỉ chứa client_fd), tạo một luồng mới (pthread_create) để chạy hàm handle_client, và tách luồng đó ra (pthread_detach). Luồng chính ngay lập tức quay lại chờ kết nối tiếp theo.</w:t>
+      </w:r>
+    </w:p>
+    <w:p>
+      <w:pPr>
+        <w:pStyle w:val="ListParagraph"/>
+        <w:numPr>
+          <w:ilvl w:val="0"/>
+          <w:numId w:val="41"/>
+        </w:numPr>
+      </w:pPr>
+      <w:r>
+        <w:t>Xử lý Client (handle_client): Hàm này chạy trong luồng con. Nó đọc dữ liệu yêu cầu từ client_fd bằng read(). Nếu đọc thành công, nó gọi handle_request để xử lý. Cuối cùng, nó đóng client_fd và giải phóng bộ nhớ client_info.</w:t>
+      </w:r>
+    </w:p>
+    <w:p>
+      <w:pPr>
+        <w:pStyle w:val="ListParagraph"/>
+        <w:numPr>
+          <w:ilvl w:val="0"/>
+          <w:numId w:val="41"/>
+        </w:numPr>
+      </w:pPr>
+      <w:r>
+        <w:t>Xử lý Request (handle_request):</w:t>
+      </w:r>
+    </w:p>
+    <w:p>
+      <w:pPr>
+        <w:pStyle w:val="ListParagraph"/>
+        <w:numPr>
+          <w:ilvl w:val="1"/>
+          <w:numId w:val="42"/>
+        </w:numPr>
+      </w:pPr>
+      <w:r>
+        <w:t>Phân tích dòng đầu (sscanf) để lấy method, path, protocol.</w:t>
+      </w:r>
+    </w:p>
+    <w:p>
+      <w:pPr>
+        <w:pStyle w:val="ListParagraph"/>
+        <w:numPr>
+          <w:ilvl w:val="1"/>
+          <w:numId w:val="42"/>
+        </w:numPr>
+      </w:pPr>
+      <w:r>
+        <w:t>Tách query string (phần sau ?) khỏi path, đặt vào biến môi trường QUERY_STRING.</w:t>
+      </w:r>
+    </w:p>
+    <w:p>
+      <w:pPr>
+        <w:pStyle w:val="ListParagraph"/>
+        <w:numPr>
+          <w:ilvl w:val="1"/>
+          <w:numId w:val="42"/>
+        </w:numPr>
+      </w:pPr>
+      <w:r>
+        <w:t>Gọi parse_headers để lấy khối header.</w:t>
+      </w:r>
+    </w:p>
+    <w:p>
+      <w:pPr>
+        <w:pStyle w:val="ListParagraph"/>
+        <w:numPr>
+          <w:ilvl w:val="1"/>
+          <w:numId w:val="42"/>
+        </w:numPr>
+      </w:pPr>
+      <w:r>
+        <w:t>Nếu là POST/PUT, tìm và sao chép phần body (sau \r\n\r\n).</w:t>
+      </w:r>
+    </w:p>
+    <w:p>
+      <w:pPr>
+        <w:pStyle w:val="ListParagraph"/>
+        <w:numPr>
+          <w:ilvl w:val="1"/>
+          <w:numId w:val="42"/>
+        </w:numPr>
+      </w:pPr>
+      <w:r>
+        <w:t>Xử lý path / (ưu tiên index.php rồi đến index.html).</w:t>
+      </w:r>
+    </w:p>
+    <w:p>
+      <w:pPr>
+        <w:pStyle w:val="ListParagraph"/>
+        <w:numPr>
+          <w:ilvl w:val="1"/>
+          <w:numId w:val="42"/>
+        </w:numPr>
+      </w:pPr>
+      <w:r>
+        <w:t>Xây dựng đường dẫn tệp đầy đủ (file_path) từ DOCUMENT_ROOT và path.</w:t>
+      </w:r>
+    </w:p>
+    <w:p>
+      <w:pPr>
+        <w:pStyle w:val="ListParagraph"/>
+        <w:numPr>
+          <w:ilvl w:val="1"/>
+          <w:numId w:val="42"/>
+        </w:numPr>
+      </w:pPr>
+      <w:r>
+        <w:t>Kiểm tra sự tồn tại (access). Nếu không có, gửi lỗi 404 (send_response).</w:t>
+      </w:r>
+    </w:p>
+    <w:p>
+      <w:pPr>
+        <w:pStyle w:val="ListParagraph"/>
+        <w:numPr>
+          <w:ilvl w:val="1"/>
+          <w:numId w:val="42"/>
+        </w:numPr>
+      </w:pPr>
+      <w:r>
+        <w:t>Nếu là file .php, gọi handle_php_request.</w:t>
+      </w:r>
+    </w:p>
+    <w:p>
+      <w:pPr>
+        <w:pStyle w:val="ListParagraph"/>
+        <w:numPr>
+          <w:ilvl w:val="1"/>
+          <w:numId w:val="42"/>
+        </w:numPr>
+      </w:pPr>
+      <w:r>
+        <w:t>Nếu là file tĩnh và method là GET: Mở file (open), lấy kích thước (fstat), lấy MIME type (get_mime_type), gửi header 200 OK (write), đọc và gửi nội dung file (read/write), đóng file (close).</w:t>
+      </w:r>
+    </w:p>
+    <w:p>
+      <w:pPr>
+        <w:pStyle w:val="ListParagraph"/>
+        <w:numPr>
+          <w:ilvl w:val="1"/>
+          <w:numId w:val="42"/>
+        </w:numPr>
+      </w:pPr>
+      <w:r>
+        <w:lastRenderedPageBreak/>
+        <w:t>Nếu là file tĩnh nhưng method khác GET, gửi lỗi 405.</w:t>
+      </w:r>
+    </w:p>
+    <w:p>
+      <w:pPr>
+        <w:pStyle w:val="ListParagraph"/>
+        <w:numPr>
+          <w:ilvl w:val="1"/>
+          <w:numId w:val="42"/>
+        </w:numPr>
+      </w:pPr>
+      <w:r>
+        <w:t>Giải phóng bộ nhớ headers/body (nếu được cấp phát).</w:t>
+      </w:r>
+    </w:p>
+    <w:p>
+      <w:pPr>
+        <w:pStyle w:val="ListParagraph"/>
+        <w:numPr>
+          <w:ilvl w:val="0"/>
+          <w:numId w:val="41"/>
+        </w:numPr>
+      </w:pPr>
+      <w:r>
+        <w:t>Xử lý PHP CGI (handle_php_request):</w:t>
+      </w:r>
+    </w:p>
+    <w:p>
+      <w:pPr>
+        <w:pStyle w:val="ListParagraph"/>
+        <w:numPr>
+          <w:ilvl w:val="1"/>
+          <w:numId w:val="43"/>
+        </w:numPr>
+      </w:pPr>
+      <w:r>
+        <w:t>Thiết lập các biến môi trường CGI (setenv, set_cgi_headers).</w:t>
+      </w:r>
+    </w:p>
+    <w:p>
+      <w:pPr>
+        <w:pStyle w:val="ListParagraph"/>
+        <w:numPr>
+          <w:ilvl w:val="1"/>
+          <w:numId w:val="43"/>
+        </w:numPr>
+      </w:pPr>
+      <w:r>
+        <w:t>Tạo pipe cho output (pipe).</w:t>
+      </w:r>
+    </w:p>
+    <w:p>
+      <w:pPr>
+        <w:pStyle w:val="ListParagraph"/>
+        <w:numPr>
+          <w:ilvl w:val="1"/>
+          <w:numId w:val="43"/>
+        </w:numPr>
+      </w:pPr>
+      <w:r>
+        <w:t>Tạo tiến trình con (fork).</w:t>
+      </w:r>
+    </w:p>
+    <w:p>
+      <w:pPr>
+        <w:pStyle w:val="ListParagraph"/>
+        <w:numPr>
+          <w:ilvl w:val="1"/>
+          <w:numId w:val="43"/>
+        </w:numPr>
+      </w:pPr>
+      <w:r>
+        <w:t>Con: Đóng đầu đọc pipe output, dùng dup2 để stdout ghi vào pipe. Nếu có body, tạo pipe input, ghi body vào, dup2 để stdin đọc từ pipe input. Gọi execlp("php-cgi", ...).</w:t>
+      </w:r>
+    </w:p>
+    <w:p>
+      <w:pPr>
+        <w:pStyle w:val="ListParagraph"/>
+        <w:numPr>
+          <w:ilvl w:val="1"/>
+          <w:numId w:val="43"/>
+        </w:numPr>
+      </w:pPr>
+      <w:r>
+        <w:t>Cha: Đóng đầu ghi pipe output. Đọc toàn bộ output từ pipe (read) vào buffer động. Chờ con kết thúc (waitpid). Phân tích output (tìm \r\n\r\n), tách header CGI và body. Tìm header Status:. Xây dựng và gửi phản hồi HTTP cuối cùng (write). Giải phóng buffer.</w:t>
+      </w:r>
+    </w:p>
+    <w:p>
+      <w:pPr>
+        <w:rPr>
+          <w:b/>
+          <w:bCs/>
+        </w:rPr>
+      </w:pPr>
+      <w:r>
+        <w:rPr>
+          <w:b/>
+          <w:bCs/>
+        </w:rPr>
+        <w:t>Hạn chế chính (Dựa trên code):</w:t>
+      </w:r>
+    </w:p>
+    <w:p>
+      <w:pPr>
+        <w:pStyle w:val="ListParagraph"/>
+        <w:numPr>
+          <w:ilvl w:val="0"/>
+          <w:numId w:val="44"/>
+        </w:numPr>
+      </w:pPr>
+      <w:r>
+        <w:rPr>
+          <w:b/>
+          <w:bCs/>
+        </w:rPr>
+        <w:t>Chỉ hỗ trợ HTTP</w:t>
+      </w:r>
+      <w:r>
+        <w:t>: Không có mã hóa SSL/TLS, toàn bộ giao tiếp diễn ra qua văn bản rõ, không an toàn cho dữ liệu nhạy cảm.</w:t>
+      </w:r>
+    </w:p>
+    <w:p>
+      <w:pPr>
+        <w:pStyle w:val="ListParagraph"/>
+        <w:numPr>
+          <w:ilvl w:val="0"/>
+          <w:numId w:val="44"/>
+        </w:numPr>
+      </w:pPr>
+      <w:r>
+        <w:rPr>
+          <w:b/>
+          <w:bCs/>
+        </w:rPr>
+        <w:t>Hiệu năng PHP-CGI kém</w:t>
+      </w:r>
+      <w:r>
+        <w:t>: Việc tạo một tiến trình php-cgi mới cho </w:t>
+      </w:r>
+      <w:r>
+        <w:rPr>
+          <w:i/>
+          <w:iCs/>
+        </w:rPr>
+        <w:t>mỗi</w:t>
+      </w:r>
+      <w:r>
+        <w:t> yêu cầu PHP tốn nhiều tài nguyên hệ thống (thời gian khởi tạo, bộ nhớ) và không có khả năng mở rộng tốt như các giải pháp hiện đại (FastCGI, PHP-FPM, mod_php).</w:t>
+      </w:r>
+    </w:p>
+    <w:p>
+      <w:pPr>
+        <w:pStyle w:val="ListParagraph"/>
+        <w:numPr>
+          <w:ilvl w:val="0"/>
+          <w:numId w:val="44"/>
+        </w:numPr>
+      </w:pPr>
+      <w:r>
+        <w:rPr>
+          <w:b/>
+          <w:bCs/>
+        </w:rPr>
+        <w:t>Mô hình Thread-Per-Client</w:t>
+      </w:r>
+      <w:r>
+        <w:t>: Mặc dù xử lý đồng thời, việc tạo một luồng mới cho mỗi kết nối có thể dẫn đến cạn kiệt tài nguyên (bộ nhớ, giới hạn số luồng) khi có lượng lớn kết nối đồng thời. Các mô hình như Thread Pool hoặc Non-blocking I/O (với epoll, select) sẽ hiệu quả hơn.</w:t>
+      </w:r>
+    </w:p>
+    <w:p>
+      <w:pPr>
+        <w:pStyle w:val="ListParagraph"/>
+        <w:numPr>
+          <w:ilvl w:val="0"/>
+          <w:numId w:val="44"/>
+        </w:numPr>
+      </w:pPr>
+      <w:r>
+        <w:rPr>
+          <w:b/>
+          <w:bCs/>
+        </w:rPr>
+        <w:t>Giới hạn tính năng HTTP</w:t>
+      </w:r>
+      <w:r>
+        <w:t>: Chỉ xử lý cơ bản GET/POST. Không hỗ trợ các tính năng quan trọng như Keep-Alive (duy trì kết nối cho nhiều yêu cầu), Chunked Transfer Encoding (gửi dữ liệu không biết trước độ dài), HTTP Pipelining, Compression (gzip), các cơ chế caching phức tạp.</w:t>
+      </w:r>
+    </w:p>
+    <w:p>
+      <w:pPr>
+        <w:pStyle w:val="ListParagraph"/>
+        <w:numPr>
+          <w:ilvl w:val="0"/>
+          <w:numId w:val="44"/>
+        </w:numPr>
+      </w:pPr>
+      <w:r>
+        <w:rPr>
+          <w:b/>
+          <w:bCs/>
+        </w:rPr>
+        <w:t>Bảo mật cơ bản</w:t>
+      </w:r>
+      <w:r>
+        <w:t>: Việc xây dựng đường dẫn (snprintf(file_path, ..., "%s%s", DOCUMENT_ROOT, path)) có thể tiềm ẩn nguy cơ Path Traversal nếu biến path không được lọc kỹ (ví dụ chứa ../). Việc xử lý header và body cũng cần kiểm tra kỹ lưỡng hơn để tránh các tấn công như Request Smuggling hoặc tràn bộ đệm.</w:t>
+      </w:r>
+    </w:p>
+    <w:p>
+      <w:pPr>
+        <w:pStyle w:val="ListParagraph"/>
+        <w:numPr>
+          <w:ilvl w:val="0"/>
+          <w:numId w:val="44"/>
+        </w:numPr>
+      </w:pPr>
+      <w:r>
+        <w:rPr>
+          <w:b/>
+          <w:bCs/>
+        </w:rPr>
+        <w:t>Xử lý lỗi đơn giản:</w:t>
+      </w:r>
+      <w:r>
+        <w:t> Chủ yếu gửi các mã lỗi HTTP cơ bản. Output lỗi từ php-cgi có thể không được chuyển tiếp đầy đủ hoặc thân thiện tới client. Không có cơ chế logging chi tiết.</w:t>
+      </w:r>
+    </w:p>
+    <w:p>
+      <w:pPr>
+        <w:pStyle w:val="ListParagraph"/>
+        <w:numPr>
+          <w:ilvl w:val="0"/>
+          <w:numId w:val="44"/>
+        </w:numPr>
+      </w:pPr>
+      <w:r>
+        <w:rPr>
+          <w:b/>
+          <w:bCs/>
+        </w:rPr>
+        <w:t>Cấu hình cứng:</w:t>
+      </w:r>
+      <w:r>
+        <w:t> Các tham số như DOCUMENT_ROOT, HTTP_PORT, BUFFER_SIZE được định nghĩa trong code hoặc header, không linh hoạt.</w:t>
+      </w:r>
+    </w:p>
+    <w:p>
+      <w:pPr>
+        <w:pStyle w:val="ListParagraph"/>
+        <w:numPr>
+          <w:ilvl w:val="0"/>
+          <w:numId w:val="44"/>
+        </w:numPr>
+      </w:pPr>
+      <w:r>
+        <w:rPr>
+          <w:b/>
+          <w:bCs/>
+        </w:rPr>
+        <w:t>Giới hạn Buffer:</w:t>
+      </w:r>
+      <w:r>
+        <w:t> Việc đọc request vào một buffer BUFFER_SIZE cố định có thể thất bại nếu header hoặc body của request quá lớn. Việc đọc output từ php-cgi cũng cấp phát lại bộ đệm nhưng có thể không tối ưu.</w:t>
+      </w:r>
+    </w:p>
+    <w:p>
+      <w:pPr>
+        <w:jc w:val="both"/>
+        <w:rPr>
           <w:b/>
           <w:bCs/>
           <w:lang w:val="en-US"/>
@@ -8510,6 +9214,16 @@
           <w:lang w:val="en-US"/>
         </w:rPr>
       </w:pPr>
+    </w:p>
+    <w:p>
+      <w:pPr>
+        <w:jc w:val="both"/>
+        <w:rPr>
+          <w:b/>
+          <w:bCs/>
+          <w:lang w:val="en-US"/>
+        </w:rPr>
+      </w:pPr>
       <w:r>
         <w:rPr>
           <w:b/>
@@ -8539,17 +9253,160 @@
       <w:pPr>
         <w:jc w:val="both"/>
         <w:rPr>
-          <w:b/>
-          <w:bCs/>
+          <w:lang w:val="en-US"/>
+        </w:rPr>
+      </w:pPr>
+      <w:r>
+        <w:rPr>
+          <w:lang w:val="en-US"/>
+        </w:rPr>
+        <w:t>cài thư viện cần thiết: php-cgi</w:t>
+      </w:r>
+    </w:p>
+    <w:p>
+      <w:pPr>
+        <w:jc w:val="both"/>
+        <w:rPr>
           <w:strike/>
           <w:lang w:val="en-US"/>
         </w:rPr>
       </w:pPr>
       <w:r>
         <w:rPr>
-          <w:b/>
-          <w:bCs/>
           <w:strike/>
+          <w:lang w:val="en-US"/>
+        </w:rPr>
+        <w:lastRenderedPageBreak/>
+        <w:t>// Test thêm dữ liệu không mã hóa</w:t>
+      </w:r>
+      <w:r>
+        <w:rPr>
+          <w:strike/>
+          <w:lang w:val="en-US"/>
+        </w:rPr>
+        <w:t xml:space="preserve"> khi sending -&gt; triển khai ssl</w:t>
+      </w:r>
+    </w:p>
+    <w:p>
+      <w:pPr>
+        <w:jc w:val="both"/>
+        <w:rPr>
+          <w:b/>
+          <w:bCs/>
+          <w:lang w:val="en-US"/>
+        </w:rPr>
+      </w:pPr>
+      <w:r>
+        <w:rPr>
+          <w:b/>
+          <w:bCs/>
+          <w:lang w:val="en-US"/>
+        </w:rPr>
+        <w:t>Kết luận:</w:t>
+      </w:r>
+    </w:p>
+    <w:p>
+      <w:pPr>
+        <w:jc w:val="both"/>
+      </w:pPr>
+      <w:r>
+        <w:t>Việc xây dựng thành công máy chủ HTTP đa luồng đơn giản này đánh dấu một bước tiến quan trọng, không chỉ áp dụng kiến trúc xử lý đồng thời từ phần trước mà còn đi sâu vào tầng ứng dụng với giao thức HTTP. Qua quá trình này, nhóm đã thu được kinh nghiệm thực tế về:</w:t>
+      </w:r>
+    </w:p>
+    <w:p>
+      <w:pPr>
+        <w:numPr>
+          <w:ilvl w:val="0"/>
+          <w:numId w:val="38"/>
+        </w:numPr>
+        <w:jc w:val="both"/>
+      </w:pPr>
+      <w:r>
+        <w:t>Cấu trúc và quy trình hoạt động của giao thức HTTP (Request-Response).</w:t>
+      </w:r>
+    </w:p>
+    <w:p>
+      <w:pPr>
+        <w:numPr>
+          <w:ilvl w:val="0"/>
+          <w:numId w:val="38"/>
+        </w:numPr>
+        <w:jc w:val="both"/>
+      </w:pPr>
+      <w:r>
+        <w:t>Cách phân tích (parsing) yêu cầu HTTP để trích xuất thông tin quan trọng (method, path).</w:t>
+      </w:r>
+    </w:p>
+    <w:p>
+      <w:pPr>
+        <w:numPr>
+          <w:ilvl w:val="0"/>
+          <w:numId w:val="38"/>
+        </w:numPr>
+        <w:jc w:val="both"/>
+      </w:pPr>
+      <w:r>
+        <w:t>Cách xử lý yêu cầu, ánh xạ URI tới tệp cục bộ và thực hiện các kiểm tra cơ bản.</w:t>
+      </w:r>
+    </w:p>
+    <w:p>
+      <w:pPr>
+        <w:numPr>
+          <w:ilvl w:val="0"/>
+          <w:numId w:val="38"/>
+        </w:numPr>
+        <w:jc w:val="both"/>
+      </w:pPr>
+      <w:r>
+        <w:t>Cách xây dựng phản hồi HTTP hợp lệ, bao gồm dòng trạng thái và các header thiết yếu như Content-Type, Content-Length.</w:t>
+      </w:r>
+    </w:p>
+    <w:p>
+      <w:pPr>
+        <w:numPr>
+          <w:ilvl w:val="0"/>
+          <w:numId w:val="38"/>
+        </w:numPr>
+        <w:jc w:val="both"/>
+      </w:pPr>
+      <w:r>
+        <w:t>Kỹ thuật xử lý tệp tĩnh và xác định loại MIME.</w:t>
+      </w:r>
+    </w:p>
+    <w:p>
+      <w:pPr>
+        <w:jc w:val="both"/>
+        <w:rPr>
+          <w:lang w:val="en-US"/>
+        </w:rPr>
+      </w:pPr>
+      <w:r>
+        <w:t>Tuy nhiên, máy chủ này vẫn còn nhiều hạn chế về tính năng, hiệu năng và bảo mật như đã phân tích. Nó chủ yếu phục vụ mục đích học tập và các ứng dụng đơn giản, yêu cầu tài nguyên thấp. Đây là nền tảng vững chắc để tiếp tục phát triển các tính năng nâng cao hơn như hỗ trợ HTTPS (mã hóa kết nối - sẽ được trình bày ở phần 4.5</w:t>
+      </w:r>
+      <w:r>
+        <w:rPr>
+          <w:lang w:val="en-US"/>
+        </w:rPr>
+        <w:t>) giúp</w:t>
+      </w:r>
+      <w:r>
+        <w:t xml:space="preserve"> cải thiện bảo mật. Việc tích hợp (dù cơ bản) với CGI như php-cgi cũng mở ra hướng xử lý nội dung động, dù còn nhiều thách thức.</w:t>
+      </w:r>
+    </w:p>
+    <w:p>
+      <w:pPr>
+        <w:jc w:val="both"/>
+        <w:rPr>
+          <w:b/>
+          <w:bCs/>
+          <w:lang w:val="en-US"/>
+        </w:rPr>
+      </w:pPr>
+      <w:r>
+        <w:rPr>
+          <w:b/>
+          <w:bCs/>
+          <w:lang w:val="en-US"/>
         </w:rPr>
         <w:t>4.</w:t>
       </w:r>
@@ -8557,90 +9414,100 @@
         <w:rPr>
           <w:b/>
           <w:bCs/>
-          <w:strike/>
-          <w:lang w:val="en-US"/>
-        </w:rPr>
-        <w:t>5.</w:t>
-      </w:r>
-      <w:r>
-        <w:rPr>
-          <w:b/>
-          <w:bCs/>
-          <w:strike/>
-        </w:rPr>
-        <w:t xml:space="preserve"> </w:t>
-      </w:r>
-      <w:r>
-        <w:rPr>
-          <w:b/>
-          <w:bCs/>
-          <w:strike/>
-          <w:lang w:val="en-US"/>
-        </w:rPr>
-        <w:t>HTTP server s</w:t>
-      </w:r>
-      <w:r>
-        <w:rPr>
-          <w:b/>
-          <w:bCs/>
-          <w:strike/>
-        </w:rPr>
-        <w:t>upport for Static File Serving</w:t>
-      </w:r>
-      <w:r>
-        <w:rPr>
-          <w:b/>
-          <w:bCs/>
-          <w:strike/>
-          <w:lang w:val="en-US"/>
-        </w:rPr>
-        <w:t xml:space="preserve"> (image, html, …)</w:t>
-      </w:r>
-    </w:p>
-    <w:p>
-      <w:pPr>
-        <w:jc w:val="both"/>
-        <w:rPr>
-          <w:b/>
-          <w:bCs/>
-          <w:strike/>
-          <w:lang w:val="en-US"/>
-        </w:rPr>
-      </w:pPr>
-      <w:r>
-        <w:rPr>
-          <w:b/>
-          <w:bCs/>
-          <w:strike/>
-          <w:lang w:val="en-US"/>
-        </w:rPr>
-        <w:t>4.3.1. Mô tả ứng dụng và hạn chế</w:t>
-      </w:r>
-    </w:p>
-    <w:p>
-      <w:pPr>
-        <w:jc w:val="both"/>
-        <w:rPr>
-          <w:b/>
-          <w:bCs/>
-          <w:strike/>
-          <w:lang w:val="en-US"/>
-        </w:rPr>
-      </w:pPr>
-      <w:r>
-        <w:rPr>
-          <w:b/>
-          <w:bCs/>
-          <w:strike/>
-          <w:lang w:val="en-US"/>
-        </w:rPr>
-        <w:t xml:space="preserve">4.3.2. </w:t>
-      </w:r>
-      <w:r>
-        <w:rPr>
-          <w:b/>
-          <w:bCs/>
-          <w:strike/>
+          <w:lang w:val="en-US"/>
+        </w:rPr>
+        <w:t>5</w:t>
+      </w:r>
+      <w:r>
+        <w:rPr>
+          <w:b/>
+          <w:bCs/>
+          <w:lang w:val="en-US"/>
+        </w:rPr>
+        <w:t>. Implement HTTPS server (implement SSL on HTTP protocol)</w:t>
+      </w:r>
+    </w:p>
+    <w:p>
+      <w:pPr>
+        <w:jc w:val="both"/>
+        <w:rPr>
+          <w:b/>
+          <w:bCs/>
+          <w:lang w:val="en-US"/>
+        </w:rPr>
+      </w:pPr>
+      <w:r>
+        <w:rPr>
+          <w:b/>
+          <w:bCs/>
+          <w:lang w:val="en-US"/>
+        </w:rPr>
+        <w:t>4.</w:t>
+      </w:r>
+      <w:r>
+        <w:rPr>
+          <w:b/>
+          <w:bCs/>
+          <w:lang w:val="en-US"/>
+        </w:rPr>
+        <w:t>5</w:t>
+      </w:r>
+      <w:r>
+        <w:rPr>
+          <w:b/>
+          <w:bCs/>
+          <w:lang w:val="en-US"/>
+        </w:rPr>
+        <w:t>.1. Mô tả ứng dụng và hạn chế</w:t>
+      </w:r>
+    </w:p>
+    <w:p>
+      <w:pPr>
+        <w:jc w:val="both"/>
+        <w:rPr>
+          <w:b/>
+          <w:bCs/>
+          <w:lang w:val="en-US"/>
+        </w:rPr>
+      </w:pPr>
+    </w:p>
+    <w:p>
+      <w:pPr>
+        <w:jc w:val="both"/>
+        <w:rPr>
+          <w:b/>
+          <w:bCs/>
+          <w:lang w:val="en-US"/>
+        </w:rPr>
+      </w:pPr>
+      <w:r>
+        <w:rPr>
+          <w:b/>
+          <w:bCs/>
+          <w:lang w:val="en-US"/>
+        </w:rPr>
+        <w:t>4.</w:t>
+      </w:r>
+      <w:r>
+        <w:rPr>
+          <w:b/>
+          <w:bCs/>
+          <w:lang w:val="en-US"/>
+        </w:rPr>
+        <w:t>5</w:t>
+      </w:r>
+      <w:r>
+        <w:rPr>
+          <w:b/>
+          <w:bCs/>
+          <w:lang w:val="en-US"/>
+        </w:rPr>
+        <w:t xml:space="preserve">.2. </w:t>
+      </w:r>
+      <w:r>
+        <w:rPr>
+          <w:b/>
+          <w:bCs/>
         </w:rPr>
         <w:t xml:space="preserve">Kiến trúc và </w:t>
       </w:r>
@@ -8648,7 +9515,6 @@
         <w:rPr>
           <w:b/>
           <w:bCs/>
-          <w:strike/>
           <w:lang w:val="en-US"/>
         </w:rPr>
         <w:t>c</w:t>
@@ -8657,7 +9523,6 @@
         <w:rPr>
           <w:b/>
           <w:bCs/>
-          <w:strike/>
         </w:rPr>
         <w:t>ác hàm cốt lõi</w:t>
       </w:r>
@@ -8668,19 +9533,9 @@
         <w:rPr>
           <w:b/>
           <w:bCs/>
-          <w:strike/>
-          <w:lang w:val="en-US"/>
-        </w:rPr>
-      </w:pPr>
-      <w:r>
-        <w:rPr>
-          <w:b/>
-          <w:bCs/>
-          <w:strike/>
-          <w:lang w:val="en-US"/>
-        </w:rPr>
-        <w:t>4.3.3. Các bước xây dựng ứng dụng</w:t>
-      </w:r>
+          <w:lang w:val="en-US"/>
+        </w:rPr>
+      </w:pPr>
     </w:p>
     <w:p>
       <w:pPr>
@@ -8713,130 +9568,6 @@
           <w:bCs/>
           <w:lang w:val="en-US"/>
         </w:rPr>
-        <w:t>. Implement HTTPS server (implement SSL on HTTP protocol)</w:t>
-      </w:r>
-    </w:p>
-    <w:p>
-      <w:pPr>
-        <w:jc w:val="both"/>
-        <w:rPr>
-          <w:b/>
-          <w:bCs/>
-          <w:lang w:val="en-US"/>
-        </w:rPr>
-      </w:pPr>
-      <w:r>
-        <w:rPr>
-          <w:b/>
-          <w:bCs/>
-          <w:lang w:val="en-US"/>
-        </w:rPr>
-        <w:t>4.</w:t>
-      </w:r>
-      <w:r>
-        <w:rPr>
-          <w:b/>
-          <w:bCs/>
-          <w:lang w:val="en-US"/>
-        </w:rPr>
-        <w:t>5</w:t>
-      </w:r>
-      <w:r>
-        <w:rPr>
-          <w:b/>
-          <w:bCs/>
-          <w:lang w:val="en-US"/>
-        </w:rPr>
-        <w:t>.1. Mô tả ứng dụng và hạn chế</w:t>
-      </w:r>
-    </w:p>
-    <w:p>
-      <w:pPr>
-        <w:jc w:val="both"/>
-        <w:rPr>
-          <w:b/>
-          <w:bCs/>
-          <w:lang w:val="en-US"/>
-        </w:rPr>
-      </w:pPr>
-      <w:r>
-        <w:rPr>
-          <w:b/>
-          <w:bCs/>
-          <w:lang w:val="en-US"/>
-        </w:rPr>
-        <w:t>4.</w:t>
-      </w:r>
-      <w:r>
-        <w:rPr>
-          <w:b/>
-          <w:bCs/>
-          <w:lang w:val="en-US"/>
-        </w:rPr>
-        <w:t>5</w:t>
-      </w:r>
-      <w:r>
-        <w:rPr>
-          <w:b/>
-          <w:bCs/>
-          <w:lang w:val="en-US"/>
-        </w:rPr>
-        <w:t xml:space="preserve">.2. </w:t>
-      </w:r>
-      <w:r>
-        <w:rPr>
-          <w:b/>
-          <w:bCs/>
-        </w:rPr>
-        <w:t xml:space="preserve">Kiến trúc và </w:t>
-      </w:r>
-      <w:r>
-        <w:rPr>
-          <w:b/>
-          <w:bCs/>
-          <w:lang w:val="en-US"/>
-        </w:rPr>
-        <w:t>c</w:t>
-      </w:r>
-      <w:r>
-        <w:rPr>
-          <w:b/>
-          <w:bCs/>
-        </w:rPr>
-        <w:t>ác hàm cốt lõi</w:t>
-      </w:r>
-    </w:p>
-    <w:p>
-      <w:pPr>
-        <w:jc w:val="both"/>
-        <w:rPr>
-          <w:b/>
-          <w:bCs/>
-          <w:lang w:val="en-US"/>
-        </w:rPr>
-      </w:pPr>
-      <w:r>
-        <w:rPr>
-          <w:b/>
-          <w:bCs/>
-          <w:lang w:val="en-US"/>
-        </w:rPr>
-        <w:t>4.</w:t>
-      </w:r>
-      <w:r>
-        <w:rPr>
-          <w:b/>
-          <w:bCs/>
-          <w:lang w:val="en-US"/>
-        </w:rPr>
-        <w:t>5</w:t>
-      </w:r>
-      <w:r>
-        <w:rPr>
-          <w:b/>
-          <w:bCs/>
-          <w:lang w:val="en-US"/>
-        </w:rPr>
         <w:t>.3. Các bước xây dựng ứng dụng</w:t>
       </w:r>
     </w:p>
@@ -8847,39 +9578,44 @@
           <w:lang w:val="en-US"/>
         </w:rPr>
       </w:pPr>
-    </w:p>
-    <w:p>
-      <w:pPr>
-        <w:jc w:val="both"/>
-        <w:rPr>
-          <w:lang w:val="en-US"/>
-        </w:rPr>
-      </w:pPr>
-    </w:p>
-    <w:p>
-      <w:pPr>
-        <w:jc w:val="both"/>
-        <w:rPr>
-          <w:lang w:val="en-US"/>
-        </w:rPr>
-      </w:pPr>
-    </w:p>
-    <w:p>
-      <w:pPr>
-        <w:jc w:val="both"/>
-        <w:rPr>
-          <w:b/>
-          <w:bCs/>
-          <w:lang w:val="en-US"/>
-        </w:rPr>
-      </w:pPr>
-      <w:r>
-        <w:rPr>
-          <w:b/>
-          <w:bCs/>
-          <w:lang w:val="en-US"/>
-        </w:rPr>
-        <w:lastRenderedPageBreak/>
+      <w:r>
+        <w:rPr>
+          <w:lang w:val="en-US"/>
+        </w:rPr>
+        <w:t>./https_server --ssl ./server.crt server.key</w:t>
+      </w:r>
+    </w:p>
+    <w:p>
+      <w:pPr>
+        <w:jc w:val="both"/>
+        <w:rPr>
+          <w:lang w:val="en-US"/>
+        </w:rPr>
+      </w:pPr>
+    </w:p>
+    <w:p>
+      <w:pPr>
+        <w:jc w:val="both"/>
+        <w:rPr>
+          <w:lang w:val="en-US"/>
+        </w:rPr>
+      </w:pPr>
+    </w:p>
+    <w:p>
+      <w:pPr>
+        <w:jc w:val="both"/>
+        <w:rPr>
+          <w:b/>
+          <w:bCs/>
+          <w:lang w:val="en-US"/>
+        </w:rPr>
+      </w:pPr>
+      <w:r>
+        <w:rPr>
+          <w:b/>
+          <w:bCs/>
+          <w:lang w:val="en-US"/>
+        </w:rPr>
         <w:t>Phần 3: Phần kết luận</w:t>
       </w:r>
     </w:p>
@@ -8978,6 +9714,7 @@
           <w:strike/>
           <w:lang w:val="en-US"/>
         </w:rPr>
+        <w:lastRenderedPageBreak/>
         <w:t>Build a file server</w:t>
       </w:r>
     </w:p>
@@ -10093,6 +10830,119 @@
     </w:lvl>
   </w:abstractNum>
   <w:abstractNum w:abstractNumId="10" w15:restartNumberingAfterBreak="0">
+    <w:nsid w:val="22DA3FF6"/>
+    <w:multiLevelType w:val="hybridMultilevel"/>
+    <w:tmpl w:val="12886058"/>
+    <w:lvl w:ilvl="0" w:tplc="04090003">
+      <w:start w:val="1"/>
+      <w:numFmt w:val="bullet"/>
+      <w:lvlText w:val="o"/>
+      <w:lvlJc w:val="left"/>
+      <w:pPr>
+        <w:ind w:left="1440" w:hanging="360"/>
+      </w:pPr>
+      <w:rPr>
+        <w:rFonts w:ascii="Courier New" w:hAnsi="Courier New" w:cs="Courier New" w:hint="default"/>
+      </w:rPr>
+    </w:lvl>
+    <w:lvl w:ilvl="1" w:tplc="042A0003" w:tentative="1">
+      <w:start w:val="1"/>
+      <w:numFmt w:val="bullet"/>
+      <w:lvlText w:val="o"/>
+      <w:lvlJc w:val="left"/>
+      <w:pPr>
+        <w:ind w:left="2160" w:hanging="360"/>
+      </w:pPr>
+      <w:rPr>
+        <w:rFonts w:ascii="Courier New" w:hAnsi="Courier New" w:cs="Courier New" w:hint="default"/>
+      </w:rPr>
+    </w:lvl>
+    <w:lvl w:ilvl="2" w:tplc="042A0005" w:tentative="1">
+      <w:start w:val="1"/>
+      <w:numFmt w:val="bullet"/>
+      <w:lvlText w:val=""/>
+      <w:lvlJc w:val="left"/>
+      <w:pPr>
+        <w:ind w:left="2880" w:hanging="360"/>
+      </w:pPr>
+      <w:rPr>
+        <w:rFonts w:ascii="Wingdings" w:hAnsi="Wingdings" w:hint="default"/>
+      </w:rPr>
+    </w:lvl>
+    <w:lvl w:ilvl="3" w:tplc="042A0001" w:tentative="1">
+      <w:start w:val="1"/>
+      <w:numFmt w:val="bullet"/>
+      <w:lvlText w:val=""/>
+      <w:lvlJc w:val="left"/>
+      <w:pPr>
+        <w:ind w:left="3600" w:hanging="360"/>
+      </w:pPr>
+      <w:rPr>
+        <w:rFonts w:ascii="Symbol" w:hAnsi="Symbol" w:hint="default"/>
+      </w:rPr>
+    </w:lvl>
+    <w:lvl w:ilvl="4" w:tplc="042A0003" w:tentative="1">
+      <w:start w:val="1"/>
+      <w:numFmt w:val="bullet"/>
+      <w:lvlText w:val="o"/>
+      <w:lvlJc w:val="left"/>
+      <w:pPr>
+        <w:ind w:left="4320" w:hanging="360"/>
+      </w:pPr>
+      <w:rPr>
+        <w:rFonts w:ascii="Courier New" w:hAnsi="Courier New" w:cs="Courier New" w:hint="default"/>
+      </w:rPr>
+    </w:lvl>
+    <w:lvl w:ilvl="5" w:tplc="042A0005" w:tentative="1">
+      <w:start w:val="1"/>
+      <w:numFmt w:val="bullet"/>
+      <w:lvlText w:val=""/>
+      <w:lvlJc w:val="left"/>
+      <w:pPr>
+        <w:ind w:left="5040" w:hanging="360"/>
+      </w:pPr>
+      <w:rPr>
+        <w:rFonts w:ascii="Wingdings" w:hAnsi="Wingdings" w:hint="default"/>
+      </w:rPr>
+    </w:lvl>
+    <w:lvl w:ilvl="6" w:tplc="042A0001" w:tentative="1">
+      <w:start w:val="1"/>
+      <w:numFmt w:val="bullet"/>
+      <w:lvlText w:val=""/>
+      <w:lvlJc w:val="left"/>
+      <w:pPr>
+        <w:ind w:left="5760" w:hanging="360"/>
+      </w:pPr>
+      <w:rPr>
+        <w:rFonts w:ascii="Symbol" w:hAnsi="Symbol" w:hint="default"/>
+      </w:rPr>
+    </w:lvl>
+    <w:lvl w:ilvl="7" w:tplc="042A0003" w:tentative="1">
+      <w:start w:val="1"/>
+      <w:numFmt w:val="bullet"/>
+      <w:lvlText w:val="o"/>
+      <w:lvlJc w:val="left"/>
+      <w:pPr>
+        <w:ind w:left="6480" w:hanging="360"/>
+      </w:pPr>
+      <w:rPr>
+        <w:rFonts w:ascii="Courier New" w:hAnsi="Courier New" w:cs="Courier New" w:hint="default"/>
+      </w:rPr>
+    </w:lvl>
+    <w:lvl w:ilvl="8" w:tplc="042A0005" w:tentative="1">
+      <w:start w:val="1"/>
+      <w:numFmt w:val="bullet"/>
+      <w:lvlText w:val=""/>
+      <w:lvlJc w:val="left"/>
+      <w:pPr>
+        <w:ind w:left="7200" w:hanging="360"/>
+      </w:pPr>
+      <w:rPr>
+        <w:rFonts w:ascii="Wingdings" w:hAnsi="Wingdings" w:hint="default"/>
+      </w:rPr>
+    </w:lvl>
+  </w:abstractNum>
+  <w:abstractNum w:abstractNumId="11" w15:restartNumberingAfterBreak="0">
     <w:nsid w:val="25B677F3"/>
     <w:multiLevelType w:val="hybridMultilevel"/>
     <w:tmpl w:val="0B7030BE"/>
@@ -10204,7 +11054,7 @@
       </w:rPr>
     </w:lvl>
   </w:abstractNum>
-  <w:abstractNum w:abstractNumId="11" w15:restartNumberingAfterBreak="0">
+  <w:abstractNum w:abstractNumId="12" w15:restartNumberingAfterBreak="0">
     <w:nsid w:val="2AEB2905"/>
     <w:multiLevelType w:val="multilevel"/>
     <w:tmpl w:val="C54C8A94"/>
@@ -10317,7 +11167,7 @@
       </w:rPr>
     </w:lvl>
   </w:abstractNum>
-  <w:abstractNum w:abstractNumId="12" w15:restartNumberingAfterBreak="0">
+  <w:abstractNum w:abstractNumId="13" w15:restartNumberingAfterBreak="0">
     <w:nsid w:val="2D986A7B"/>
     <w:multiLevelType w:val="hybridMultilevel"/>
     <w:tmpl w:val="80BC418E"/>
@@ -10429,7 +11279,7 @@
       </w:rPr>
     </w:lvl>
   </w:abstractNum>
-  <w:abstractNum w:abstractNumId="13" w15:restartNumberingAfterBreak="0">
+  <w:abstractNum w:abstractNumId="14" w15:restartNumberingAfterBreak="0">
     <w:nsid w:val="2ED84893"/>
     <w:multiLevelType w:val="hybridMultilevel"/>
     <w:tmpl w:val="DB5CFEA4"/>
@@ -10515,7 +11365,7 @@
       </w:pPr>
     </w:lvl>
   </w:abstractNum>
-  <w:abstractNum w:abstractNumId="14" w15:restartNumberingAfterBreak="0">
+  <w:abstractNum w:abstractNumId="15" w15:restartNumberingAfterBreak="0">
     <w:nsid w:val="2F922FEF"/>
     <w:multiLevelType w:val="hybridMultilevel"/>
     <w:tmpl w:val="BF3C09EA"/>
@@ -10601,7 +11451,7 @@
       </w:pPr>
     </w:lvl>
   </w:abstractNum>
-  <w:abstractNum w:abstractNumId="15" w15:restartNumberingAfterBreak="0">
+  <w:abstractNum w:abstractNumId="16" w15:restartNumberingAfterBreak="0">
     <w:nsid w:val="31DC7E9E"/>
     <w:multiLevelType w:val="hybridMultilevel"/>
     <w:tmpl w:val="747E98A0"/>
@@ -10713,7 +11563,7 @@
       </w:rPr>
     </w:lvl>
   </w:abstractNum>
-  <w:abstractNum w:abstractNumId="16" w15:restartNumberingAfterBreak="0">
+  <w:abstractNum w:abstractNumId="17" w15:restartNumberingAfterBreak="0">
     <w:nsid w:val="388C2521"/>
     <w:multiLevelType w:val="hybridMultilevel"/>
     <w:tmpl w:val="435480D6"/>
@@ -10825,7 +11675,7 @@
       </w:rPr>
     </w:lvl>
   </w:abstractNum>
-  <w:abstractNum w:abstractNumId="17" w15:restartNumberingAfterBreak="0">
+  <w:abstractNum w:abstractNumId="18" w15:restartNumberingAfterBreak="0">
     <w:nsid w:val="38DC0165"/>
     <w:multiLevelType w:val="hybridMultilevel"/>
     <w:tmpl w:val="579A457E"/>
@@ -10911,7 +11761,120 @@
       </w:pPr>
     </w:lvl>
   </w:abstractNum>
-  <w:abstractNum w:abstractNumId="18" w15:restartNumberingAfterBreak="0">
+  <w:abstractNum w:abstractNumId="19" w15:restartNumberingAfterBreak="0">
+    <w:nsid w:val="3A8537B3"/>
+    <w:multiLevelType w:val="hybridMultilevel"/>
+    <w:tmpl w:val="3D86BB02"/>
+    <w:lvl w:ilvl="0" w:tplc="04090003">
+      <w:start w:val="1"/>
+      <w:numFmt w:val="bullet"/>
+      <w:lvlText w:val="o"/>
+      <w:lvlJc w:val="left"/>
+      <w:pPr>
+        <w:ind w:left="720" w:hanging="360"/>
+      </w:pPr>
+      <w:rPr>
+        <w:rFonts w:ascii="Courier New" w:hAnsi="Courier New" w:cs="Courier New" w:hint="default"/>
+      </w:rPr>
+    </w:lvl>
+    <w:lvl w:ilvl="1" w:tplc="042A0003">
+      <w:start w:val="1"/>
+      <w:numFmt w:val="bullet"/>
+      <w:lvlText w:val="o"/>
+      <w:lvlJc w:val="left"/>
+      <w:pPr>
+        <w:ind w:left="1440" w:hanging="360"/>
+      </w:pPr>
+      <w:rPr>
+        <w:rFonts w:ascii="Courier New" w:hAnsi="Courier New" w:cs="Courier New" w:hint="default"/>
+      </w:rPr>
+    </w:lvl>
+    <w:lvl w:ilvl="2" w:tplc="042A0005" w:tentative="1">
+      <w:start w:val="1"/>
+      <w:numFmt w:val="bullet"/>
+      <w:lvlText w:val=""/>
+      <w:lvlJc w:val="left"/>
+      <w:pPr>
+        <w:ind w:left="2160" w:hanging="360"/>
+      </w:pPr>
+      <w:rPr>
+        <w:rFonts w:ascii="Wingdings" w:hAnsi="Wingdings" w:hint="default"/>
+      </w:rPr>
+    </w:lvl>
+    <w:lvl w:ilvl="3" w:tplc="042A0001" w:tentative="1">
+      <w:start w:val="1"/>
+      <w:numFmt w:val="bullet"/>
+      <w:lvlText w:val=""/>
+      <w:lvlJc w:val="left"/>
+      <w:pPr>
+        <w:ind w:left="2880" w:hanging="360"/>
+      </w:pPr>
+      <w:rPr>
+        <w:rFonts w:ascii="Symbol" w:hAnsi="Symbol" w:hint="default"/>
+      </w:rPr>
+    </w:lvl>
+    <w:lvl w:ilvl="4" w:tplc="042A0003" w:tentative="1">
+      <w:start w:val="1"/>
+      <w:numFmt w:val="bullet"/>
+      <w:lvlText w:val="o"/>
+      <w:lvlJc w:val="left"/>
+      <w:pPr>
+        <w:ind w:left="3600" w:hanging="360"/>
+      </w:pPr>
+      <w:rPr>
+        <w:rFonts w:ascii="Courier New" w:hAnsi="Courier New" w:cs="Courier New" w:hint="default"/>
+      </w:rPr>
+    </w:lvl>
+    <w:lvl w:ilvl="5" w:tplc="042A0005" w:tentative="1">
+      <w:start w:val="1"/>
+      <w:numFmt w:val="bullet"/>
+      <w:lvlText w:val=""/>
+      <w:lvlJc w:val="left"/>
+      <w:pPr>
+        <w:ind w:left="4320" w:hanging="360"/>
+      </w:pPr>
+      <w:rPr>
+        <w:rFonts w:ascii="Wingdings" w:hAnsi="Wingdings" w:hint="default"/>
+      </w:rPr>
+    </w:lvl>
+    <w:lvl w:ilvl="6" w:tplc="042A0001" w:tentative="1">
+      <w:start w:val="1"/>
+      <w:numFmt w:val="bullet"/>
+      <w:lvlText w:val=""/>
+      <w:lvlJc w:val="left"/>
+      <w:pPr>
+        <w:ind w:left="5040" w:hanging="360"/>
+      </w:pPr>
+      <w:rPr>
+        <w:rFonts w:ascii="Symbol" w:hAnsi="Symbol" w:hint="default"/>
+      </w:rPr>
+    </w:lvl>
+    <w:lvl w:ilvl="7" w:tplc="042A0003" w:tentative="1">
+      <w:start w:val="1"/>
+      <w:numFmt w:val="bullet"/>
+      <w:lvlText w:val="o"/>
+      <w:lvlJc w:val="left"/>
+      <w:pPr>
+        <w:ind w:left="5760" w:hanging="360"/>
+      </w:pPr>
+      <w:rPr>
+        <w:rFonts w:ascii="Courier New" w:hAnsi="Courier New" w:cs="Courier New" w:hint="default"/>
+      </w:rPr>
+    </w:lvl>
+    <w:lvl w:ilvl="8" w:tplc="042A0005" w:tentative="1">
+      <w:start w:val="1"/>
+      <w:numFmt w:val="bullet"/>
+      <w:lvlText w:val=""/>
+      <w:lvlJc w:val="left"/>
+      <w:pPr>
+        <w:ind w:left="6480" w:hanging="360"/>
+      </w:pPr>
+      <w:rPr>
+        <w:rFonts w:ascii="Wingdings" w:hAnsi="Wingdings" w:hint="default"/>
+      </w:rPr>
+    </w:lvl>
+  </w:abstractNum>
+  <w:abstractNum w:abstractNumId="20" w15:restartNumberingAfterBreak="0">
     <w:nsid w:val="3DFE689E"/>
     <w:multiLevelType w:val="multilevel"/>
     <w:tmpl w:val="9C56F862"/>
@@ -11024,7 +11987,7 @@
       </w:pPr>
     </w:lvl>
   </w:abstractNum>
-  <w:abstractNum w:abstractNumId="19" w15:restartNumberingAfterBreak="0">
+  <w:abstractNum w:abstractNumId="21" w15:restartNumberingAfterBreak="0">
     <w:nsid w:val="40675E83"/>
     <w:multiLevelType w:val="hybridMultilevel"/>
     <w:tmpl w:val="4184C058"/>
@@ -11136,7 +12099,7 @@
       </w:rPr>
     </w:lvl>
   </w:abstractNum>
-  <w:abstractNum w:abstractNumId="20" w15:restartNumberingAfterBreak="0">
+  <w:abstractNum w:abstractNumId="22" w15:restartNumberingAfterBreak="0">
     <w:nsid w:val="413C5C1D"/>
     <w:multiLevelType w:val="hybridMultilevel"/>
     <w:tmpl w:val="FE70AB8C"/>
@@ -11248,7 +12211,7 @@
       </w:rPr>
     </w:lvl>
   </w:abstractNum>
-  <w:abstractNum w:abstractNumId="21" w15:restartNumberingAfterBreak="0">
+  <w:abstractNum w:abstractNumId="23" w15:restartNumberingAfterBreak="0">
     <w:nsid w:val="44611178"/>
     <w:multiLevelType w:val="hybridMultilevel"/>
     <w:tmpl w:val="AD1ED274"/>
@@ -11360,7 +12323,120 @@
       </w:rPr>
     </w:lvl>
   </w:abstractNum>
-  <w:abstractNum w:abstractNumId="22" w15:restartNumberingAfterBreak="0">
+  <w:abstractNum w:abstractNumId="24" w15:restartNumberingAfterBreak="0">
+    <w:nsid w:val="45D94E7A"/>
+    <w:multiLevelType w:val="hybridMultilevel"/>
+    <w:tmpl w:val="D1DEE124"/>
+    <w:lvl w:ilvl="0" w:tplc="04090001">
+      <w:start w:val="1"/>
+      <w:numFmt w:val="bullet"/>
+      <w:lvlText w:val=""/>
+      <w:lvlJc w:val="left"/>
+      <w:pPr>
+        <w:ind w:left="720" w:hanging="360"/>
+      </w:pPr>
+      <w:rPr>
+        <w:rFonts w:ascii="Symbol" w:hAnsi="Symbol" w:hint="default"/>
+      </w:rPr>
+    </w:lvl>
+    <w:lvl w:ilvl="1" w:tplc="042A0003" w:tentative="1">
+      <w:start w:val="1"/>
+      <w:numFmt w:val="bullet"/>
+      <w:lvlText w:val="o"/>
+      <w:lvlJc w:val="left"/>
+      <w:pPr>
+        <w:ind w:left="1440" w:hanging="360"/>
+      </w:pPr>
+      <w:rPr>
+        <w:rFonts w:ascii="Courier New" w:hAnsi="Courier New" w:cs="Courier New" w:hint="default"/>
+      </w:rPr>
+    </w:lvl>
+    <w:lvl w:ilvl="2" w:tplc="042A0005" w:tentative="1">
+      <w:start w:val="1"/>
+      <w:numFmt w:val="bullet"/>
+      <w:lvlText w:val=""/>
+      <w:lvlJc w:val="left"/>
+      <w:pPr>
+        <w:ind w:left="2160" w:hanging="360"/>
+      </w:pPr>
+      <w:rPr>
+        <w:rFonts w:ascii="Wingdings" w:hAnsi="Wingdings" w:hint="default"/>
+      </w:rPr>
+    </w:lvl>
+    <w:lvl w:ilvl="3" w:tplc="042A0001" w:tentative="1">
+      <w:start w:val="1"/>
+      <w:numFmt w:val="bullet"/>
+      <w:lvlText w:val=""/>
+      <w:lvlJc w:val="left"/>
+      <w:pPr>
+        <w:ind w:left="2880" w:hanging="360"/>
+      </w:pPr>
+      <w:rPr>
+        <w:rFonts w:ascii="Symbol" w:hAnsi="Symbol" w:hint="default"/>
+      </w:rPr>
+    </w:lvl>
+    <w:lvl w:ilvl="4" w:tplc="042A0003" w:tentative="1">
+      <w:start w:val="1"/>
+      <w:numFmt w:val="bullet"/>
+      <w:lvlText w:val="o"/>
+      <w:lvlJc w:val="left"/>
+      <w:pPr>
+        <w:ind w:left="3600" w:hanging="360"/>
+      </w:pPr>
+      <w:rPr>
+        <w:rFonts w:ascii="Courier New" w:hAnsi="Courier New" w:cs="Courier New" w:hint="default"/>
+      </w:rPr>
+    </w:lvl>
+    <w:lvl w:ilvl="5" w:tplc="042A0005" w:tentative="1">
+      <w:start w:val="1"/>
+      <w:numFmt w:val="bullet"/>
+      <w:lvlText w:val=""/>
+      <w:lvlJc w:val="left"/>
+      <w:pPr>
+        <w:ind w:left="4320" w:hanging="360"/>
+      </w:pPr>
+      <w:rPr>
+        <w:rFonts w:ascii="Wingdings" w:hAnsi="Wingdings" w:hint="default"/>
+      </w:rPr>
+    </w:lvl>
+    <w:lvl w:ilvl="6" w:tplc="042A0001" w:tentative="1">
+      <w:start w:val="1"/>
+      <w:numFmt w:val="bullet"/>
+      <w:lvlText w:val=""/>
+      <w:lvlJc w:val="left"/>
+      <w:pPr>
+        <w:ind w:left="5040" w:hanging="360"/>
+      </w:pPr>
+      <w:rPr>
+        <w:rFonts w:ascii="Symbol" w:hAnsi="Symbol" w:hint="default"/>
+      </w:rPr>
+    </w:lvl>
+    <w:lvl w:ilvl="7" w:tplc="042A0003" w:tentative="1">
+      <w:start w:val="1"/>
+      <w:numFmt w:val="bullet"/>
+      <w:lvlText w:val="o"/>
+      <w:lvlJc w:val="left"/>
+      <w:pPr>
+        <w:ind w:left="5760" w:hanging="360"/>
+      </w:pPr>
+      <w:rPr>
+        <w:rFonts w:ascii="Courier New" w:hAnsi="Courier New" w:cs="Courier New" w:hint="default"/>
+      </w:rPr>
+    </w:lvl>
+    <w:lvl w:ilvl="8" w:tplc="042A0005" w:tentative="1">
+      <w:start w:val="1"/>
+      <w:numFmt w:val="bullet"/>
+      <w:lvlText w:val=""/>
+      <w:lvlJc w:val="left"/>
+      <w:pPr>
+        <w:ind w:left="6480" w:hanging="360"/>
+      </w:pPr>
+      <w:rPr>
+        <w:rFonts w:ascii="Wingdings" w:hAnsi="Wingdings" w:hint="default"/>
+      </w:rPr>
+    </w:lvl>
+  </w:abstractNum>
+  <w:abstractNum w:abstractNumId="25" w15:restartNumberingAfterBreak="0">
     <w:nsid w:val="473039A8"/>
     <w:multiLevelType w:val="hybridMultilevel"/>
     <w:tmpl w:val="58262A22"/>
@@ -11472,7 +12548,7 @@
       </w:rPr>
     </w:lvl>
   </w:abstractNum>
-  <w:abstractNum w:abstractNumId="23" w15:restartNumberingAfterBreak="0">
+  <w:abstractNum w:abstractNumId="26" w15:restartNumberingAfterBreak="0">
     <w:nsid w:val="55BD7A0E"/>
     <w:multiLevelType w:val="multilevel"/>
     <w:tmpl w:val="5C103B9C"/>
@@ -11585,7 +12661,7 @@
       </w:pPr>
     </w:lvl>
   </w:abstractNum>
-  <w:abstractNum w:abstractNumId="24" w15:restartNumberingAfterBreak="0">
+  <w:abstractNum w:abstractNumId="27" w15:restartNumberingAfterBreak="0">
     <w:nsid w:val="56942574"/>
     <w:multiLevelType w:val="hybridMultilevel"/>
     <w:tmpl w:val="1154381A"/>
@@ -11671,7 +12747,7 @@
       </w:pPr>
     </w:lvl>
   </w:abstractNum>
-  <w:abstractNum w:abstractNumId="25" w15:restartNumberingAfterBreak="0">
+  <w:abstractNum w:abstractNumId="28" w15:restartNumberingAfterBreak="0">
     <w:nsid w:val="57CC6982"/>
     <w:multiLevelType w:val="hybridMultilevel"/>
     <w:tmpl w:val="FC0AAE20"/>
@@ -11757,7 +12833,7 @@
       </w:pPr>
     </w:lvl>
   </w:abstractNum>
-  <w:abstractNum w:abstractNumId="26" w15:restartNumberingAfterBreak="0">
+  <w:abstractNum w:abstractNumId="29" w15:restartNumberingAfterBreak="0">
     <w:nsid w:val="584B0FFD"/>
     <w:multiLevelType w:val="hybridMultilevel"/>
     <w:tmpl w:val="326A6068"/>
@@ -11843,7 +12919,7 @@
       </w:pPr>
     </w:lvl>
   </w:abstractNum>
-  <w:abstractNum w:abstractNumId="27" w15:restartNumberingAfterBreak="0">
+  <w:abstractNum w:abstractNumId="30" w15:restartNumberingAfterBreak="0">
     <w:nsid w:val="59392500"/>
     <w:multiLevelType w:val="multilevel"/>
     <w:tmpl w:val="51BCEE4E"/>
@@ -11956,7 +13032,7 @@
       </w:pPr>
     </w:lvl>
   </w:abstractNum>
-  <w:abstractNum w:abstractNumId="28" w15:restartNumberingAfterBreak="0">
+  <w:abstractNum w:abstractNumId="31" w15:restartNumberingAfterBreak="0">
     <w:nsid w:val="5CFA24FF"/>
     <w:multiLevelType w:val="hybridMultilevel"/>
     <w:tmpl w:val="70A85BD2"/>
@@ -12042,7 +13118,93 @@
       </w:pPr>
     </w:lvl>
   </w:abstractNum>
-  <w:abstractNum w:abstractNumId="29" w15:restartNumberingAfterBreak="0">
+  <w:abstractNum w:abstractNumId="32" w15:restartNumberingAfterBreak="0">
+    <w:nsid w:val="5E967CBB"/>
+    <w:multiLevelType w:val="hybridMultilevel"/>
+    <w:tmpl w:val="CC289E0E"/>
+    <w:lvl w:ilvl="0" w:tplc="0409000F">
+      <w:start w:val="1"/>
+      <w:numFmt w:val="decimal"/>
+      <w:lvlText w:val="%1."/>
+      <w:lvlJc w:val="left"/>
+      <w:pPr>
+        <w:ind w:left="720" w:hanging="360"/>
+      </w:pPr>
+    </w:lvl>
+    <w:lvl w:ilvl="1" w:tplc="042A0019" w:tentative="1">
+      <w:start w:val="1"/>
+      <w:numFmt w:val="lowerLetter"/>
+      <w:lvlText w:val="%2."/>
+      <w:lvlJc w:val="left"/>
+      <w:pPr>
+        <w:ind w:left="1440" w:hanging="360"/>
+      </w:pPr>
+    </w:lvl>
+    <w:lvl w:ilvl="2" w:tplc="042A001B" w:tentative="1">
+      <w:start w:val="1"/>
+      <w:numFmt w:val="lowerRoman"/>
+      <w:lvlText w:val="%3."/>
+      <w:lvlJc w:val="right"/>
+      <w:pPr>
+        <w:ind w:left="2160" w:hanging="180"/>
+      </w:pPr>
+    </w:lvl>
+    <w:lvl w:ilvl="3" w:tplc="042A000F" w:tentative="1">
+      <w:start w:val="1"/>
+      <w:numFmt w:val="decimal"/>
+      <w:lvlText w:val="%4."/>
+      <w:lvlJc w:val="left"/>
+      <w:pPr>
+        <w:ind w:left="2880" w:hanging="360"/>
+      </w:pPr>
+    </w:lvl>
+    <w:lvl w:ilvl="4" w:tplc="042A0019" w:tentative="1">
+      <w:start w:val="1"/>
+      <w:numFmt w:val="lowerLetter"/>
+      <w:lvlText w:val="%5."/>
+      <w:lvlJc w:val="left"/>
+      <w:pPr>
+        <w:ind w:left="3600" w:hanging="360"/>
+      </w:pPr>
+    </w:lvl>
+    <w:lvl w:ilvl="5" w:tplc="042A001B" w:tentative="1">
+      <w:start w:val="1"/>
+      <w:numFmt w:val="lowerRoman"/>
+      <w:lvlText w:val="%6."/>
+      <w:lvlJc w:val="right"/>
+      <w:pPr>
+        <w:ind w:left="4320" w:hanging="180"/>
+      </w:pPr>
+    </w:lvl>
+    <w:lvl w:ilvl="6" w:tplc="042A000F" w:tentative="1">
+      <w:start w:val="1"/>
+      <w:numFmt w:val="decimal"/>
+      <w:lvlText w:val="%7."/>
+      <w:lvlJc w:val="left"/>
+      <w:pPr>
+        <w:ind w:left="5040" w:hanging="360"/>
+      </w:pPr>
+    </w:lvl>
+    <w:lvl w:ilvl="7" w:tplc="042A0019" w:tentative="1">
+      <w:start w:val="1"/>
+      <w:numFmt w:val="lowerLetter"/>
+      <w:lvlText w:val="%8."/>
+      <w:lvlJc w:val="left"/>
+      <w:pPr>
+        <w:ind w:left="5760" w:hanging="360"/>
+      </w:pPr>
+    </w:lvl>
+    <w:lvl w:ilvl="8" w:tplc="042A001B" w:tentative="1">
+      <w:start w:val="1"/>
+      <w:numFmt w:val="lowerRoman"/>
+      <w:lvlText w:val="%9."/>
+      <w:lvlJc w:val="right"/>
+      <w:pPr>
+        <w:ind w:left="6480" w:hanging="180"/>
+      </w:pPr>
+    </w:lvl>
+  </w:abstractNum>
+  <w:abstractNum w:abstractNumId="33" w15:restartNumberingAfterBreak="0">
     <w:nsid w:val="600279D3"/>
     <w:multiLevelType w:val="hybridMultilevel"/>
     <w:tmpl w:val="9204300A"/>
@@ -12128,7 +13290,156 @@
       </w:pPr>
     </w:lvl>
   </w:abstractNum>
-  <w:abstractNum w:abstractNumId="30" w15:restartNumberingAfterBreak="0">
+  <w:abstractNum w:abstractNumId="34" w15:restartNumberingAfterBreak="0">
+    <w:nsid w:val="63DB0F19"/>
+    <w:multiLevelType w:val="multilevel"/>
+    <w:tmpl w:val="C9A42F0A"/>
+    <w:lvl w:ilvl="0">
+      <w:start w:val="1"/>
+      <w:numFmt w:val="bullet"/>
+      <w:lvlText w:val=""/>
+      <w:lvlJc w:val="left"/>
+      <w:pPr>
+        <w:tabs>
+          <w:tab w:val="num" w:pos="720"/>
+        </w:tabs>
+        <w:ind w:left="720" w:hanging="360"/>
+      </w:pPr>
+      <w:rPr>
+        <w:rFonts w:ascii="Symbol" w:hAnsi="Symbol" w:hint="default"/>
+        <w:sz w:val="20"/>
+      </w:rPr>
+    </w:lvl>
+    <w:lvl w:ilvl="1" w:tentative="1">
+      <w:start w:val="1"/>
+      <w:numFmt w:val="bullet"/>
+      <w:lvlText w:val="o"/>
+      <w:lvlJc w:val="left"/>
+      <w:pPr>
+        <w:tabs>
+          <w:tab w:val="num" w:pos="1440"/>
+        </w:tabs>
+        <w:ind w:left="1440" w:hanging="360"/>
+      </w:pPr>
+      <w:rPr>
+        <w:rFonts w:ascii="Courier New" w:hAnsi="Courier New" w:hint="default"/>
+        <w:sz w:val="20"/>
+      </w:rPr>
+    </w:lvl>
+    <w:lvl w:ilvl="2" w:tentative="1">
+      <w:start w:val="1"/>
+      <w:numFmt w:val="bullet"/>
+      <w:lvlText w:val=""/>
+      <w:lvlJc w:val="left"/>
+      <w:pPr>
+        <w:tabs>
+          <w:tab w:val="num" w:pos="2160"/>
+        </w:tabs>
+        <w:ind w:left="2160" w:hanging="360"/>
+      </w:pPr>
+      <w:rPr>
+        <w:rFonts w:ascii="Wingdings" w:hAnsi="Wingdings" w:hint="default"/>
+        <w:sz w:val="20"/>
+      </w:rPr>
+    </w:lvl>
+    <w:lvl w:ilvl="3" w:tentative="1">
+      <w:start w:val="1"/>
+      <w:numFmt w:val="bullet"/>
+      <w:lvlText w:val=""/>
+      <w:lvlJc w:val="left"/>
+      <w:pPr>
+        <w:tabs>
+          <w:tab w:val="num" w:pos="2880"/>
+        </w:tabs>
+        <w:ind w:left="2880" w:hanging="360"/>
+      </w:pPr>
+      <w:rPr>
+        <w:rFonts w:ascii="Wingdings" w:hAnsi="Wingdings" w:hint="default"/>
+        <w:sz w:val="20"/>
+      </w:rPr>
+    </w:lvl>
+    <w:lvl w:ilvl="4" w:tentative="1">
+      <w:start w:val="1"/>
+      <w:numFmt w:val="bullet"/>
+      <w:lvlText w:val=""/>
+      <w:lvlJc w:val="left"/>
+      <w:pPr>
+        <w:tabs>
+          <w:tab w:val="num" w:pos="3600"/>
+        </w:tabs>
+        <w:ind w:left="3600" w:hanging="360"/>
+      </w:pPr>
+      <w:rPr>
+        <w:rFonts w:ascii="Wingdings" w:hAnsi="Wingdings" w:hint="default"/>
+        <w:sz w:val="20"/>
+      </w:rPr>
+    </w:lvl>
+    <w:lvl w:ilvl="5" w:tentative="1">
+      <w:start w:val="1"/>
+      <w:numFmt w:val="bullet"/>
+      <w:lvlText w:val=""/>
+      <w:lvlJc w:val="left"/>
+      <w:pPr>
+        <w:tabs>
+          <w:tab w:val="num" w:pos="4320"/>
+        </w:tabs>
+        <w:ind w:left="4320" w:hanging="360"/>
+      </w:pPr>
+      <w:rPr>
+        <w:rFonts w:ascii="Wingdings" w:hAnsi="Wingdings" w:hint="default"/>
+        <w:sz w:val="20"/>
+      </w:rPr>
+    </w:lvl>
+    <w:lvl w:ilvl="6" w:tentative="1">
+      <w:start w:val="1"/>
+      <w:numFmt w:val="bullet"/>
+      <w:lvlText w:val=""/>
+      <w:lvlJc w:val="left"/>
+      <w:pPr>
+        <w:tabs>
+          <w:tab w:val="num" w:pos="5040"/>
+        </w:tabs>
+        <w:ind w:left="5040" w:hanging="360"/>
+      </w:pPr>
+      <w:rPr>
+        <w:rFonts w:ascii="Wingdings" w:hAnsi="Wingdings" w:hint="default"/>
+        <w:sz w:val="20"/>
+      </w:rPr>
+    </w:lvl>
+    <w:lvl w:ilvl="7" w:tentative="1">
+      <w:start w:val="1"/>
+      <w:numFmt w:val="bullet"/>
+      <w:lvlText w:val=""/>
+      <w:lvlJc w:val="left"/>
+      <w:pPr>
+        <w:tabs>
+          <w:tab w:val="num" w:pos="5760"/>
+        </w:tabs>
+        <w:ind w:left="5760" w:hanging="360"/>
+      </w:pPr>
+      <w:rPr>
+        <w:rFonts w:ascii="Wingdings" w:hAnsi="Wingdings" w:hint="default"/>
+        <w:sz w:val="20"/>
+      </w:rPr>
+    </w:lvl>
+    <w:lvl w:ilvl="8" w:tentative="1">
+      <w:start w:val="1"/>
+      <w:numFmt w:val="bullet"/>
+      <w:lvlText w:val=""/>
+      <w:lvlJc w:val="left"/>
+      <w:pPr>
+        <w:tabs>
+          <w:tab w:val="num" w:pos="6480"/>
+        </w:tabs>
+        <w:ind w:left="6480" w:hanging="360"/>
+      </w:pPr>
+      <w:rPr>
+        <w:rFonts w:ascii="Wingdings" w:hAnsi="Wingdings" w:hint="default"/>
+        <w:sz w:val="20"/>
+      </w:rPr>
+    </w:lvl>
+  </w:abstractNum>
+  <w:abstractNum w:abstractNumId="35" w15:restartNumberingAfterBreak="0">
     <w:nsid w:val="650D64AA"/>
     <w:multiLevelType w:val="hybridMultilevel"/>
     <w:tmpl w:val="3EBC3564"/>
@@ -12240,7 +13551,7 @@
       </w:rPr>
     </w:lvl>
   </w:abstractNum>
-  <w:abstractNum w:abstractNumId="31" w15:restartNumberingAfterBreak="0">
+  <w:abstractNum w:abstractNumId="36" w15:restartNumberingAfterBreak="0">
     <w:nsid w:val="66324AA6"/>
     <w:multiLevelType w:val="hybridMultilevel"/>
     <w:tmpl w:val="28B894CE"/>
@@ -12352,7 +13663,7 @@
       </w:rPr>
     </w:lvl>
   </w:abstractNum>
-  <w:abstractNum w:abstractNumId="32" w15:restartNumberingAfterBreak="0">
+  <w:abstractNum w:abstractNumId="37" w15:restartNumberingAfterBreak="0">
     <w:nsid w:val="6794636B"/>
     <w:multiLevelType w:val="hybridMultilevel"/>
     <w:tmpl w:val="4776F2DE"/>
@@ -12442,7 +13753,206 @@
       </w:pPr>
     </w:lvl>
   </w:abstractNum>
-  <w:abstractNum w:abstractNumId="33" w15:restartNumberingAfterBreak="0">
+  <w:abstractNum w:abstractNumId="38" w15:restartNumberingAfterBreak="0">
+    <w:nsid w:val="6DF6355A"/>
+    <w:multiLevelType w:val="hybridMultilevel"/>
+    <w:tmpl w:val="026C6170"/>
+    <w:lvl w:ilvl="0" w:tplc="04090003">
+      <w:start w:val="1"/>
+      <w:numFmt w:val="bullet"/>
+      <w:lvlText w:val="o"/>
+      <w:lvlJc w:val="left"/>
+      <w:pPr>
+        <w:ind w:left="720" w:hanging="360"/>
+      </w:pPr>
+      <w:rPr>
+        <w:rFonts w:ascii="Courier New" w:hAnsi="Courier New" w:cs="Courier New" w:hint="default"/>
+      </w:rPr>
+    </w:lvl>
+    <w:lvl w:ilvl="1" w:tplc="042A0003">
+      <w:start w:val="1"/>
+      <w:numFmt w:val="bullet"/>
+      <w:lvlText w:val="o"/>
+      <w:lvlJc w:val="left"/>
+      <w:pPr>
+        <w:ind w:left="1440" w:hanging="360"/>
+      </w:pPr>
+      <w:rPr>
+        <w:rFonts w:ascii="Courier New" w:hAnsi="Courier New" w:cs="Courier New" w:hint="default"/>
+      </w:rPr>
+    </w:lvl>
+    <w:lvl w:ilvl="2" w:tplc="042A0005" w:tentative="1">
+      <w:start w:val="1"/>
+      <w:numFmt w:val="bullet"/>
+      <w:lvlText w:val=""/>
+      <w:lvlJc w:val="left"/>
+      <w:pPr>
+        <w:ind w:left="2160" w:hanging="360"/>
+      </w:pPr>
+      <w:rPr>
+        <w:rFonts w:ascii="Wingdings" w:hAnsi="Wingdings" w:hint="default"/>
+      </w:rPr>
+    </w:lvl>
+    <w:lvl w:ilvl="3" w:tplc="042A0001" w:tentative="1">
+      <w:start w:val="1"/>
+      <w:numFmt w:val="bullet"/>
+      <w:lvlText w:val=""/>
+      <w:lvlJc w:val="left"/>
+      <w:pPr>
+        <w:ind w:left="2880" w:hanging="360"/>
+      </w:pPr>
+      <w:rPr>
+        <w:rFonts w:ascii="Symbol" w:hAnsi="Symbol" w:hint="default"/>
+      </w:rPr>
+    </w:lvl>
+    <w:lvl w:ilvl="4" w:tplc="042A0003" w:tentative="1">
+      <w:start w:val="1"/>
+      <w:numFmt w:val="bullet"/>
+      <w:lvlText w:val="o"/>
+      <w:lvlJc w:val="left"/>
+      <w:pPr>
+        <w:ind w:left="3600" w:hanging="360"/>
+      </w:pPr>
+      <w:rPr>
+        <w:rFonts w:ascii="Courier New" w:hAnsi="Courier New" w:cs="Courier New" w:hint="default"/>
+      </w:rPr>
+    </w:lvl>
+    <w:lvl w:ilvl="5" w:tplc="042A0005" w:tentative="1">
+      <w:start w:val="1"/>
+      <w:numFmt w:val="bullet"/>
+      <w:lvlText w:val=""/>
+      <w:lvlJc w:val="left"/>
+      <w:pPr>
+        <w:ind w:left="4320" w:hanging="360"/>
+      </w:pPr>
+      <w:rPr>
+        <w:rFonts w:ascii="Wingdings" w:hAnsi="Wingdings" w:hint="default"/>
+      </w:rPr>
+    </w:lvl>
+    <w:lvl w:ilvl="6" w:tplc="042A0001" w:tentative="1">
+      <w:start w:val="1"/>
+      <w:numFmt w:val="bullet"/>
+      <w:lvlText w:val=""/>
+      <w:lvlJc w:val="left"/>
+      <w:pPr>
+        <w:ind w:left="5040" w:hanging="360"/>
+      </w:pPr>
+      <w:rPr>
+        <w:rFonts w:ascii="Symbol" w:hAnsi="Symbol" w:hint="default"/>
+      </w:rPr>
+    </w:lvl>
+    <w:lvl w:ilvl="7" w:tplc="042A0003" w:tentative="1">
+      <w:start w:val="1"/>
+      <w:numFmt w:val="bullet"/>
+      <w:lvlText w:val="o"/>
+      <w:lvlJc w:val="left"/>
+      <w:pPr>
+        <w:ind w:left="5760" w:hanging="360"/>
+      </w:pPr>
+      <w:rPr>
+        <w:rFonts w:ascii="Courier New" w:hAnsi="Courier New" w:cs="Courier New" w:hint="default"/>
+      </w:rPr>
+    </w:lvl>
+    <w:lvl w:ilvl="8" w:tplc="042A0005" w:tentative="1">
+      <w:start w:val="1"/>
+      <w:numFmt w:val="bullet"/>
+      <w:lvlText w:val=""/>
+      <w:lvlJc w:val="left"/>
+      <w:pPr>
+        <w:ind w:left="6480" w:hanging="360"/>
+      </w:pPr>
+      <w:rPr>
+        <w:rFonts w:ascii="Wingdings" w:hAnsi="Wingdings" w:hint="default"/>
+      </w:rPr>
+    </w:lvl>
+  </w:abstractNum>
+  <w:abstractNum w:abstractNumId="39" w15:restartNumberingAfterBreak="0">
+    <w:nsid w:val="6F95744A"/>
+    <w:multiLevelType w:val="hybridMultilevel"/>
+    <w:tmpl w:val="F62202BA"/>
+    <w:lvl w:ilvl="0" w:tplc="0409000F">
+      <w:start w:val="1"/>
+      <w:numFmt w:val="decimal"/>
+      <w:lvlText w:val="%1."/>
+      <w:lvlJc w:val="left"/>
+      <w:pPr>
+        <w:ind w:left="720" w:hanging="360"/>
+      </w:pPr>
+    </w:lvl>
+    <w:lvl w:ilvl="1" w:tplc="042A0019" w:tentative="1">
+      <w:start w:val="1"/>
+      <w:numFmt w:val="lowerLetter"/>
+      <w:lvlText w:val="%2."/>
+      <w:lvlJc w:val="left"/>
+      <w:pPr>
+        <w:ind w:left="1440" w:hanging="360"/>
+      </w:pPr>
+    </w:lvl>
+    <w:lvl w:ilvl="2" w:tplc="042A001B" w:tentative="1">
+      <w:start w:val="1"/>
+      <w:numFmt w:val="lowerRoman"/>
+      <w:lvlText w:val="%3."/>
+      <w:lvlJc w:val="right"/>
+      <w:pPr>
+        <w:ind w:left="2160" w:hanging="180"/>
+      </w:pPr>
+    </w:lvl>
+    <w:lvl w:ilvl="3" w:tplc="042A000F" w:tentative="1">
+      <w:start w:val="1"/>
+      <w:numFmt w:val="decimal"/>
+      <w:lvlText w:val="%4."/>
+      <w:lvlJc w:val="left"/>
+      <w:pPr>
+        <w:ind w:left="2880" w:hanging="360"/>
+      </w:pPr>
+    </w:lvl>
+    <w:lvl w:ilvl="4" w:tplc="042A0019" w:tentative="1">
+      <w:start w:val="1"/>
+      <w:numFmt w:val="lowerLetter"/>
+      <w:lvlText w:val="%5."/>
+      <w:lvlJc w:val="left"/>
+      <w:pPr>
+        <w:ind w:left="3600" w:hanging="360"/>
+      </w:pPr>
+    </w:lvl>
+    <w:lvl w:ilvl="5" w:tplc="042A001B" w:tentative="1">
+      <w:start w:val="1"/>
+      <w:numFmt w:val="lowerRoman"/>
+      <w:lvlText w:val="%6."/>
+      <w:lvlJc w:val="right"/>
+      <w:pPr>
+        <w:ind w:left="4320" w:hanging="180"/>
+      </w:pPr>
+    </w:lvl>
+    <w:lvl w:ilvl="6" w:tplc="042A000F" w:tentative="1">
+      <w:start w:val="1"/>
+      <w:numFmt w:val="decimal"/>
+      <w:lvlText w:val="%7."/>
+      <w:lvlJc w:val="left"/>
+      <w:pPr>
+        <w:ind w:left="5040" w:hanging="360"/>
+      </w:pPr>
+    </w:lvl>
+    <w:lvl w:ilvl="7" w:tplc="042A0019" w:tentative="1">
+      <w:start w:val="1"/>
+      <w:numFmt w:val="lowerLetter"/>
+      <w:lvlText w:val="%8."/>
+      <w:lvlJc w:val="left"/>
+      <w:pPr>
+        <w:ind w:left="5760" w:hanging="360"/>
+      </w:pPr>
+    </w:lvl>
+    <w:lvl w:ilvl="8" w:tplc="042A001B" w:tentative="1">
+      <w:start w:val="1"/>
+      <w:numFmt w:val="lowerRoman"/>
+      <w:lvlText w:val="%9."/>
+      <w:lvlJc w:val="right"/>
+      <w:pPr>
+        <w:ind w:left="6480" w:hanging="180"/>
+      </w:pPr>
+    </w:lvl>
+  </w:abstractNum>
+  <w:abstractNum w:abstractNumId="40" w15:restartNumberingAfterBreak="0">
     <w:nsid w:val="71563FC7"/>
     <w:multiLevelType w:val="hybridMultilevel"/>
     <w:tmpl w:val="CF9AC6A4"/>
@@ -12554,7 +14064,7 @@
       </w:rPr>
     </w:lvl>
   </w:abstractNum>
-  <w:abstractNum w:abstractNumId="34" w15:restartNumberingAfterBreak="0">
+  <w:abstractNum w:abstractNumId="41" w15:restartNumberingAfterBreak="0">
     <w:nsid w:val="73B075F3"/>
     <w:multiLevelType w:val="hybridMultilevel"/>
     <w:tmpl w:val="761A53D0"/>
@@ -12640,7 +14150,7 @@
       </w:pPr>
     </w:lvl>
   </w:abstractNum>
-  <w:abstractNum w:abstractNumId="35" w15:restartNumberingAfterBreak="0">
+  <w:abstractNum w:abstractNumId="42" w15:restartNumberingAfterBreak="0">
     <w:nsid w:val="75700F79"/>
     <w:multiLevelType w:val="hybridMultilevel"/>
     <w:tmpl w:val="89200412"/>
@@ -12726,7 +14236,7 @@
       </w:pPr>
     </w:lvl>
   </w:abstractNum>
-  <w:abstractNum w:abstractNumId="36" w15:restartNumberingAfterBreak="0">
+  <w:abstractNum w:abstractNumId="43" w15:restartNumberingAfterBreak="0">
     <w:nsid w:val="7EE74103"/>
     <w:multiLevelType w:val="multilevel"/>
     <w:tmpl w:val="8D70A884"/>
@@ -12840,76 +14350,76 @@
     </w:lvl>
   </w:abstractNum>
   <w:num w:numId="1" w16cid:durableId="1048263901">
-    <w:abstractNumId w:val="36"/>
+    <w:abstractNumId w:val="43"/>
   </w:num>
   <w:num w:numId="2" w16cid:durableId="433748108">
     <w:abstractNumId w:val="7"/>
   </w:num>
   <w:num w:numId="3" w16cid:durableId="682515628">
-    <w:abstractNumId w:val="23"/>
+    <w:abstractNumId w:val="26"/>
   </w:num>
   <w:num w:numId="4" w16cid:durableId="1127234672">
     <w:abstractNumId w:val="1"/>
   </w:num>
   <w:num w:numId="5" w16cid:durableId="1086419286">
-    <w:abstractNumId w:val="32"/>
+    <w:abstractNumId w:val="37"/>
   </w:num>
   <w:num w:numId="6" w16cid:durableId="203058906">
     <w:abstractNumId w:val="4"/>
   </w:num>
   <w:num w:numId="7" w16cid:durableId="777869988">
-    <w:abstractNumId w:val="18"/>
+    <w:abstractNumId w:val="20"/>
   </w:num>
   <w:num w:numId="8" w16cid:durableId="1982072812">
-    <w:abstractNumId w:val="27"/>
+    <w:abstractNumId w:val="30"/>
   </w:num>
   <w:num w:numId="9" w16cid:durableId="910382264">
-    <w:abstractNumId w:val="33"/>
+    <w:abstractNumId w:val="40"/>
   </w:num>
   <w:num w:numId="10" w16cid:durableId="1615358520">
-    <w:abstractNumId w:val="20"/>
+    <w:abstractNumId w:val="22"/>
   </w:num>
   <w:num w:numId="11" w16cid:durableId="931888729">
-    <w:abstractNumId w:val="30"/>
+    <w:abstractNumId w:val="35"/>
   </w:num>
   <w:num w:numId="12" w16cid:durableId="219707487">
+    <w:abstractNumId w:val="16"/>
+  </w:num>
+  <w:num w:numId="13" w16cid:durableId="258216472">
     <w:abstractNumId w:val="15"/>
   </w:num>
-  <w:num w:numId="13" w16cid:durableId="258216472">
-    <w:abstractNumId w:val="14"/>
-  </w:num>
   <w:num w:numId="14" w16cid:durableId="507910242">
-    <w:abstractNumId w:val="12"/>
+    <w:abstractNumId w:val="13"/>
   </w:num>
   <w:num w:numId="15" w16cid:durableId="1502350820">
     <w:abstractNumId w:val="5"/>
   </w:num>
   <w:num w:numId="16" w16cid:durableId="372727619">
-    <w:abstractNumId w:val="26"/>
+    <w:abstractNumId w:val="29"/>
   </w:num>
   <w:num w:numId="17" w16cid:durableId="1569531378">
-    <w:abstractNumId w:val="11"/>
+    <w:abstractNumId w:val="12"/>
   </w:num>
   <w:num w:numId="18" w16cid:durableId="2008096078">
-    <w:abstractNumId w:val="34"/>
+    <w:abstractNumId w:val="41"/>
   </w:num>
   <w:num w:numId="19" w16cid:durableId="973560287">
     <w:abstractNumId w:val="2"/>
   </w:num>
   <w:num w:numId="20" w16cid:durableId="1753814148">
-    <w:abstractNumId w:val="22"/>
+    <w:abstractNumId w:val="25"/>
   </w:num>
   <w:num w:numId="21" w16cid:durableId="146559255">
     <w:abstractNumId w:val="9"/>
   </w:num>
   <w:num w:numId="22" w16cid:durableId="201404026">
-    <w:abstractNumId w:val="28"/>
+    <w:abstractNumId w:val="31"/>
   </w:num>
   <w:num w:numId="23" w16cid:durableId="1860503179">
-    <w:abstractNumId w:val="17"/>
+    <w:abstractNumId w:val="18"/>
   </w:num>
   <w:num w:numId="24" w16cid:durableId="2059435333">
-    <w:abstractNumId w:val="24"/>
+    <w:abstractNumId w:val="27"/>
   </w:num>
   <w:num w:numId="25" w16cid:durableId="1459831625">
     <w:abstractNumId w:val="0"/>
@@ -12918,37 +14428,58 @@
     <w:abstractNumId w:val="8"/>
   </w:num>
   <w:num w:numId="27" w16cid:durableId="394089234">
-    <w:abstractNumId w:val="13"/>
+    <w:abstractNumId w:val="14"/>
   </w:num>
   <w:num w:numId="28" w16cid:durableId="404454040">
-    <w:abstractNumId w:val="35"/>
+    <w:abstractNumId w:val="42"/>
   </w:num>
   <w:num w:numId="29" w16cid:durableId="733429777">
     <w:abstractNumId w:val="6"/>
   </w:num>
   <w:num w:numId="30" w16cid:durableId="1883983205">
-    <w:abstractNumId w:val="25"/>
+    <w:abstractNumId w:val="28"/>
   </w:num>
   <w:num w:numId="31" w16cid:durableId="193350320">
     <w:abstractNumId w:val="3"/>
   </w:num>
   <w:num w:numId="32" w16cid:durableId="1314137782">
-    <w:abstractNumId w:val="29"/>
+    <w:abstractNumId w:val="33"/>
   </w:num>
   <w:num w:numId="33" w16cid:durableId="793594852">
+    <w:abstractNumId w:val="21"/>
+  </w:num>
+  <w:num w:numId="34" w16cid:durableId="750658431">
+    <w:abstractNumId w:val="36"/>
+  </w:num>
+  <w:num w:numId="35" w16cid:durableId="462581664">
+    <w:abstractNumId w:val="11"/>
+  </w:num>
+  <w:num w:numId="36" w16cid:durableId="1258708051">
+    <w:abstractNumId w:val="17"/>
+  </w:num>
+  <w:num w:numId="37" w16cid:durableId="340862489">
+    <w:abstractNumId w:val="23"/>
+  </w:num>
+  <w:num w:numId="38" w16cid:durableId="105661946">
+    <w:abstractNumId w:val="34"/>
+  </w:num>
+  <w:num w:numId="39" w16cid:durableId="572472956">
+    <w:abstractNumId w:val="32"/>
+  </w:num>
+  <w:num w:numId="40" w16cid:durableId="1882865451">
+    <w:abstractNumId w:val="10"/>
+  </w:num>
+  <w:num w:numId="41" w16cid:durableId="1134561342">
+    <w:abstractNumId w:val="39"/>
+  </w:num>
+  <w:num w:numId="42" w16cid:durableId="847989760">
+    <w:abstractNumId w:val="38"/>
+  </w:num>
+  <w:num w:numId="43" w16cid:durableId="2058695988">
     <w:abstractNumId w:val="19"/>
   </w:num>
-  <w:num w:numId="34" w16cid:durableId="750658431">
-    <w:abstractNumId w:val="31"/>
-  </w:num>
-  <w:num w:numId="35" w16cid:durableId="462581664">
-    <w:abstractNumId w:val="10"/>
-  </w:num>
-  <w:num w:numId="36" w16cid:durableId="1258708051">
-    <w:abstractNumId w:val="16"/>
-  </w:num>
-  <w:num w:numId="37" w16cid:durableId="340862489">
-    <w:abstractNumId w:val="21"/>
+  <w:num w:numId="44" w16cid:durableId="2830921">
+    <w:abstractNumId w:val="24"/>
   </w:num>
 </w:numbering>
 </file>
@@ -13352,7 +14883,7 @@
   <w:style w:type="paragraph" w:default="1" w:styleId="Normal">
     <w:name w:val="Normal"/>
     <w:qFormat/>
-    <w:rsid w:val="009346D4"/>
+    <w:rsid w:val="007271BE"/>
   </w:style>
   <w:style w:type="paragraph" w:styleId="Heading1">
     <w:name w:val="heading 1"/>
